--- a/納品レポート/PRIMECHANGE戦略レポート/PRIMECHANGE_分析2_スタッフパフォーマンス.docx
+++ b/納品レポート/PRIMECHANGE戦略レポート/PRIMECHANGE_分析2_スタッフパフォーマンス.docx
@@ -129,7 +129,7 @@
           <w:sz w:val="20"/>
           <w:szCs w:val="20"/>
         </w:rPr>
-        <w:t xml:space="preserve">19ホテルのスタッフ個人別パフォーマンスデータを分析しました。対象スタッフ510名、データ期間はR8年度（2月〜3月）です。</w:t>
+        <w:t xml:space="preserve">19ホテルのスタッフ個人別パフォーマンスデータを分析しました。対象スタッフ312名、データ期間はR8年度（2月〜4月）です。</w:t>
       </w:r>
     </w:p>
     <w:p>
@@ -167,7 +167,7 @@
           <w:sz w:val="20"/>
           <w:szCs w:val="20"/>
         </w:rPr>
-        <w:t xml:space="preserve">分析対象スタッフ総数: 510名（19ホテル）</w:t>
+        <w:t xml:space="preserve">分析対象スタッフ総数: 312名（19ホテル）</w:t>
       </w:r>
     </w:p>
     <w:p>
@@ -188,7 +188,7 @@
           <w:sz w:val="20"/>
           <w:szCs w:val="20"/>
         </w:rPr>
-        <w:t xml:space="preserve">クレーム発生メイド: 68名。上位13名が各2件以上のクレームを記録。</w:t>
+        <w:t xml:space="preserve">クレーム発生メイド: 111名。上位13名が各2件以上のクレームを記録。</w:t>
       </w:r>
     </w:p>
     <w:p>
@@ -209,7 +209,7 @@
           <w:sz w:val="20"/>
           <w:szCs w:val="20"/>
         </w:rPr>
-        <w:t xml:space="preserve">メイド1日あたり平均清掃室数: 10.2室（中央値10.1室）。最高24.3室から最低0.4室まで個人差が極めて大きい。</w:t>
+        <w:t xml:space="preserve">メイド1日あたり平均清掃室数: 11.1室（中央値12.2室）。最高26.0室から最低0.3室まで個人差が極めて大きい。</w:t>
       </w:r>
     </w:p>
     <w:p>
@@ -230,7 +230,7 @@
           <w:sz w:val="20"/>
           <w:szCs w:val="20"/>
         </w:rPr>
-        <w:t xml:space="preserve">チェッカークレーム: 58名のチェッカーがクレーム関連。「なし」（チェッカー不在時）が最多の9件。</w:t>
+        <w:t xml:space="preserve">チェッカークレーム: 85名のチェッカーがクレーム関連。「なし」（チェッカー不在時）が最多の9件。</w:t>
       </w:r>
     </w:p>
     <w:p>
@@ -251,7 +251,7 @@
           <w:sz w:val="20"/>
           <w:szCs w:val="20"/>
         </w:rPr>
-        <w:t xml:space="preserve">出勤分析: 全496名の平均出勤日数19.3日。高出勤者243名、低出勤者76名。</w:t>
+        <w:t xml:space="preserve">出勤分析: 全309名の平均出勤日数31.0日。高出勤者251名、低出勤者11名。</w:t>
       </w:r>
     </w:p>
     <w:p>
@@ -292,7 +292,7 @@
           <w:sz w:val="20"/>
           <w:szCs w:val="20"/>
         </w:rPr>
-        <w:t xml:space="preserve">クレームが報告された68名のメイドのうち、上位15名を以下に示します。</w:t>
+        <w:t xml:space="preserve">クレームが報告された111名のメイドのうち、上位15名を以下に示します。</w:t>
       </w:r>
     </w:p>
     <w:p>
@@ -537,7 +537,7 @@
                 <w:sz w:val="16"/>
                 <w:szCs w:val="16"/>
               </w:rPr>
-              <w:t xml:space="preserve">インドラ</w:t>
+              <w:t xml:space="preserve">不明</w:t>
             </w:r>
           </w:p>
         </w:tc>
@@ -571,7 +571,7 @@
                 <w:sz w:val="14"/>
                 <w:szCs w:val="14"/>
               </w:rPr>
-              <w:t xml:space="preserve">川崎日航ホテル</w:t>
+              <w:t xml:space="preserve">コンフォートホテル横浜関内</w:t>
             </w:r>
           </w:p>
         </w:tc>
@@ -605,7 +605,7 @@
                 <w:sz w:val="16"/>
                 <w:szCs w:val="16"/>
               </w:rPr>
-              <w:t xml:space="preserve">3</w:t>
+              <w:t xml:space="preserve">10</w:t>
             </w:r>
           </w:p>
         </w:tc>
@@ -675,7 +675,7 @@
                 <w:sz w:val="16"/>
                 <w:szCs w:val="16"/>
               </w:rPr>
-              <w:t xml:space="preserve">アンビカ</w:t>
+              <w:t xml:space="preserve">寺島</w:t>
             </w:r>
           </w:p>
         </w:tc>
@@ -709,7 +709,7 @@
                 <w:sz w:val="14"/>
                 <w:szCs w:val="14"/>
               </w:rPr>
-              <w:t xml:space="preserve">ダイワロイネットホテル東京大崎</w:t>
+              <w:t xml:space="preserve">コンフォートホテル横浜関内</w:t>
             </w:r>
           </w:p>
         </w:tc>
@@ -743,7 +743,7 @@
                 <w:sz w:val="16"/>
                 <w:szCs w:val="16"/>
               </w:rPr>
-              <w:t xml:space="preserve">2</w:t>
+              <w:t xml:space="preserve">5</w:t>
             </w:r>
           </w:p>
         </w:tc>
@@ -813,7 +813,7 @@
                 <w:sz w:val="16"/>
                 <w:szCs w:val="16"/>
               </w:rPr>
-              <w:t xml:space="preserve">グルン</w:t>
+              <w:t xml:space="preserve">インドラ</w:t>
             </w:r>
           </w:p>
         </w:tc>
@@ -847,7 +847,7 @@
                 <w:sz w:val="14"/>
                 <w:szCs w:val="14"/>
               </w:rPr>
-              <w:t xml:space="preserve">ダイワロイネットホテル東京大崎</w:t>
+              <w:t xml:space="preserve">川崎日航ホテル</w:t>
             </w:r>
           </w:p>
         </w:tc>
@@ -881,7 +881,7 @@
                 <w:sz w:val="16"/>
                 <w:szCs w:val="16"/>
               </w:rPr>
-              <w:t xml:space="preserve">2</w:t>
+              <w:t xml:space="preserve">5</w:t>
             </w:r>
           </w:p>
         </w:tc>
@@ -951,7 +951,7 @@
                 <w:sz w:val="16"/>
                 <w:szCs w:val="16"/>
               </w:rPr>
-              <w:t xml:space="preserve">ナウン</w:t>
+              <w:t xml:space="preserve">タパ</w:t>
             </w:r>
           </w:p>
         </w:tc>
@@ -985,7 +985,7 @@
                 <w:sz w:val="14"/>
                 <w:szCs w:val="14"/>
               </w:rPr>
-              <w:t xml:space="preserve">ダイワロイネットホテル東京大崎</w:t>
+              <w:t xml:space="preserve">コンフォートホテル横浜関内</w:t>
             </w:r>
           </w:p>
         </w:tc>
@@ -1019,7 +1019,7 @@
                 <w:sz w:val="16"/>
                 <w:szCs w:val="16"/>
               </w:rPr>
-              <w:t xml:space="preserve">2</w:t>
+              <w:t xml:space="preserve">4</w:t>
             </w:r>
           </w:p>
         </w:tc>
@@ -1089,7 +1089,7 @@
                 <w:sz w:val="16"/>
                 <w:szCs w:val="16"/>
               </w:rPr>
-              <w:t xml:space="preserve">サムジャナ</w:t>
+              <w:t xml:space="preserve">川名</w:t>
             </w:r>
           </w:p>
         </w:tc>
@@ -1123,7 +1123,7 @@
                 <w:sz w:val="14"/>
                 <w:szCs w:val="14"/>
               </w:rPr>
-              <w:t xml:space="preserve">ハートンホテル東品川</w:t>
+              <w:t xml:space="preserve">コンフォートホテル横浜関内</w:t>
             </w:r>
           </w:p>
         </w:tc>
@@ -1157,7 +1157,7 @@
                 <w:sz w:val="16"/>
                 <w:szCs w:val="16"/>
               </w:rPr>
-              <w:t xml:space="preserve">2</w:t>
+              <w:t xml:space="preserve">4</w:t>
             </w:r>
           </w:p>
         </w:tc>
@@ -1227,7 +1227,7 @@
                 <w:sz w:val="16"/>
                 <w:szCs w:val="16"/>
               </w:rPr>
-              <w:t xml:space="preserve">サンティ</w:t>
+              <w:t xml:space="preserve">森</w:t>
             </w:r>
           </w:p>
         </w:tc>
@@ -1261,7 +1261,7 @@
                 <w:sz w:val="14"/>
                 <w:szCs w:val="14"/>
               </w:rPr>
-              <w:t xml:space="preserve">ハートンホテル東品川</w:t>
+              <w:t xml:space="preserve">コンフォートホテル横浜関内</w:t>
             </w:r>
           </w:p>
         </w:tc>
@@ -1295,7 +1295,7 @@
                 <w:sz w:val="16"/>
                 <w:szCs w:val="16"/>
               </w:rPr>
-              <w:t xml:space="preserve">2</w:t>
+              <w:t xml:space="preserve">4</w:t>
             </w:r>
           </w:p>
         </w:tc>
@@ -1365,7 +1365,7 @@
                 <w:sz w:val="16"/>
                 <w:szCs w:val="16"/>
               </w:rPr>
-              <w:t xml:space="preserve">メイ</w:t>
+              <w:t xml:space="preserve">アンビカ</w:t>
             </w:r>
           </w:p>
         </w:tc>
@@ -1399,7 +1399,7 @@
                 <w:sz w:val="14"/>
                 <w:szCs w:val="14"/>
               </w:rPr>
-              <w:t xml:space="preserve">京成リッチモンドホテル東京錦糸町</w:t>
+              <w:t xml:space="preserve">ダイワロイネットホテル東京大崎</w:t>
             </w:r>
           </w:p>
         </w:tc>
@@ -1433,7 +1433,7 @@
                 <w:sz w:val="16"/>
                 <w:szCs w:val="16"/>
               </w:rPr>
-              <w:t xml:space="preserve">2</w:t>
+              <w:t xml:space="preserve">3</w:t>
             </w:r>
           </w:p>
         </w:tc>
@@ -1503,7 +1503,7 @@
                 <w:sz w:val="16"/>
                 <w:szCs w:val="16"/>
               </w:rPr>
-              <w:t xml:space="preserve">ラディカ</w:t>
+              <w:t xml:space="preserve">サンティ</w:t>
             </w:r>
           </w:p>
         </w:tc>
@@ -1537,7 +1537,7 @@
                 <w:sz w:val="14"/>
                 <w:szCs w:val="14"/>
               </w:rPr>
-              <w:t xml:space="preserve">第一イン池袋</w:t>
+              <w:t xml:space="preserve">ハートンホテル東品川</w:t>
             </w:r>
           </w:p>
         </w:tc>
@@ -1571,7 +1571,7 @@
                 <w:sz w:val="16"/>
                 <w:szCs w:val="16"/>
               </w:rPr>
-              <w:t xml:space="preserve">2</w:t>
+              <w:t xml:space="preserve">3</w:t>
             </w:r>
           </w:p>
         </w:tc>
@@ -1641,7 +1641,7 @@
                 <w:sz w:val="16"/>
                 <w:szCs w:val="16"/>
               </w:rPr>
-              <w:t xml:space="preserve">グルング</w:t>
+              <w:t xml:space="preserve">アウン</w:t>
             </w:r>
           </w:p>
         </w:tc>
@@ -1675,7 +1675,7 @@
                 <w:sz w:val="14"/>
                 <w:szCs w:val="14"/>
               </w:rPr>
-              <w:t xml:space="preserve">アパホテル蒲田駅東</w:t>
+              <w:t xml:space="preserve">コンフォートホテル横浜関内</w:t>
             </w:r>
           </w:p>
         </w:tc>
@@ -1709,7 +1709,7 @@
                 <w:sz w:val="16"/>
                 <w:szCs w:val="16"/>
               </w:rPr>
-              <w:t xml:space="preserve">2</w:t>
+              <w:t xml:space="preserve">3</w:t>
             </w:r>
           </w:p>
         </w:tc>
@@ -1779,7 +1779,7 @@
                 <w:sz w:val="16"/>
                 <w:szCs w:val="16"/>
               </w:rPr>
-              <w:t xml:space="preserve">サラマ</w:t>
+              <w:t xml:space="preserve">アンジェラ</w:t>
             </w:r>
           </w:p>
         </w:tc>
@@ -1813,7 +1813,7 @@
                 <w:sz w:val="14"/>
                 <w:szCs w:val="14"/>
               </w:rPr>
-              <w:t xml:space="preserve">アパホテル蒲田駅東</w:t>
+              <w:t xml:space="preserve">コンフォートホテル横浜関内</w:t>
             </w:r>
           </w:p>
         </w:tc>
@@ -1847,7 +1847,7 @@
                 <w:sz w:val="16"/>
                 <w:szCs w:val="16"/>
               </w:rPr>
-              <w:t xml:space="preserve">2</w:t>
+              <w:t xml:space="preserve">3</w:t>
             </w:r>
           </w:p>
         </w:tc>
@@ -1917,7 +1917,7 @@
                 <w:sz w:val="16"/>
                 <w:szCs w:val="16"/>
               </w:rPr>
-              <w:t xml:space="preserve">プン</w:t>
+              <w:t xml:space="preserve">ヤスミン</w:t>
             </w:r>
           </w:p>
         </w:tc>
@@ -1951,7 +1951,7 @@
                 <w:sz w:val="14"/>
                 <w:szCs w:val="14"/>
               </w:rPr>
-              <w:t xml:space="preserve">アパホテル蒲田駅東</w:t>
+              <w:t xml:space="preserve">コンフォートホテル横浜関内</w:t>
             </w:r>
           </w:p>
         </w:tc>
@@ -1985,7 +1985,7 @@
                 <w:sz w:val="16"/>
                 <w:szCs w:val="16"/>
               </w:rPr>
-              <w:t xml:space="preserve">2</w:t>
+              <w:t xml:space="preserve">3</w:t>
             </w:r>
           </w:p>
         </w:tc>
@@ -2055,7 +2055,7 @@
                 <w:sz w:val="16"/>
                 <w:szCs w:val="16"/>
               </w:rPr>
-              <w:t xml:space="preserve">山下</w:t>
+              <w:t xml:space="preserve">ヤムナ</w:t>
             </w:r>
           </w:p>
         </w:tc>
@@ -2089,7 +2089,7 @@
                 <w:sz w:val="14"/>
                 <w:szCs w:val="14"/>
               </w:rPr>
-              <w:t xml:space="preserve">アパホテル蒲田駅東</w:t>
+              <w:t xml:space="preserve">コンフォートホテル横浜関内</w:t>
             </w:r>
           </w:p>
         </w:tc>
@@ -2123,7 +2123,7 @@
                 <w:sz w:val="16"/>
                 <w:szCs w:val="16"/>
               </w:rPr>
-              <w:t xml:space="preserve">2</w:t>
+              <w:t xml:space="preserve">3</w:t>
             </w:r>
           </w:p>
         </w:tc>
@@ -2193,7 +2193,7 @@
                 <w:sz w:val="16"/>
                 <w:szCs w:val="16"/>
               </w:rPr>
-              <w:t xml:space="preserve">スニタ</w:t>
+              <w:t xml:space="preserve">ユ</w:t>
             </w:r>
           </w:p>
         </w:tc>
@@ -2227,7 +2227,7 @@
                 <w:sz w:val="14"/>
                 <w:szCs w:val="14"/>
               </w:rPr>
-              <w:t xml:space="preserve">川崎日航ホテル</w:t>
+              <w:t xml:space="preserve">コンフォートホテル横浜関内</w:t>
             </w:r>
           </w:p>
         </w:tc>
@@ -2261,7 +2261,7 @@
                 <w:sz w:val="16"/>
                 <w:szCs w:val="16"/>
               </w:rPr>
-              <w:t xml:space="preserve">2</w:t>
+              <w:t xml:space="preserve">3</w:t>
             </w:r>
           </w:p>
         </w:tc>
@@ -2331,7 +2331,7 @@
                 <w:sz w:val="16"/>
                 <w:szCs w:val="16"/>
               </w:rPr>
-              <w:t xml:space="preserve">黒田</w:t>
+              <w:t xml:space="preserve">インディラ</w:t>
             </w:r>
           </w:p>
         </w:tc>
@@ -2365,7 +2365,7 @@
                 <w:sz w:val="14"/>
                 <w:szCs w:val="14"/>
               </w:rPr>
-              <w:t xml:space="preserve">コンフォートホテル博多</w:t>
+              <w:t xml:space="preserve">川崎日航ホテル</w:t>
             </w:r>
           </w:p>
         </w:tc>
@@ -2399,7 +2399,7 @@
                 <w:sz w:val="16"/>
                 <w:szCs w:val="16"/>
               </w:rPr>
-              <w:t xml:space="preserve">2</w:t>
+              <w:t xml:space="preserve">3</w:t>
             </w:r>
           </w:p>
         </w:tc>
@@ -2469,7 +2469,7 @@
                 <w:sz w:val="16"/>
                 <w:szCs w:val="16"/>
               </w:rPr>
-              <w:t xml:space="preserve">クマリ</w:t>
+              <w:t xml:space="preserve">ラディカ</w:t>
             </w:r>
           </w:p>
         </w:tc>
@@ -2503,7 +2503,7 @@
                 <w:sz w:val="14"/>
                 <w:szCs w:val="14"/>
               </w:rPr>
-              <w:t xml:space="preserve">ダイワロイネットホテル東京大崎</w:t>
+              <w:t xml:space="preserve">川崎日航ホテル</w:t>
             </w:r>
           </w:p>
         </w:tc>
@@ -2533,11 +2533,11 @@
                 <w:rFonts w:ascii="Arial" w:cs="Arial" w:eastAsia="Arial" w:hAnsi="Arial"/>
                 <w:b/>
                 <w:bCs/>
-                <w:color w:val="333333"/>
-                <w:sz w:val="16"/>
-                <w:szCs w:val="16"/>
-              </w:rPr>
-              <w:t xml:space="preserve">1</w:t>
+                <w:color w:val="E74C3C"/>
+                <w:sz w:val="16"/>
+                <w:szCs w:val="16"/>
+              </w:rPr>
+              <w:t xml:space="preserve">3</w:t>
             </w:r>
           </w:p>
         </w:tc>
@@ -2642,7 +2642,7 @@
           <w:sz w:val="20"/>
           <w:szCs w:val="20"/>
         </w:rPr>
-        <w:t xml:space="preserve">クレーム関連のチェッカー58名の上位15名を以下に示します。</w:t>
+        <w:t xml:space="preserve">クレーム関連のチェッカー85名の上位15名を以下に示します。</w:t>
       </w:r>
     </w:p>
     <w:p>
@@ -2887,7 +2887,7 @@
                 <w:sz w:val="16"/>
                 <w:szCs w:val="16"/>
               </w:rPr>
-              <w:t xml:space="preserve">なし</w:t>
+              <w:t xml:space="preserve">ラジタ</w:t>
             </w:r>
           </w:p>
         </w:tc>
@@ -2921,7 +2921,7 @@
                 <w:sz w:val="14"/>
                 <w:szCs w:val="14"/>
               </w:rPr>
-              <w:t xml:space="preserve">アパホテル蒲田駅東</w:t>
+              <w:t xml:space="preserve">コンフォートホテル横浜関内</w:t>
             </w:r>
           </w:p>
         </w:tc>
@@ -2955,7 +2955,7 @@
                 <w:sz w:val="16"/>
                 <w:szCs w:val="16"/>
               </w:rPr>
-              <w:t xml:space="preserve">9</w:t>
+              <w:t xml:space="preserve">11</w:t>
             </w:r>
           </w:p>
         </w:tc>
@@ -3025,7 +3025,7 @@
                 <w:sz w:val="16"/>
                 <w:szCs w:val="16"/>
               </w:rPr>
-              <w:t xml:space="preserve">ピョー</w:t>
+              <w:t xml:space="preserve">なし</w:t>
             </w:r>
           </w:p>
         </w:tc>
@@ -3059,7 +3059,7 @@
                 <w:sz w:val="14"/>
                 <w:szCs w:val="14"/>
               </w:rPr>
-              <w:t xml:space="preserve">ダイワロイネットホテル東京大崎</w:t>
+              <w:t xml:space="preserve">アパホテル蒲田駅東</w:t>
             </w:r>
           </w:p>
         </w:tc>
@@ -3093,7 +3093,7 @@
                 <w:sz w:val="16"/>
                 <w:szCs w:val="16"/>
               </w:rPr>
-              <w:t xml:space="preserve">4</w:t>
+              <w:t xml:space="preserve">11</w:t>
             </w:r>
           </w:p>
         </w:tc>
@@ -3163,7 +3163,7 @@
                 <w:sz w:val="16"/>
                 <w:szCs w:val="16"/>
               </w:rPr>
-              <w:t xml:space="preserve">結城</w:t>
+              <w:t xml:space="preserve">不明</w:t>
             </w:r>
           </w:p>
         </w:tc>
@@ -3197,7 +3197,7 @@
                 <w:sz w:val="14"/>
                 <w:szCs w:val="14"/>
               </w:rPr>
-              <w:t xml:space="preserve">ダイワロイネットホテル東京大崎</w:t>
+              <w:t xml:space="preserve">コンフォートホテル横浜関内</w:t>
             </w:r>
           </w:p>
         </w:tc>
@@ -3231,7 +3231,7 @@
                 <w:sz w:val="16"/>
                 <w:szCs w:val="16"/>
               </w:rPr>
-              <w:t xml:space="preserve">4</w:t>
+              <w:t xml:space="preserve">10</w:t>
             </w:r>
           </w:p>
         </w:tc>
@@ -3301,7 +3301,7 @@
                 <w:sz w:val="16"/>
                 <w:szCs w:val="16"/>
               </w:rPr>
-              <w:t xml:space="preserve">谷口</w:t>
+              <w:t xml:space="preserve">島村</w:t>
             </w:r>
           </w:p>
         </w:tc>
@@ -3335,7 +3335,7 @@
                 <w:sz w:val="14"/>
                 <w:szCs w:val="14"/>
               </w:rPr>
-              <w:t xml:space="preserve">ハートンホテル東品川</w:t>
+              <w:t xml:space="preserve">コンフォートホテル横浜関内</w:t>
             </w:r>
           </w:p>
         </w:tc>
@@ -3369,7 +3369,7 @@
                 <w:sz w:val="16"/>
                 <w:szCs w:val="16"/>
               </w:rPr>
-              <w:t xml:space="preserve">3</w:t>
+              <w:t xml:space="preserve">10</w:t>
             </w:r>
           </w:p>
         </w:tc>
@@ -3439,7 +3439,7 @@
                 <w:sz w:val="16"/>
                 <w:szCs w:val="16"/>
               </w:rPr>
-              <w:t xml:space="preserve">サラ</w:t>
+              <w:t xml:space="preserve">藤田</w:t>
             </w:r>
           </w:p>
         </w:tc>
@@ -3473,7 +3473,7 @@
                 <w:sz w:val="14"/>
                 <w:szCs w:val="14"/>
               </w:rPr>
-              <w:t xml:space="preserve">ホテルケヤキゲート東京府中</w:t>
+              <w:t xml:space="preserve">川崎日航ホテル</w:t>
             </w:r>
           </w:p>
         </w:tc>
@@ -3507,7 +3507,7 @@
                 <w:sz w:val="16"/>
                 <w:szCs w:val="16"/>
               </w:rPr>
-              <w:t xml:space="preserve">3</w:t>
+              <w:t xml:space="preserve">8</w:t>
             </w:r>
           </w:p>
         </w:tc>
@@ -3577,7 +3577,7 @@
                 <w:sz w:val="16"/>
                 <w:szCs w:val="16"/>
               </w:rPr>
-              <w:t xml:space="preserve">チャン</w:t>
+              <w:t xml:space="preserve">セルフ</w:t>
             </w:r>
           </w:p>
         </w:tc>
@@ -3611,7 +3611,7 @@
                 <w:sz w:val="14"/>
                 <w:szCs w:val="14"/>
               </w:rPr>
-              <w:t xml:space="preserve">ダイワロイネットホテル東京大崎</w:t>
+              <w:t xml:space="preserve">コンフォートホテル横浜関内</w:t>
             </w:r>
           </w:p>
         </w:tc>
@@ -3641,11 +3641,11 @@
                 <w:rFonts w:ascii="Arial" w:cs="Arial" w:eastAsia="Arial" w:hAnsi="Arial"/>
                 <w:b/>
                 <w:bCs/>
-                <w:color w:val="FF9800"/>
-                <w:sz w:val="16"/>
-                <w:szCs w:val="16"/>
-              </w:rPr>
-              <w:t xml:space="preserve">2</w:t>
+                <w:color w:val="E74C3C"/>
+                <w:sz w:val="16"/>
+                <w:szCs w:val="16"/>
+              </w:rPr>
+              <w:t xml:space="preserve">7</w:t>
             </w:r>
           </w:p>
         </w:tc>
@@ -3715,7 +3715,7 @@
                 <w:sz w:val="16"/>
                 <w:szCs w:val="16"/>
               </w:rPr>
-              <w:t xml:space="preserve">サムジャナ</w:t>
+              <w:t xml:space="preserve">伊藤</w:t>
             </w:r>
           </w:p>
         </w:tc>
@@ -3749,7 +3749,7 @@
                 <w:sz w:val="14"/>
                 <w:szCs w:val="14"/>
               </w:rPr>
-              <w:t xml:space="preserve">ハートンホテル東品川</w:t>
+              <w:t xml:space="preserve">川崎日航ホテル</w:t>
             </w:r>
           </w:p>
         </w:tc>
@@ -3779,11 +3779,11 @@
                 <w:rFonts w:ascii="Arial" w:cs="Arial" w:eastAsia="Arial" w:hAnsi="Arial"/>
                 <w:b/>
                 <w:bCs/>
-                <w:color w:val="FF9800"/>
-                <w:sz w:val="16"/>
-                <w:szCs w:val="16"/>
-              </w:rPr>
-              <w:t xml:space="preserve">2</w:t>
+                <w:color w:val="E74C3C"/>
+                <w:sz w:val="16"/>
+                <w:szCs w:val="16"/>
+              </w:rPr>
+              <w:t xml:space="preserve">6</w:t>
             </w:r>
           </w:p>
         </w:tc>
@@ -3853,7 +3853,7 @@
                 <w:sz w:val="16"/>
                 <w:szCs w:val="16"/>
               </w:rPr>
-              <w:t xml:space="preserve">ジェ</w:t>
+              <w:t xml:space="preserve">チャン</w:t>
             </w:r>
           </w:p>
         </w:tc>
@@ -3887,7 +3887,7 @@
                 <w:sz w:val="14"/>
                 <w:szCs w:val="14"/>
               </w:rPr>
-              <w:t xml:space="preserve">ハートンホテル東品川</w:t>
+              <w:t xml:space="preserve">ダイワロイネットホテル東京大崎</w:t>
             </w:r>
           </w:p>
         </w:tc>
@@ -3917,11 +3917,11 @@
                 <w:rFonts w:ascii="Arial" w:cs="Arial" w:eastAsia="Arial" w:hAnsi="Arial"/>
                 <w:b/>
                 <w:bCs/>
-                <w:color w:val="FF9800"/>
-                <w:sz w:val="16"/>
-                <w:szCs w:val="16"/>
-              </w:rPr>
-              <w:t xml:space="preserve">2</w:t>
+                <w:color w:val="E74C3C"/>
+                <w:sz w:val="16"/>
+                <w:szCs w:val="16"/>
+              </w:rPr>
+              <w:t xml:space="preserve">5</w:t>
             </w:r>
           </w:p>
         </w:tc>
@@ -3991,7 +3991,7 @@
                 <w:sz w:val="16"/>
                 <w:szCs w:val="16"/>
               </w:rPr>
-              <w:t xml:space="preserve">ラディカ</w:t>
+              <w:t xml:space="preserve">サラ</w:t>
             </w:r>
           </w:p>
         </w:tc>
@@ -4025,7 +4025,7 @@
                 <w:sz w:val="14"/>
                 <w:szCs w:val="14"/>
               </w:rPr>
-              <w:t xml:space="preserve">ハートンホテル東品川</w:t>
+              <w:t xml:space="preserve">ホテルケヤキゲート東京府中</w:t>
             </w:r>
           </w:p>
         </w:tc>
@@ -4055,11 +4055,11 @@
                 <w:rFonts w:ascii="Arial" w:cs="Arial" w:eastAsia="Arial" w:hAnsi="Arial"/>
                 <w:b/>
                 <w:bCs/>
-                <w:color w:val="FF9800"/>
-                <w:sz w:val="16"/>
-                <w:szCs w:val="16"/>
-              </w:rPr>
-              <w:t xml:space="preserve">2</w:t>
+                <w:color w:val="E74C3C"/>
+                <w:sz w:val="16"/>
+                <w:szCs w:val="16"/>
+              </w:rPr>
+              <w:t xml:space="preserve">5</w:t>
             </w:r>
           </w:p>
         </w:tc>
@@ -4129,7 +4129,7 @@
                 <w:sz w:val="16"/>
                 <w:szCs w:val="16"/>
               </w:rPr>
-              <w:t xml:space="preserve">シャキラ</w:t>
+              <w:t xml:space="preserve">メイ</w:t>
             </w:r>
           </w:p>
         </w:tc>
@@ -4193,11 +4193,11 @@
                 <w:rFonts w:ascii="Arial" w:cs="Arial" w:eastAsia="Arial" w:hAnsi="Arial"/>
                 <w:b/>
                 <w:bCs/>
-                <w:color w:val="FF9800"/>
-                <w:sz w:val="16"/>
-                <w:szCs w:val="16"/>
-              </w:rPr>
-              <w:t xml:space="preserve">2</w:t>
+                <w:color w:val="E74C3C"/>
+                <w:sz w:val="16"/>
+                <w:szCs w:val="16"/>
+              </w:rPr>
+              <w:t xml:space="preserve">5</w:t>
             </w:r>
           </w:p>
         </w:tc>
@@ -4267,7 +4267,7 @@
                 <w:sz w:val="16"/>
                 <w:szCs w:val="16"/>
               </w:rPr>
-              <w:t xml:space="preserve">メイ</w:t>
+              <w:t xml:space="preserve">児山</w:t>
             </w:r>
           </w:p>
         </w:tc>
@@ -4301,7 +4301,7 @@
                 <w:sz w:val="14"/>
                 <w:szCs w:val="14"/>
               </w:rPr>
-              <w:t xml:space="preserve">京成リッチモンドホテル東京錦糸町</w:t>
+              <w:t xml:space="preserve">川崎日航ホテル</w:t>
             </w:r>
           </w:p>
         </w:tc>
@@ -4331,11 +4331,11 @@
                 <w:rFonts w:ascii="Arial" w:cs="Arial" w:eastAsia="Arial" w:hAnsi="Arial"/>
                 <w:b/>
                 <w:bCs/>
-                <w:color w:val="FF9800"/>
-                <w:sz w:val="16"/>
-                <w:szCs w:val="16"/>
-              </w:rPr>
-              <w:t xml:space="preserve">2</w:t>
+                <w:color w:val="E74C3C"/>
+                <w:sz w:val="16"/>
+                <w:szCs w:val="16"/>
+              </w:rPr>
+              <w:t xml:space="preserve">5</w:t>
             </w:r>
           </w:p>
         </w:tc>
@@ -4405,7 +4405,7 @@
                 <w:sz w:val="16"/>
                 <w:szCs w:val="16"/>
               </w:rPr>
-              <w:t xml:space="preserve">ティン</w:t>
+              <w:t xml:space="preserve">ピョー</w:t>
             </w:r>
           </w:p>
         </w:tc>
@@ -4439,7 +4439,7 @@
                 <w:sz w:val="14"/>
                 <w:szCs w:val="14"/>
               </w:rPr>
-              <w:t xml:space="preserve">第一イン池袋</w:t>
+              <w:t xml:space="preserve">ダイワロイネットホテル東京大崎</w:t>
             </w:r>
           </w:p>
         </w:tc>
@@ -4469,11 +4469,11 @@
                 <w:rFonts w:ascii="Arial" w:cs="Arial" w:eastAsia="Arial" w:hAnsi="Arial"/>
                 <w:b/>
                 <w:bCs/>
-                <w:color w:val="FF9800"/>
-                <w:sz w:val="16"/>
-                <w:szCs w:val="16"/>
-              </w:rPr>
-              <w:t xml:space="preserve">2</w:t>
+                <w:color w:val="E74C3C"/>
+                <w:sz w:val="16"/>
+                <w:szCs w:val="16"/>
+              </w:rPr>
+              <w:t xml:space="preserve">4</w:t>
             </w:r>
           </w:p>
         </w:tc>
@@ -4543,7 +4543,7 @@
                 <w:sz w:val="16"/>
                 <w:szCs w:val="16"/>
               </w:rPr>
-              <w:t xml:space="preserve">富田</w:t>
+              <w:t xml:space="preserve">結城</w:t>
             </w:r>
           </w:p>
         </w:tc>
@@ -4577,7 +4577,7 @@
                 <w:sz w:val="14"/>
                 <w:szCs w:val="14"/>
               </w:rPr>
-              <w:t xml:space="preserve">コンフォートスイーツ東京ベイ</w:t>
+              <w:t xml:space="preserve">ダイワロイネットホテル東京大崎</w:t>
             </w:r>
           </w:p>
         </w:tc>
@@ -4607,11 +4607,11 @@
                 <w:rFonts w:ascii="Arial" w:cs="Arial" w:eastAsia="Arial" w:hAnsi="Arial"/>
                 <w:b/>
                 <w:bCs/>
-                <w:color w:val="FF9800"/>
-                <w:sz w:val="16"/>
-                <w:szCs w:val="16"/>
-              </w:rPr>
-              <w:t xml:space="preserve">2</w:t>
+                <w:color w:val="E74C3C"/>
+                <w:sz w:val="16"/>
+                <w:szCs w:val="16"/>
+              </w:rPr>
+              <w:t xml:space="preserve">4</w:t>
             </w:r>
           </w:p>
         </w:tc>
@@ -4681,7 +4681,7 @@
                 <w:sz w:val="16"/>
                 <w:szCs w:val="16"/>
               </w:rPr>
-              <w:t xml:space="preserve">松岡</w:t>
+              <w:t xml:space="preserve">ラディカ</w:t>
             </w:r>
           </w:p>
         </w:tc>
@@ -4715,7 +4715,7 @@
                 <w:sz w:val="14"/>
                 <w:szCs w:val="14"/>
               </w:rPr>
-              <w:t xml:space="preserve">コンフォートスイーツ東京ベイ</w:t>
+              <w:t xml:space="preserve">ハートンホテル東品川</w:t>
             </w:r>
           </w:p>
         </w:tc>
@@ -4745,11 +4745,11 @@
                 <w:rFonts w:ascii="Arial" w:cs="Arial" w:eastAsia="Arial" w:hAnsi="Arial"/>
                 <w:b/>
                 <w:bCs/>
-                <w:color w:val="FF9800"/>
-                <w:sz w:val="16"/>
-                <w:szCs w:val="16"/>
-              </w:rPr>
-              <w:t xml:space="preserve">2</w:t>
+                <w:color w:val="E74C3C"/>
+                <w:sz w:val="16"/>
+                <w:szCs w:val="16"/>
+              </w:rPr>
+              <w:t xml:space="preserve">4</w:t>
             </w:r>
           </w:p>
         </w:tc>
@@ -4819,7 +4819,7 @@
                 <w:sz w:val="16"/>
                 <w:szCs w:val="16"/>
               </w:rPr>
-              <w:t xml:space="preserve">ホアン</w:t>
+              <w:t xml:space="preserve">ラジタ</w:t>
             </w:r>
           </w:p>
         </w:tc>
@@ -4853,7 +4853,7 @@
                 <w:sz w:val="14"/>
                 <w:szCs w:val="14"/>
               </w:rPr>
-              <w:t xml:space="preserve">コンフォートホテルERA東神田</w:t>
+              <w:t xml:space="preserve">ハートンホテル東品川</w:t>
             </w:r>
           </w:p>
         </w:tc>
@@ -4883,11 +4883,11 @@
                 <w:rFonts w:ascii="Arial" w:cs="Arial" w:eastAsia="Arial" w:hAnsi="Arial"/>
                 <w:b/>
                 <w:bCs/>
-                <w:color w:val="FF9800"/>
-                <w:sz w:val="16"/>
-                <w:szCs w:val="16"/>
-              </w:rPr>
-              <w:t xml:space="preserve">2</w:t>
+                <w:color w:val="E74C3C"/>
+                <w:sz w:val="16"/>
+                <w:szCs w:val="16"/>
+              </w:rPr>
+              <w:t xml:space="preserve">3</w:t>
             </w:r>
           </w:p>
         </w:tc>
@@ -5013,7 +5013,7 @@
           <w:sz w:val="20"/>
           <w:szCs w:val="20"/>
         </w:rPr>
-        <w:t xml:space="preserve">室数データのあるメイド286名の1日あたり清掃室数を分析しました。</w:t>
+        <w:t xml:space="preserve">室数データのあるメイド187名の1日あたり清掃室数を分析しました。</w:t>
       </w:r>
     </w:p>
     <w:p>
@@ -5051,7 +5051,7 @@
           <w:sz w:val="20"/>
           <w:szCs w:val="20"/>
         </w:rPr>
-        <w:t xml:space="preserve">平均: 10.2室/日</w:t>
+        <w:t xml:space="preserve">平均: 11.1室/日</w:t>
       </w:r>
     </w:p>
     <w:p>
@@ -5072,7 +5072,7 @@
           <w:sz w:val="20"/>
           <w:szCs w:val="20"/>
         </w:rPr>
-        <w:t xml:space="preserve">中央値: 10.1室/日</w:t>
+        <w:t xml:space="preserve">中央値: 12.2室/日</w:t>
       </w:r>
     </w:p>
     <w:p>
@@ -5093,7 +5093,7 @@
           <w:sz w:val="20"/>
           <w:szCs w:val="20"/>
         </w:rPr>
-        <w:t xml:space="preserve">最高: 24.3室/日（楊 - チサンホテル浜松町）</w:t>
+        <w:t xml:space="preserve">最高: 26.0室/日（楊 - チサンホテル浜松町）</w:t>
       </w:r>
     </w:p>
     <w:p>
@@ -5114,7 +5114,7 @@
           <w:sz w:val="20"/>
           <w:szCs w:val="20"/>
         </w:rPr>
-        <w:t xml:space="preserve">最低: 0.4室/日</w:t>
+        <w:t xml:space="preserve">最低: 0.3室/日</w:t>
       </w:r>
     </w:p>
     <w:p>
@@ -5554,41 +5554,41 @@
                 <w:sz w:val="16"/>
                 <w:szCs w:val="16"/>
               </w:rPr>
-              <w:t xml:space="preserve">35</w:t>
-            </w:r>
-          </w:p>
-        </w:tc>
-        <w:tc>
-          <w:tcPr>
-            <w:tcBorders>
-              <w:top w:val="single" w:color="CCCCCC" w:sz="1"/>
-              <w:left w:val="single" w:color="CCCCCC" w:sz="1"/>
-              <w:bottom w:val="single" w:color="CCCCCC" w:sz="1"/>
-              <w:right w:val="single" w:color="CCCCCC" w:sz="1"/>
-            </w:tcBorders>
-            <w:shd w:fill="F5F7FA" w:color="F5F7FA" w:val="solid"/>
-            <w:tcMar>
-              <w:top w:type="dxa" w:w="60"/>
-              <w:left w:type="dxa" w:w="100"/>
-              <w:bottom w:type="dxa" w:w="60"/>
-              <w:right w:type="dxa" w:w="100"/>
-            </w:tcMar>
-            <w:vAlign w:val="center"/>
-          </w:tcPr>
-          <w:p>
-            <w:pPr>
-              <w:jc w:val="center"/>
-            </w:pPr>
-            <w:r>
-              <w:rPr>
-                <w:rFonts w:ascii="Arial" w:cs="Arial" w:eastAsia="Arial" w:hAnsi="Arial"/>
-                <w:b w:val="false"/>
-                <w:bCs w:val="false"/>
-                <w:color w:val="333333"/>
-                <w:sz w:val="16"/>
-                <w:szCs w:val="16"/>
-              </w:rPr>
-              <w:t xml:space="preserve">852</w:t>
+              <w:t xml:space="preserve">57</w:t>
+            </w:r>
+          </w:p>
+        </w:tc>
+        <w:tc>
+          <w:tcPr>
+            <w:tcBorders>
+              <w:top w:val="single" w:color="CCCCCC" w:sz="1"/>
+              <w:left w:val="single" w:color="CCCCCC" w:sz="1"/>
+              <w:bottom w:val="single" w:color="CCCCCC" w:sz="1"/>
+              <w:right w:val="single" w:color="CCCCCC" w:sz="1"/>
+            </w:tcBorders>
+            <w:shd w:fill="F5F7FA" w:color="F5F7FA" w:val="solid"/>
+            <w:tcMar>
+              <w:top w:type="dxa" w:w="60"/>
+              <w:left w:type="dxa" w:w="100"/>
+              <w:bottom w:type="dxa" w:w="60"/>
+              <w:right w:type="dxa" w:w="100"/>
+            </w:tcMar>
+            <w:vAlign w:val="center"/>
+          </w:tcPr>
+          <w:p>
+            <w:pPr>
+              <w:jc w:val="center"/>
+            </w:pPr>
+            <w:r>
+              <w:rPr>
+                <w:rFonts w:ascii="Arial" w:cs="Arial" w:eastAsia="Arial" w:hAnsi="Arial"/>
+                <w:b w:val="false"/>
+                <w:bCs w:val="false"/>
+                <w:color w:val="333333"/>
+                <w:sz w:val="16"/>
+                <w:szCs w:val="16"/>
+              </w:rPr>
+              <w:t xml:space="preserve">1483</w:t>
             </w:r>
           </w:p>
         </w:tc>
@@ -5622,7 +5622,7 @@
                 <w:sz w:val="16"/>
                 <w:szCs w:val="16"/>
               </w:rPr>
-              <w:t xml:space="preserve">24.3</w:t>
+              <w:t xml:space="preserve">26.0</w:t>
             </w:r>
           </w:p>
         </w:tc>
@@ -5794,41 +5794,41 @@
                 <w:sz w:val="16"/>
                 <w:szCs w:val="16"/>
               </w:rPr>
-              <w:t xml:space="preserve">36</w:t>
-            </w:r>
-          </w:p>
-        </w:tc>
-        <w:tc>
-          <w:tcPr>
-            <w:tcBorders>
-              <w:top w:val="single" w:color="CCCCCC" w:sz="1"/>
-              <w:left w:val="single" w:color="CCCCCC" w:sz="1"/>
-              <w:bottom w:val="single" w:color="CCCCCC" w:sz="1"/>
-              <w:right w:val="single" w:color="CCCCCC" w:sz="1"/>
-            </w:tcBorders>
-            <w:shd w:fill="FFFFFF" w:color="FFFFFF" w:val="solid"/>
-            <w:tcMar>
-              <w:top w:type="dxa" w:w="60"/>
-              <w:left w:type="dxa" w:w="100"/>
-              <w:bottom w:type="dxa" w:w="60"/>
-              <w:right w:type="dxa" w:w="100"/>
-            </w:tcMar>
-            <w:vAlign w:val="center"/>
-          </w:tcPr>
-          <w:p>
-            <w:pPr>
-              <w:jc w:val="center"/>
-            </w:pPr>
-            <w:r>
-              <w:rPr>
-                <w:rFonts w:ascii="Arial" w:cs="Arial" w:eastAsia="Arial" w:hAnsi="Arial"/>
-                <w:b w:val="false"/>
-                <w:bCs w:val="false"/>
-                <w:color w:val="333333"/>
-                <w:sz w:val="16"/>
-                <w:szCs w:val="16"/>
-              </w:rPr>
-              <w:t xml:space="preserve">867</w:t>
+              <w:t xml:space="preserve">58</w:t>
+            </w:r>
+          </w:p>
+        </w:tc>
+        <w:tc>
+          <w:tcPr>
+            <w:tcBorders>
+              <w:top w:val="single" w:color="CCCCCC" w:sz="1"/>
+              <w:left w:val="single" w:color="CCCCCC" w:sz="1"/>
+              <w:bottom w:val="single" w:color="CCCCCC" w:sz="1"/>
+              <w:right w:val="single" w:color="CCCCCC" w:sz="1"/>
+            </w:tcBorders>
+            <w:shd w:fill="FFFFFF" w:color="FFFFFF" w:val="solid"/>
+            <w:tcMar>
+              <w:top w:type="dxa" w:w="60"/>
+              <w:left w:type="dxa" w:w="100"/>
+              <w:bottom w:type="dxa" w:w="60"/>
+              <w:right w:type="dxa" w:w="100"/>
+            </w:tcMar>
+            <w:vAlign w:val="center"/>
+          </w:tcPr>
+          <w:p>
+            <w:pPr>
+              <w:jc w:val="center"/>
+            </w:pPr>
+            <w:r>
+              <w:rPr>
+                <w:rFonts w:ascii="Arial" w:cs="Arial" w:eastAsia="Arial" w:hAnsi="Arial"/>
+                <w:b w:val="false"/>
+                <w:bCs w:val="false"/>
+                <w:color w:val="333333"/>
+                <w:sz w:val="16"/>
+                <w:szCs w:val="16"/>
+              </w:rPr>
+              <w:t xml:space="preserve">1467</w:t>
             </w:r>
           </w:p>
         </w:tc>
@@ -5862,7 +5862,7 @@
                 <w:sz w:val="16"/>
                 <w:szCs w:val="16"/>
               </w:rPr>
-              <w:t xml:space="preserve">24.1</w:t>
+              <w:t xml:space="preserve">25.3</w:t>
             </w:r>
           </w:p>
         </w:tc>
@@ -5966,7 +5966,7 @@
                 <w:sz w:val="16"/>
                 <w:szCs w:val="16"/>
               </w:rPr>
-              <w:t xml:space="preserve">スーザン</w:t>
+              <w:t xml:space="preserve">モハン</w:t>
             </w:r>
           </w:p>
         </w:tc>
@@ -6000,75 +6000,75 @@
                 <w:sz w:val="14"/>
                 <w:szCs w:val="14"/>
               </w:rPr>
-              <w:t xml:space="preserve">リッチモンドホテル東京目白</w:t>
-            </w:r>
-          </w:p>
-        </w:tc>
-        <w:tc>
-          <w:tcPr>
-            <w:tcBorders>
-              <w:top w:val="single" w:color="CCCCCC" w:sz="1"/>
-              <w:left w:val="single" w:color="CCCCCC" w:sz="1"/>
-              <w:bottom w:val="single" w:color="CCCCCC" w:sz="1"/>
-              <w:right w:val="single" w:color="CCCCCC" w:sz="1"/>
-            </w:tcBorders>
-            <w:shd w:fill="F5F7FA" w:color="F5F7FA" w:val="solid"/>
-            <w:tcMar>
-              <w:top w:type="dxa" w:w="60"/>
-              <w:left w:type="dxa" w:w="100"/>
-              <w:bottom w:type="dxa" w:w="60"/>
-              <w:right w:type="dxa" w:w="100"/>
-            </w:tcMar>
-            <w:vAlign w:val="center"/>
-          </w:tcPr>
-          <w:p>
-            <w:pPr>
-              <w:jc w:val="center"/>
-            </w:pPr>
-            <w:r>
-              <w:rPr>
-                <w:rFonts w:ascii="Arial" w:cs="Arial" w:eastAsia="Arial" w:hAnsi="Arial"/>
-                <w:b w:val="false"/>
-                <w:bCs w:val="false"/>
-                <w:color w:val="333333"/>
-                <w:sz w:val="16"/>
-                <w:szCs w:val="16"/>
-              </w:rPr>
-              <w:t xml:space="preserve">35</w:t>
-            </w:r>
-          </w:p>
-        </w:tc>
-        <w:tc>
-          <w:tcPr>
-            <w:tcBorders>
-              <w:top w:val="single" w:color="CCCCCC" w:sz="1"/>
-              <w:left w:val="single" w:color="CCCCCC" w:sz="1"/>
-              <w:bottom w:val="single" w:color="CCCCCC" w:sz="1"/>
-              <w:right w:val="single" w:color="CCCCCC" w:sz="1"/>
-            </w:tcBorders>
-            <w:shd w:fill="F5F7FA" w:color="F5F7FA" w:val="solid"/>
-            <w:tcMar>
-              <w:top w:type="dxa" w:w="60"/>
-              <w:left w:type="dxa" w:w="100"/>
-              <w:bottom w:type="dxa" w:w="60"/>
-              <w:right w:type="dxa" w:w="100"/>
-            </w:tcMar>
-            <w:vAlign w:val="center"/>
-          </w:tcPr>
-          <w:p>
-            <w:pPr>
-              <w:jc w:val="center"/>
-            </w:pPr>
-            <w:r>
-              <w:rPr>
-                <w:rFonts w:ascii="Arial" w:cs="Arial" w:eastAsia="Arial" w:hAnsi="Arial"/>
-                <w:b w:val="false"/>
-                <w:bCs w:val="false"/>
-                <w:color w:val="333333"/>
-                <w:sz w:val="16"/>
-                <w:szCs w:val="16"/>
-              </w:rPr>
-              <w:t xml:space="preserve">767</w:t>
+              <w:t xml:space="preserve">ハートンホテル東品川</w:t>
+            </w:r>
+          </w:p>
+        </w:tc>
+        <w:tc>
+          <w:tcPr>
+            <w:tcBorders>
+              <w:top w:val="single" w:color="CCCCCC" w:sz="1"/>
+              <w:left w:val="single" w:color="CCCCCC" w:sz="1"/>
+              <w:bottom w:val="single" w:color="CCCCCC" w:sz="1"/>
+              <w:right w:val="single" w:color="CCCCCC" w:sz="1"/>
+            </w:tcBorders>
+            <w:shd w:fill="F5F7FA" w:color="F5F7FA" w:val="solid"/>
+            <w:tcMar>
+              <w:top w:type="dxa" w:w="60"/>
+              <w:left w:type="dxa" w:w="100"/>
+              <w:bottom w:type="dxa" w:w="60"/>
+              <w:right w:type="dxa" w:w="100"/>
+            </w:tcMar>
+            <w:vAlign w:val="center"/>
+          </w:tcPr>
+          <w:p>
+            <w:pPr>
+              <w:jc w:val="center"/>
+            </w:pPr>
+            <w:r>
+              <w:rPr>
+                <w:rFonts w:ascii="Arial" w:cs="Arial" w:eastAsia="Arial" w:hAnsi="Arial"/>
+                <w:b w:val="false"/>
+                <w:bCs w:val="false"/>
+                <w:color w:val="333333"/>
+                <w:sz w:val="16"/>
+                <w:szCs w:val="16"/>
+              </w:rPr>
+              <w:t xml:space="preserve">28</w:t>
+            </w:r>
+          </w:p>
+        </w:tc>
+        <w:tc>
+          <w:tcPr>
+            <w:tcBorders>
+              <w:top w:val="single" w:color="CCCCCC" w:sz="1"/>
+              <w:left w:val="single" w:color="CCCCCC" w:sz="1"/>
+              <w:bottom w:val="single" w:color="CCCCCC" w:sz="1"/>
+              <w:right w:val="single" w:color="CCCCCC" w:sz="1"/>
+            </w:tcBorders>
+            <w:shd w:fill="F5F7FA" w:color="F5F7FA" w:val="solid"/>
+            <w:tcMar>
+              <w:top w:type="dxa" w:w="60"/>
+              <w:left w:type="dxa" w:w="100"/>
+              <w:bottom w:type="dxa" w:w="60"/>
+              <w:right w:type="dxa" w:w="100"/>
+            </w:tcMar>
+            <w:vAlign w:val="center"/>
+          </w:tcPr>
+          <w:p>
+            <w:pPr>
+              <w:jc w:val="center"/>
+            </w:pPr>
+            <w:r>
+              <w:rPr>
+                <w:rFonts w:ascii="Arial" w:cs="Arial" w:eastAsia="Arial" w:hAnsi="Arial"/>
+                <w:b w:val="false"/>
+                <w:bCs w:val="false"/>
+                <w:color w:val="333333"/>
+                <w:sz w:val="16"/>
+                <w:szCs w:val="16"/>
+              </w:rPr>
+              <w:t xml:space="preserve">676</w:t>
             </w:r>
           </w:p>
         </w:tc>
@@ -6102,7 +6102,7 @@
                 <w:sz w:val="16"/>
                 <w:szCs w:val="16"/>
               </w:rPr>
-              <w:t xml:space="preserve">21.9</w:t>
+              <w:t xml:space="preserve">24.1</w:t>
             </w:r>
           </w:p>
         </w:tc>
@@ -6206,7 +6206,7 @@
                 <w:sz w:val="16"/>
                 <w:szCs w:val="16"/>
               </w:rPr>
-              <w:t xml:space="preserve">グルン</w:t>
+              <w:t xml:space="preserve">ブラトキ</w:t>
             </w:r>
           </w:p>
         </w:tc>
@@ -6240,75 +6240,75 @@
                 <w:sz w:val="14"/>
                 <w:szCs w:val="14"/>
               </w:rPr>
-              <w:t xml:space="preserve">リッチモンドホテル東京目白</w:t>
-            </w:r>
-          </w:p>
-        </w:tc>
-        <w:tc>
-          <w:tcPr>
-            <w:tcBorders>
-              <w:top w:val="single" w:color="CCCCCC" w:sz="1"/>
-              <w:left w:val="single" w:color="CCCCCC" w:sz="1"/>
-              <w:bottom w:val="single" w:color="CCCCCC" w:sz="1"/>
-              <w:right w:val="single" w:color="CCCCCC" w:sz="1"/>
-            </w:tcBorders>
-            <w:shd w:fill="FFFFFF" w:color="FFFFFF" w:val="solid"/>
-            <w:tcMar>
-              <w:top w:type="dxa" w:w="60"/>
-              <w:left w:type="dxa" w:w="100"/>
-              <w:bottom w:type="dxa" w:w="60"/>
-              <w:right w:type="dxa" w:w="100"/>
-            </w:tcMar>
-            <w:vAlign w:val="center"/>
-          </w:tcPr>
-          <w:p>
-            <w:pPr>
-              <w:jc w:val="center"/>
-            </w:pPr>
-            <w:r>
-              <w:rPr>
-                <w:rFonts w:ascii="Arial" w:cs="Arial" w:eastAsia="Arial" w:hAnsi="Arial"/>
-                <w:b w:val="false"/>
-                <w:bCs w:val="false"/>
-                <w:color w:val="333333"/>
-                <w:sz w:val="16"/>
-                <w:szCs w:val="16"/>
-              </w:rPr>
-              <w:t xml:space="preserve">36</w:t>
-            </w:r>
-          </w:p>
-        </w:tc>
-        <w:tc>
-          <w:tcPr>
-            <w:tcBorders>
-              <w:top w:val="single" w:color="CCCCCC" w:sz="1"/>
-              <w:left w:val="single" w:color="CCCCCC" w:sz="1"/>
-              <w:bottom w:val="single" w:color="CCCCCC" w:sz="1"/>
-              <w:right w:val="single" w:color="CCCCCC" w:sz="1"/>
-            </w:tcBorders>
-            <w:shd w:fill="FFFFFF" w:color="FFFFFF" w:val="solid"/>
-            <w:tcMar>
-              <w:top w:type="dxa" w:w="60"/>
-              <w:left w:type="dxa" w:w="100"/>
-              <w:bottom w:type="dxa" w:w="60"/>
-              <w:right w:type="dxa" w:w="100"/>
-            </w:tcMar>
-            <w:vAlign w:val="center"/>
-          </w:tcPr>
-          <w:p>
-            <w:pPr>
-              <w:jc w:val="center"/>
-            </w:pPr>
-            <w:r>
-              <w:rPr>
-                <w:rFonts w:ascii="Arial" w:cs="Arial" w:eastAsia="Arial" w:hAnsi="Arial"/>
-                <w:b w:val="false"/>
-                <w:bCs w:val="false"/>
-                <w:color w:val="333333"/>
-                <w:sz w:val="16"/>
-                <w:szCs w:val="16"/>
-              </w:rPr>
-              <w:t xml:space="preserve">787</w:t>
+              <w:t xml:space="preserve">チサンホテル浜松町</w:t>
+            </w:r>
+          </w:p>
+        </w:tc>
+        <w:tc>
+          <w:tcPr>
+            <w:tcBorders>
+              <w:top w:val="single" w:color="CCCCCC" w:sz="1"/>
+              <w:left w:val="single" w:color="CCCCCC" w:sz="1"/>
+              <w:bottom w:val="single" w:color="CCCCCC" w:sz="1"/>
+              <w:right w:val="single" w:color="CCCCCC" w:sz="1"/>
+            </w:tcBorders>
+            <w:shd w:fill="FFFFFF" w:color="FFFFFF" w:val="solid"/>
+            <w:tcMar>
+              <w:top w:type="dxa" w:w="60"/>
+              <w:left w:type="dxa" w:w="100"/>
+              <w:bottom w:type="dxa" w:w="60"/>
+              <w:right w:type="dxa" w:w="100"/>
+            </w:tcMar>
+            <w:vAlign w:val="center"/>
+          </w:tcPr>
+          <w:p>
+            <w:pPr>
+              <w:jc w:val="center"/>
+            </w:pPr>
+            <w:r>
+              <w:rPr>
+                <w:rFonts w:ascii="Arial" w:cs="Arial" w:eastAsia="Arial" w:hAnsi="Arial"/>
+                <w:b w:val="false"/>
+                <w:bCs w:val="false"/>
+                <w:color w:val="333333"/>
+                <w:sz w:val="16"/>
+                <w:szCs w:val="16"/>
+              </w:rPr>
+              <w:t xml:space="preserve">56</w:t>
+            </w:r>
+          </w:p>
+        </w:tc>
+        <w:tc>
+          <w:tcPr>
+            <w:tcBorders>
+              <w:top w:val="single" w:color="CCCCCC" w:sz="1"/>
+              <w:left w:val="single" w:color="CCCCCC" w:sz="1"/>
+              <w:bottom w:val="single" w:color="CCCCCC" w:sz="1"/>
+              <w:right w:val="single" w:color="CCCCCC" w:sz="1"/>
+            </w:tcBorders>
+            <w:shd w:fill="FFFFFF" w:color="FFFFFF" w:val="solid"/>
+            <w:tcMar>
+              <w:top w:type="dxa" w:w="60"/>
+              <w:left w:type="dxa" w:w="100"/>
+              <w:bottom w:type="dxa" w:w="60"/>
+              <w:right w:type="dxa" w:w="100"/>
+            </w:tcMar>
+            <w:vAlign w:val="center"/>
+          </w:tcPr>
+          <w:p>
+            <w:pPr>
+              <w:jc w:val="center"/>
+            </w:pPr>
+            <w:r>
+              <w:rPr>
+                <w:rFonts w:ascii="Arial" w:cs="Arial" w:eastAsia="Arial" w:hAnsi="Arial"/>
+                <w:b w:val="false"/>
+                <w:bCs w:val="false"/>
+                <w:color w:val="333333"/>
+                <w:sz w:val="16"/>
+                <w:szCs w:val="16"/>
+              </w:rPr>
+              <w:t xml:space="preserve">1273</w:t>
             </w:r>
           </w:p>
         </w:tc>
@@ -6342,7 +6342,7 @@
                 <w:sz w:val="16"/>
                 <w:szCs w:val="16"/>
               </w:rPr>
-              <w:t xml:space="preserve">21.9</w:t>
+              <w:t xml:space="preserve">22.7</w:t>
             </w:r>
           </w:p>
         </w:tc>
@@ -6446,7 +6446,7 @@
                 <w:sz w:val="16"/>
                 <w:szCs w:val="16"/>
               </w:rPr>
-              <w:t xml:space="preserve">アルチャナ</w:t>
+              <w:t xml:space="preserve">コイララ</w:t>
             </w:r>
           </w:p>
         </w:tc>
@@ -6480,75 +6480,75 @@
                 <w:sz w:val="14"/>
                 <w:szCs w:val="14"/>
               </w:rPr>
-              <w:t xml:space="preserve">ハートンホテル東品川</w:t>
-            </w:r>
-          </w:p>
-        </w:tc>
-        <w:tc>
-          <w:tcPr>
-            <w:tcBorders>
-              <w:top w:val="single" w:color="CCCCCC" w:sz="1"/>
-              <w:left w:val="single" w:color="CCCCCC" w:sz="1"/>
-              <w:bottom w:val="single" w:color="CCCCCC" w:sz="1"/>
-              <w:right w:val="single" w:color="CCCCCC" w:sz="1"/>
-            </w:tcBorders>
-            <w:shd w:fill="F5F7FA" w:color="F5F7FA" w:val="solid"/>
-            <w:tcMar>
-              <w:top w:type="dxa" w:w="60"/>
-              <w:left w:type="dxa" w:w="100"/>
-              <w:bottom w:type="dxa" w:w="60"/>
-              <w:right w:type="dxa" w:w="100"/>
-            </w:tcMar>
-            <w:vAlign w:val="center"/>
-          </w:tcPr>
-          <w:p>
-            <w:pPr>
-              <w:jc w:val="center"/>
-            </w:pPr>
-            <w:r>
-              <w:rPr>
-                <w:rFonts w:ascii="Arial" w:cs="Arial" w:eastAsia="Arial" w:hAnsi="Arial"/>
-                <w:b w:val="false"/>
-                <w:bCs w:val="false"/>
-                <w:color w:val="333333"/>
-                <w:sz w:val="16"/>
-                <w:szCs w:val="16"/>
-              </w:rPr>
-              <w:t xml:space="preserve">24</w:t>
-            </w:r>
-          </w:p>
-        </w:tc>
-        <w:tc>
-          <w:tcPr>
-            <w:tcBorders>
-              <w:top w:val="single" w:color="CCCCCC" w:sz="1"/>
-              <w:left w:val="single" w:color="CCCCCC" w:sz="1"/>
-              <w:bottom w:val="single" w:color="CCCCCC" w:sz="1"/>
-              <w:right w:val="single" w:color="CCCCCC" w:sz="1"/>
-            </w:tcBorders>
-            <w:shd w:fill="F5F7FA" w:color="F5F7FA" w:val="solid"/>
-            <w:tcMar>
-              <w:top w:type="dxa" w:w="60"/>
-              <w:left w:type="dxa" w:w="100"/>
-              <w:bottom w:type="dxa" w:w="60"/>
-              <w:right w:type="dxa" w:w="100"/>
-            </w:tcMar>
-            <w:vAlign w:val="center"/>
-          </w:tcPr>
-          <w:p>
-            <w:pPr>
-              <w:jc w:val="center"/>
-            </w:pPr>
-            <w:r>
-              <w:rPr>
-                <w:rFonts w:ascii="Arial" w:cs="Arial" w:eastAsia="Arial" w:hAnsi="Arial"/>
-                <w:b w:val="false"/>
-                <w:bCs w:val="false"/>
-                <w:color w:val="333333"/>
-                <w:sz w:val="16"/>
-                <w:szCs w:val="16"/>
-              </w:rPr>
-              <w:t xml:space="preserve">515</w:t>
+              <w:t xml:space="preserve">チサンホテル浜松町</w:t>
+            </w:r>
+          </w:p>
+        </w:tc>
+        <w:tc>
+          <w:tcPr>
+            <w:tcBorders>
+              <w:top w:val="single" w:color="CCCCCC" w:sz="1"/>
+              <w:left w:val="single" w:color="CCCCCC" w:sz="1"/>
+              <w:bottom w:val="single" w:color="CCCCCC" w:sz="1"/>
+              <w:right w:val="single" w:color="CCCCCC" w:sz="1"/>
+            </w:tcBorders>
+            <w:shd w:fill="F5F7FA" w:color="F5F7FA" w:val="solid"/>
+            <w:tcMar>
+              <w:top w:type="dxa" w:w="60"/>
+              <w:left w:type="dxa" w:w="100"/>
+              <w:bottom w:type="dxa" w:w="60"/>
+              <w:right w:type="dxa" w:w="100"/>
+            </w:tcMar>
+            <w:vAlign w:val="center"/>
+          </w:tcPr>
+          <w:p>
+            <w:pPr>
+              <w:jc w:val="center"/>
+            </w:pPr>
+            <w:r>
+              <w:rPr>
+                <w:rFonts w:ascii="Arial" w:cs="Arial" w:eastAsia="Arial" w:hAnsi="Arial"/>
+                <w:b w:val="false"/>
+                <w:bCs w:val="false"/>
+                <w:color w:val="333333"/>
+                <w:sz w:val="16"/>
+                <w:szCs w:val="16"/>
+              </w:rPr>
+              <w:t xml:space="preserve">55</w:t>
+            </w:r>
+          </w:p>
+        </w:tc>
+        <w:tc>
+          <w:tcPr>
+            <w:tcBorders>
+              <w:top w:val="single" w:color="CCCCCC" w:sz="1"/>
+              <w:left w:val="single" w:color="CCCCCC" w:sz="1"/>
+              <w:bottom w:val="single" w:color="CCCCCC" w:sz="1"/>
+              <w:right w:val="single" w:color="CCCCCC" w:sz="1"/>
+            </w:tcBorders>
+            <w:shd w:fill="F5F7FA" w:color="F5F7FA" w:val="solid"/>
+            <w:tcMar>
+              <w:top w:type="dxa" w:w="60"/>
+              <w:left w:type="dxa" w:w="100"/>
+              <w:bottom w:type="dxa" w:w="60"/>
+              <w:right w:type="dxa" w:w="100"/>
+            </w:tcMar>
+            <w:vAlign w:val="center"/>
+          </w:tcPr>
+          <w:p>
+            <w:pPr>
+              <w:jc w:val="center"/>
+            </w:pPr>
+            <w:r>
+              <w:rPr>
+                <w:rFonts w:ascii="Arial" w:cs="Arial" w:eastAsia="Arial" w:hAnsi="Arial"/>
+                <w:b w:val="false"/>
+                <w:bCs w:val="false"/>
+                <w:color w:val="333333"/>
+                <w:sz w:val="16"/>
+                <w:szCs w:val="16"/>
+              </w:rPr>
+              <w:t xml:space="preserve">1233</w:t>
             </w:r>
           </w:p>
         </w:tc>
@@ -6582,41 +6582,41 @@
                 <w:sz w:val="16"/>
                 <w:szCs w:val="16"/>
               </w:rPr>
-              <w:t xml:space="preserve">21.5</w:t>
-            </w:r>
-          </w:p>
-        </w:tc>
-        <w:tc>
-          <w:tcPr>
-            <w:tcBorders>
-              <w:top w:val="single" w:color="CCCCCC" w:sz="1"/>
-              <w:left w:val="single" w:color="CCCCCC" w:sz="1"/>
-              <w:bottom w:val="single" w:color="CCCCCC" w:sz="1"/>
-              <w:right w:val="single" w:color="CCCCCC" w:sz="1"/>
-            </w:tcBorders>
-            <w:shd w:fill="F5F7FA" w:color="F5F7FA" w:val="solid"/>
-            <w:tcMar>
-              <w:top w:type="dxa" w:w="60"/>
-              <w:left w:type="dxa" w:w="100"/>
-              <w:bottom w:type="dxa" w:w="60"/>
-              <w:right w:type="dxa" w:w="100"/>
-            </w:tcMar>
-            <w:vAlign w:val="center"/>
-          </w:tcPr>
-          <w:p>
-            <w:pPr>
-              <w:jc w:val="center"/>
-            </w:pPr>
-            <w:r>
-              <w:rPr>
-                <w:rFonts w:ascii="Arial" w:cs="Arial" w:eastAsia="Arial" w:hAnsi="Arial"/>
-                <w:b w:val="false"/>
-                <w:bCs w:val="false"/>
-                <w:color w:val="333333"/>
-                <w:sz w:val="16"/>
-                <w:szCs w:val="16"/>
-              </w:rPr>
-              <w:t xml:space="preserve">-</w:t>
+              <w:t xml:space="preserve">22.4</w:t>
+            </w:r>
+          </w:p>
+        </w:tc>
+        <w:tc>
+          <w:tcPr>
+            <w:tcBorders>
+              <w:top w:val="single" w:color="CCCCCC" w:sz="1"/>
+              <w:left w:val="single" w:color="CCCCCC" w:sz="1"/>
+              <w:bottom w:val="single" w:color="CCCCCC" w:sz="1"/>
+              <w:right w:val="single" w:color="CCCCCC" w:sz="1"/>
+            </w:tcBorders>
+            <w:shd w:fill="F5F7FA" w:color="F5F7FA" w:val="solid"/>
+            <w:tcMar>
+              <w:top w:type="dxa" w:w="60"/>
+              <w:left w:type="dxa" w:w="100"/>
+              <w:bottom w:type="dxa" w:w="60"/>
+              <w:right w:type="dxa" w:w="100"/>
+            </w:tcMar>
+            <w:vAlign w:val="center"/>
+          </w:tcPr>
+          <w:p>
+            <w:pPr>
+              <w:jc w:val="center"/>
+            </w:pPr>
+            <w:r>
+              <w:rPr>
+                <w:rFonts w:ascii="Arial" w:cs="Arial" w:eastAsia="Arial" w:hAnsi="Arial"/>
+                <w:b w:val="false"/>
+                <w:bCs w:val="false"/>
+                <w:color w:val="333333"/>
+                <w:sz w:val="16"/>
+                <w:szCs w:val="16"/>
+              </w:rPr>
+              <w:t xml:space="preserve">歩合</w:t>
             </w:r>
           </w:p>
         </w:tc>
@@ -6686,7 +6686,7 @@
                 <w:sz w:val="16"/>
                 <w:szCs w:val="16"/>
               </w:rPr>
-              <w:t xml:space="preserve">ビマラ（セルフ）</w:t>
+              <w:t xml:space="preserve">ビナ</w:t>
             </w:r>
           </w:p>
         </w:tc>
@@ -6720,75 +6720,75 @@
                 <w:sz w:val="14"/>
                 <w:szCs w:val="14"/>
               </w:rPr>
-              <w:t xml:space="preserve">ハートンホテル東品川</w:t>
-            </w:r>
-          </w:p>
-        </w:tc>
-        <w:tc>
-          <w:tcPr>
-            <w:tcBorders>
-              <w:top w:val="single" w:color="CCCCCC" w:sz="1"/>
-              <w:left w:val="single" w:color="CCCCCC" w:sz="1"/>
-              <w:bottom w:val="single" w:color="CCCCCC" w:sz="1"/>
-              <w:right w:val="single" w:color="CCCCCC" w:sz="1"/>
-            </w:tcBorders>
-            <w:shd w:fill="FFFFFF" w:color="FFFFFF" w:val="solid"/>
-            <w:tcMar>
-              <w:top w:type="dxa" w:w="60"/>
-              <w:left w:type="dxa" w:w="100"/>
-              <w:bottom w:type="dxa" w:w="60"/>
-              <w:right w:type="dxa" w:w="100"/>
-            </w:tcMar>
-            <w:vAlign w:val="center"/>
-          </w:tcPr>
-          <w:p>
-            <w:pPr>
-              <w:jc w:val="center"/>
-            </w:pPr>
-            <w:r>
-              <w:rPr>
-                <w:rFonts w:ascii="Arial" w:cs="Arial" w:eastAsia="Arial" w:hAnsi="Arial"/>
-                <w:b w:val="false"/>
-                <w:bCs w:val="false"/>
-                <w:color w:val="333333"/>
-                <w:sz w:val="16"/>
-                <w:szCs w:val="16"/>
-              </w:rPr>
-              <w:t xml:space="preserve">10</w:t>
-            </w:r>
-          </w:p>
-        </w:tc>
-        <w:tc>
-          <w:tcPr>
-            <w:tcBorders>
-              <w:top w:val="single" w:color="CCCCCC" w:sz="1"/>
-              <w:left w:val="single" w:color="CCCCCC" w:sz="1"/>
-              <w:bottom w:val="single" w:color="CCCCCC" w:sz="1"/>
-              <w:right w:val="single" w:color="CCCCCC" w:sz="1"/>
-            </w:tcBorders>
-            <w:shd w:fill="FFFFFF" w:color="FFFFFF" w:val="solid"/>
-            <w:tcMar>
-              <w:top w:type="dxa" w:w="60"/>
-              <w:left w:type="dxa" w:w="100"/>
-              <w:bottom w:type="dxa" w:w="60"/>
-              <w:right w:type="dxa" w:w="100"/>
-            </w:tcMar>
-            <w:vAlign w:val="center"/>
-          </w:tcPr>
-          <w:p>
-            <w:pPr>
-              <w:jc w:val="center"/>
-            </w:pPr>
-            <w:r>
-              <w:rPr>
-                <w:rFonts w:ascii="Arial" w:cs="Arial" w:eastAsia="Arial" w:hAnsi="Arial"/>
-                <w:b w:val="false"/>
-                <w:bCs w:val="false"/>
-                <w:color w:val="333333"/>
-                <w:sz w:val="16"/>
-                <w:szCs w:val="16"/>
-              </w:rPr>
-              <w:t xml:space="preserve">214</w:t>
+              <w:t xml:space="preserve">チサンホテル浜松町</w:t>
+            </w:r>
+          </w:p>
+        </w:tc>
+        <w:tc>
+          <w:tcPr>
+            <w:tcBorders>
+              <w:top w:val="single" w:color="CCCCCC" w:sz="1"/>
+              <w:left w:val="single" w:color="CCCCCC" w:sz="1"/>
+              <w:bottom w:val="single" w:color="CCCCCC" w:sz="1"/>
+              <w:right w:val="single" w:color="CCCCCC" w:sz="1"/>
+            </w:tcBorders>
+            <w:shd w:fill="FFFFFF" w:color="FFFFFF" w:val="solid"/>
+            <w:tcMar>
+              <w:top w:type="dxa" w:w="60"/>
+              <w:left w:type="dxa" w:w="100"/>
+              <w:bottom w:type="dxa" w:w="60"/>
+              <w:right w:type="dxa" w:w="100"/>
+            </w:tcMar>
+            <w:vAlign w:val="center"/>
+          </w:tcPr>
+          <w:p>
+            <w:pPr>
+              <w:jc w:val="center"/>
+            </w:pPr>
+            <w:r>
+              <w:rPr>
+                <w:rFonts w:ascii="Arial" w:cs="Arial" w:eastAsia="Arial" w:hAnsi="Arial"/>
+                <w:b w:val="false"/>
+                <w:bCs w:val="false"/>
+                <w:color w:val="333333"/>
+                <w:sz w:val="16"/>
+                <w:szCs w:val="16"/>
+              </w:rPr>
+              <w:t xml:space="preserve">47</w:t>
+            </w:r>
+          </w:p>
+        </w:tc>
+        <w:tc>
+          <w:tcPr>
+            <w:tcBorders>
+              <w:top w:val="single" w:color="CCCCCC" w:sz="1"/>
+              <w:left w:val="single" w:color="CCCCCC" w:sz="1"/>
+              <w:bottom w:val="single" w:color="CCCCCC" w:sz="1"/>
+              <w:right w:val="single" w:color="CCCCCC" w:sz="1"/>
+            </w:tcBorders>
+            <w:shd w:fill="FFFFFF" w:color="FFFFFF" w:val="solid"/>
+            <w:tcMar>
+              <w:top w:type="dxa" w:w="60"/>
+              <w:left w:type="dxa" w:w="100"/>
+              <w:bottom w:type="dxa" w:w="60"/>
+              <w:right w:type="dxa" w:w="100"/>
+            </w:tcMar>
+            <w:vAlign w:val="center"/>
+          </w:tcPr>
+          <w:p>
+            <w:pPr>
+              <w:jc w:val="center"/>
+            </w:pPr>
+            <w:r>
+              <w:rPr>
+                <w:rFonts w:ascii="Arial" w:cs="Arial" w:eastAsia="Arial" w:hAnsi="Arial"/>
+                <w:b w:val="false"/>
+                <w:bCs w:val="false"/>
+                <w:color w:val="333333"/>
+                <w:sz w:val="16"/>
+                <w:szCs w:val="16"/>
+              </w:rPr>
+              <w:t xml:space="preserve">1053</w:t>
             </w:r>
           </w:p>
         </w:tc>
@@ -6822,7 +6822,7 @@
                 <w:sz w:val="16"/>
                 <w:szCs w:val="16"/>
               </w:rPr>
-              <w:t xml:space="preserve">21.4</w:t>
+              <w:t xml:space="preserve">22.4</w:t>
             </w:r>
           </w:p>
         </w:tc>
@@ -6926,7 +6926,7 @@
                 <w:sz w:val="16"/>
                 <w:szCs w:val="16"/>
               </w:rPr>
-              <w:t xml:space="preserve">マヤ</w:t>
+              <w:t xml:space="preserve">ジャスミン</w:t>
             </w:r>
           </w:p>
         </w:tc>
@@ -6960,75 +6960,75 @@
                 <w:sz w:val="14"/>
                 <w:szCs w:val="14"/>
               </w:rPr>
-              <w:t xml:space="preserve">チサンホテル浜松町</w:t>
-            </w:r>
-          </w:p>
-        </w:tc>
-        <w:tc>
-          <w:tcPr>
-            <w:tcBorders>
-              <w:top w:val="single" w:color="CCCCCC" w:sz="1"/>
-              <w:left w:val="single" w:color="CCCCCC" w:sz="1"/>
-              <w:bottom w:val="single" w:color="CCCCCC" w:sz="1"/>
-              <w:right w:val="single" w:color="CCCCCC" w:sz="1"/>
-            </w:tcBorders>
-            <w:shd w:fill="F5F7FA" w:color="F5F7FA" w:val="solid"/>
-            <w:tcMar>
-              <w:top w:type="dxa" w:w="60"/>
-              <w:left w:type="dxa" w:w="100"/>
-              <w:bottom w:type="dxa" w:w="60"/>
-              <w:right w:type="dxa" w:w="100"/>
-            </w:tcMar>
-            <w:vAlign w:val="center"/>
-          </w:tcPr>
-          <w:p>
-            <w:pPr>
-              <w:jc w:val="center"/>
-            </w:pPr>
-            <w:r>
-              <w:rPr>
-                <w:rFonts w:ascii="Arial" w:cs="Arial" w:eastAsia="Arial" w:hAnsi="Arial"/>
-                <w:b w:val="false"/>
-                <w:bCs w:val="false"/>
-                <w:color w:val="333333"/>
-                <w:sz w:val="16"/>
-                <w:szCs w:val="16"/>
-              </w:rPr>
-              <w:t xml:space="preserve">33</w:t>
-            </w:r>
-          </w:p>
-        </w:tc>
-        <w:tc>
-          <w:tcPr>
-            <w:tcBorders>
-              <w:top w:val="single" w:color="CCCCCC" w:sz="1"/>
-              <w:left w:val="single" w:color="CCCCCC" w:sz="1"/>
-              <w:bottom w:val="single" w:color="CCCCCC" w:sz="1"/>
-              <w:right w:val="single" w:color="CCCCCC" w:sz="1"/>
-            </w:tcBorders>
-            <w:shd w:fill="F5F7FA" w:color="F5F7FA" w:val="solid"/>
-            <w:tcMar>
-              <w:top w:type="dxa" w:w="60"/>
-              <w:left w:type="dxa" w:w="100"/>
-              <w:bottom w:type="dxa" w:w="60"/>
-              <w:right w:type="dxa" w:w="100"/>
-            </w:tcMar>
-            <w:vAlign w:val="center"/>
-          </w:tcPr>
-          <w:p>
-            <w:pPr>
-              <w:jc w:val="center"/>
-            </w:pPr>
-            <w:r>
-              <w:rPr>
-                <w:rFonts w:ascii="Arial" w:cs="Arial" w:eastAsia="Arial" w:hAnsi="Arial"/>
-                <w:b w:val="false"/>
-                <w:bCs w:val="false"/>
-                <w:color w:val="333333"/>
-                <w:sz w:val="16"/>
-                <w:szCs w:val="16"/>
-              </w:rPr>
-              <w:t xml:space="preserve">703</w:t>
+              <w:t xml:space="preserve">ハートンホテル東品川</w:t>
+            </w:r>
+          </w:p>
+        </w:tc>
+        <w:tc>
+          <w:tcPr>
+            <w:tcBorders>
+              <w:top w:val="single" w:color="CCCCCC" w:sz="1"/>
+              <w:left w:val="single" w:color="CCCCCC" w:sz="1"/>
+              <w:bottom w:val="single" w:color="CCCCCC" w:sz="1"/>
+              <w:right w:val="single" w:color="CCCCCC" w:sz="1"/>
+            </w:tcBorders>
+            <w:shd w:fill="F5F7FA" w:color="F5F7FA" w:val="solid"/>
+            <w:tcMar>
+              <w:top w:type="dxa" w:w="60"/>
+              <w:left w:type="dxa" w:w="100"/>
+              <w:bottom w:type="dxa" w:w="60"/>
+              <w:right w:type="dxa" w:w="100"/>
+            </w:tcMar>
+            <w:vAlign w:val="center"/>
+          </w:tcPr>
+          <w:p>
+            <w:pPr>
+              <w:jc w:val="center"/>
+            </w:pPr>
+            <w:r>
+              <w:rPr>
+                <w:rFonts w:ascii="Arial" w:cs="Arial" w:eastAsia="Arial" w:hAnsi="Arial"/>
+                <w:b w:val="false"/>
+                <w:bCs w:val="false"/>
+                <w:color w:val="333333"/>
+                <w:sz w:val="16"/>
+                <w:szCs w:val="16"/>
+              </w:rPr>
+              <w:t xml:space="preserve">49</w:t>
+            </w:r>
+          </w:p>
+        </w:tc>
+        <w:tc>
+          <w:tcPr>
+            <w:tcBorders>
+              <w:top w:val="single" w:color="CCCCCC" w:sz="1"/>
+              <w:left w:val="single" w:color="CCCCCC" w:sz="1"/>
+              <w:bottom w:val="single" w:color="CCCCCC" w:sz="1"/>
+              <w:right w:val="single" w:color="CCCCCC" w:sz="1"/>
+            </w:tcBorders>
+            <w:shd w:fill="F5F7FA" w:color="F5F7FA" w:val="solid"/>
+            <w:tcMar>
+              <w:top w:type="dxa" w:w="60"/>
+              <w:left w:type="dxa" w:w="100"/>
+              <w:bottom w:type="dxa" w:w="60"/>
+              <w:right w:type="dxa" w:w="100"/>
+            </w:tcMar>
+            <w:vAlign w:val="center"/>
+          </w:tcPr>
+          <w:p>
+            <w:pPr>
+              <w:jc w:val="center"/>
+            </w:pPr>
+            <w:r>
+              <w:rPr>
+                <w:rFonts w:ascii="Arial" w:cs="Arial" w:eastAsia="Arial" w:hAnsi="Arial"/>
+                <w:b w:val="false"/>
+                <w:bCs w:val="false"/>
+                <w:color w:val="333333"/>
+                <w:sz w:val="16"/>
+                <w:szCs w:val="16"/>
+              </w:rPr>
+              <w:t xml:space="preserve">1098</w:t>
             </w:r>
           </w:p>
         </w:tc>
@@ -7062,41 +7062,41 @@
                 <w:sz w:val="16"/>
                 <w:szCs w:val="16"/>
               </w:rPr>
-              <w:t xml:space="preserve">21.3</w:t>
-            </w:r>
-          </w:p>
-        </w:tc>
-        <w:tc>
-          <w:tcPr>
-            <w:tcBorders>
-              <w:top w:val="single" w:color="CCCCCC" w:sz="1"/>
-              <w:left w:val="single" w:color="CCCCCC" w:sz="1"/>
-              <w:bottom w:val="single" w:color="CCCCCC" w:sz="1"/>
-              <w:right w:val="single" w:color="CCCCCC" w:sz="1"/>
-            </w:tcBorders>
-            <w:shd w:fill="F5F7FA" w:color="F5F7FA" w:val="solid"/>
-            <w:tcMar>
-              <w:top w:type="dxa" w:w="60"/>
-              <w:left w:type="dxa" w:w="100"/>
-              <w:bottom w:type="dxa" w:w="60"/>
-              <w:right w:type="dxa" w:w="100"/>
-            </w:tcMar>
-            <w:vAlign w:val="center"/>
-          </w:tcPr>
-          <w:p>
-            <w:pPr>
-              <w:jc w:val="center"/>
-            </w:pPr>
-            <w:r>
-              <w:rPr>
-                <w:rFonts w:ascii="Arial" w:cs="Arial" w:eastAsia="Arial" w:hAnsi="Arial"/>
-                <w:b w:val="false"/>
-                <w:bCs w:val="false"/>
-                <w:color w:val="333333"/>
-                <w:sz w:val="16"/>
-                <w:szCs w:val="16"/>
-              </w:rPr>
-              <w:t xml:space="preserve">歩合</w:t>
+              <w:t xml:space="preserve">22.4</w:t>
+            </w:r>
+          </w:p>
+        </w:tc>
+        <w:tc>
+          <w:tcPr>
+            <w:tcBorders>
+              <w:top w:val="single" w:color="CCCCCC" w:sz="1"/>
+              <w:left w:val="single" w:color="CCCCCC" w:sz="1"/>
+              <w:bottom w:val="single" w:color="CCCCCC" w:sz="1"/>
+              <w:right w:val="single" w:color="CCCCCC" w:sz="1"/>
+            </w:tcBorders>
+            <w:shd w:fill="F5F7FA" w:color="F5F7FA" w:val="solid"/>
+            <w:tcMar>
+              <w:top w:type="dxa" w:w="60"/>
+              <w:left w:type="dxa" w:w="100"/>
+              <w:bottom w:type="dxa" w:w="60"/>
+              <w:right w:type="dxa" w:w="100"/>
+            </w:tcMar>
+            <w:vAlign w:val="center"/>
+          </w:tcPr>
+          <w:p>
+            <w:pPr>
+              <w:jc w:val="center"/>
+            </w:pPr>
+            <w:r>
+              <w:rPr>
+                <w:rFonts w:ascii="Arial" w:cs="Arial" w:eastAsia="Arial" w:hAnsi="Arial"/>
+                <w:b w:val="false"/>
+                <w:bCs w:val="false"/>
+                <w:color w:val="333333"/>
+                <w:sz w:val="16"/>
+                <w:szCs w:val="16"/>
+              </w:rPr>
+              <w:t xml:space="preserve">-</w:t>
             </w:r>
           </w:p>
         </w:tc>
@@ -7166,7 +7166,7 @@
                 <w:sz w:val="16"/>
                 <w:szCs w:val="16"/>
               </w:rPr>
-              <w:t xml:space="preserve">スニタ（セルフ）</w:t>
+              <w:t xml:space="preserve">スシラ</w:t>
             </w:r>
           </w:p>
         </w:tc>
@@ -7200,75 +7200,75 @@
                 <w:sz w:val="14"/>
                 <w:szCs w:val="14"/>
               </w:rPr>
-              <w:t xml:space="preserve">ハートンホテル東品川</w:t>
-            </w:r>
-          </w:p>
-        </w:tc>
-        <w:tc>
-          <w:tcPr>
-            <w:tcBorders>
-              <w:top w:val="single" w:color="CCCCCC" w:sz="1"/>
-              <w:left w:val="single" w:color="CCCCCC" w:sz="1"/>
-              <w:bottom w:val="single" w:color="CCCCCC" w:sz="1"/>
-              <w:right w:val="single" w:color="CCCCCC" w:sz="1"/>
-            </w:tcBorders>
-            <w:shd w:fill="FFFFFF" w:color="FFFFFF" w:val="solid"/>
-            <w:tcMar>
-              <w:top w:type="dxa" w:w="60"/>
-              <w:left w:type="dxa" w:w="100"/>
-              <w:bottom w:type="dxa" w:w="60"/>
-              <w:right w:type="dxa" w:w="100"/>
-            </w:tcMar>
-            <w:vAlign w:val="center"/>
-          </w:tcPr>
-          <w:p>
-            <w:pPr>
-              <w:jc w:val="center"/>
-            </w:pPr>
-            <w:r>
-              <w:rPr>
-                <w:rFonts w:ascii="Arial" w:cs="Arial" w:eastAsia="Arial" w:hAnsi="Arial"/>
-                <w:b w:val="false"/>
-                <w:bCs w:val="false"/>
-                <w:color w:val="333333"/>
-                <w:sz w:val="16"/>
-                <w:szCs w:val="16"/>
-              </w:rPr>
-              <w:t xml:space="preserve">27</w:t>
-            </w:r>
-          </w:p>
-        </w:tc>
-        <w:tc>
-          <w:tcPr>
-            <w:tcBorders>
-              <w:top w:val="single" w:color="CCCCCC" w:sz="1"/>
-              <w:left w:val="single" w:color="CCCCCC" w:sz="1"/>
-              <w:bottom w:val="single" w:color="CCCCCC" w:sz="1"/>
-              <w:right w:val="single" w:color="CCCCCC" w:sz="1"/>
-            </w:tcBorders>
-            <w:shd w:fill="FFFFFF" w:color="FFFFFF" w:val="solid"/>
-            <w:tcMar>
-              <w:top w:type="dxa" w:w="60"/>
-              <w:left w:type="dxa" w:w="100"/>
-              <w:bottom w:type="dxa" w:w="60"/>
-              <w:right w:type="dxa" w:w="100"/>
-            </w:tcMar>
-            <w:vAlign w:val="center"/>
-          </w:tcPr>
-          <w:p>
-            <w:pPr>
-              <w:jc w:val="center"/>
-            </w:pPr>
-            <w:r>
-              <w:rPr>
-                <w:rFonts w:ascii="Arial" w:cs="Arial" w:eastAsia="Arial" w:hAnsi="Arial"/>
-                <w:b w:val="false"/>
-                <w:bCs w:val="false"/>
-                <w:color w:val="333333"/>
-                <w:sz w:val="16"/>
-                <w:szCs w:val="16"/>
-              </w:rPr>
-              <w:t xml:space="preserve">570</w:t>
+              <w:t xml:space="preserve">チサンホテル浜松町</w:t>
+            </w:r>
+          </w:p>
+        </w:tc>
+        <w:tc>
+          <w:tcPr>
+            <w:tcBorders>
+              <w:top w:val="single" w:color="CCCCCC" w:sz="1"/>
+              <w:left w:val="single" w:color="CCCCCC" w:sz="1"/>
+              <w:bottom w:val="single" w:color="CCCCCC" w:sz="1"/>
+              <w:right w:val="single" w:color="CCCCCC" w:sz="1"/>
+            </w:tcBorders>
+            <w:shd w:fill="FFFFFF" w:color="FFFFFF" w:val="solid"/>
+            <w:tcMar>
+              <w:top w:type="dxa" w:w="60"/>
+              <w:left w:type="dxa" w:w="100"/>
+              <w:bottom w:type="dxa" w:w="60"/>
+              <w:right w:type="dxa" w:w="100"/>
+            </w:tcMar>
+            <w:vAlign w:val="center"/>
+          </w:tcPr>
+          <w:p>
+            <w:pPr>
+              <w:jc w:val="center"/>
+            </w:pPr>
+            <w:r>
+              <w:rPr>
+                <w:rFonts w:ascii="Arial" w:cs="Arial" w:eastAsia="Arial" w:hAnsi="Arial"/>
+                <w:b w:val="false"/>
+                <w:bCs w:val="false"/>
+                <w:color w:val="333333"/>
+                <w:sz w:val="16"/>
+                <w:szCs w:val="16"/>
+              </w:rPr>
+              <w:t xml:space="preserve">56</w:t>
+            </w:r>
+          </w:p>
+        </w:tc>
+        <w:tc>
+          <w:tcPr>
+            <w:tcBorders>
+              <w:top w:val="single" w:color="CCCCCC" w:sz="1"/>
+              <w:left w:val="single" w:color="CCCCCC" w:sz="1"/>
+              <w:bottom w:val="single" w:color="CCCCCC" w:sz="1"/>
+              <w:right w:val="single" w:color="CCCCCC" w:sz="1"/>
+            </w:tcBorders>
+            <w:shd w:fill="FFFFFF" w:color="FFFFFF" w:val="solid"/>
+            <w:tcMar>
+              <w:top w:type="dxa" w:w="60"/>
+              <w:left w:type="dxa" w:w="100"/>
+              <w:bottom w:type="dxa" w:w="60"/>
+              <w:right w:type="dxa" w:w="100"/>
+            </w:tcMar>
+            <w:vAlign w:val="center"/>
+          </w:tcPr>
+          <w:p>
+            <w:pPr>
+              <w:jc w:val="center"/>
+            </w:pPr>
+            <w:r>
+              <w:rPr>
+                <w:rFonts w:ascii="Arial" w:cs="Arial" w:eastAsia="Arial" w:hAnsi="Arial"/>
+                <w:b w:val="false"/>
+                <w:bCs w:val="false"/>
+                <w:color w:val="333333"/>
+                <w:sz w:val="16"/>
+                <w:szCs w:val="16"/>
+              </w:rPr>
+              <w:t xml:space="preserve">1248</w:t>
             </w:r>
           </w:p>
         </w:tc>
@@ -7302,7 +7302,7 @@
                 <w:sz w:val="16"/>
                 <w:szCs w:val="16"/>
               </w:rPr>
-              <w:t xml:space="preserve">21.1</w:t>
+              <w:t xml:space="preserve">22.3</w:t>
             </w:r>
           </w:p>
         </w:tc>
@@ -7406,7 +7406,7 @@
                 <w:sz w:val="16"/>
                 <w:szCs w:val="16"/>
               </w:rPr>
-              <w:t xml:space="preserve">ブラトキ</w:t>
+              <w:t xml:space="preserve">マヤ</w:t>
             </w:r>
           </w:p>
         </w:tc>
@@ -7474,41 +7474,41 @@
                 <w:sz w:val="16"/>
                 <w:szCs w:val="16"/>
               </w:rPr>
-              <w:t xml:space="preserve">34</w:t>
-            </w:r>
-          </w:p>
-        </w:tc>
-        <w:tc>
-          <w:tcPr>
-            <w:tcBorders>
-              <w:top w:val="single" w:color="CCCCCC" w:sz="1"/>
-              <w:left w:val="single" w:color="CCCCCC" w:sz="1"/>
-              <w:bottom w:val="single" w:color="CCCCCC" w:sz="1"/>
-              <w:right w:val="single" w:color="CCCCCC" w:sz="1"/>
-            </w:tcBorders>
-            <w:shd w:fill="F5F7FA" w:color="F5F7FA" w:val="solid"/>
-            <w:tcMar>
-              <w:top w:type="dxa" w:w="60"/>
-              <w:left w:type="dxa" w:w="100"/>
-              <w:bottom w:type="dxa" w:w="60"/>
-              <w:right w:type="dxa" w:w="100"/>
-            </w:tcMar>
-            <w:vAlign w:val="center"/>
-          </w:tcPr>
-          <w:p>
-            <w:pPr>
-              <w:jc w:val="center"/>
-            </w:pPr>
-            <w:r>
-              <w:rPr>
-                <w:rFonts w:ascii="Arial" w:cs="Arial" w:eastAsia="Arial" w:hAnsi="Arial"/>
-                <w:b w:val="false"/>
-                <w:bCs w:val="false"/>
-                <w:color w:val="333333"/>
-                <w:sz w:val="16"/>
-                <w:szCs w:val="16"/>
-              </w:rPr>
-              <w:t xml:space="preserve">714</w:t>
+              <w:t xml:space="preserve">56</w:t>
+            </w:r>
+          </w:p>
+        </w:tc>
+        <w:tc>
+          <w:tcPr>
+            <w:tcBorders>
+              <w:top w:val="single" w:color="CCCCCC" w:sz="1"/>
+              <w:left w:val="single" w:color="CCCCCC" w:sz="1"/>
+              <w:bottom w:val="single" w:color="CCCCCC" w:sz="1"/>
+              <w:right w:val="single" w:color="CCCCCC" w:sz="1"/>
+            </w:tcBorders>
+            <w:shd w:fill="F5F7FA" w:color="F5F7FA" w:val="solid"/>
+            <w:tcMar>
+              <w:top w:type="dxa" w:w="60"/>
+              <w:left w:type="dxa" w:w="100"/>
+              <w:bottom w:type="dxa" w:w="60"/>
+              <w:right w:type="dxa" w:w="100"/>
+            </w:tcMar>
+            <w:vAlign w:val="center"/>
+          </w:tcPr>
+          <w:p>
+            <w:pPr>
+              <w:jc w:val="center"/>
+            </w:pPr>
+            <w:r>
+              <w:rPr>
+                <w:rFonts w:ascii="Arial" w:cs="Arial" w:eastAsia="Arial" w:hAnsi="Arial"/>
+                <w:b w:val="false"/>
+                <w:bCs w:val="false"/>
+                <w:color w:val="333333"/>
+                <w:sz w:val="16"/>
+                <w:szCs w:val="16"/>
+              </w:rPr>
+              <w:t xml:space="preserve">1249</w:t>
             </w:r>
           </w:p>
         </w:tc>
@@ -7542,7 +7542,7 @@
                 <w:sz w:val="16"/>
                 <w:szCs w:val="16"/>
               </w:rPr>
-              <w:t xml:space="preserve">21.0</w:t>
+              <w:t xml:space="preserve">22.3</w:t>
             </w:r>
           </w:p>
         </w:tc>
@@ -7646,7 +7646,7 @@
                 <w:sz w:val="16"/>
                 <w:szCs w:val="16"/>
               </w:rPr>
-              <w:t xml:space="preserve">ビナ</w:t>
+              <w:t xml:space="preserve">マヌ</w:t>
             </w:r>
           </w:p>
         </w:tc>
@@ -7714,41 +7714,41 @@
                 <w:sz w:val="16"/>
                 <w:szCs w:val="16"/>
               </w:rPr>
-              <w:t xml:space="preserve">24</w:t>
-            </w:r>
-          </w:p>
-        </w:tc>
-        <w:tc>
-          <w:tcPr>
-            <w:tcBorders>
-              <w:top w:val="single" w:color="CCCCCC" w:sz="1"/>
-              <w:left w:val="single" w:color="CCCCCC" w:sz="1"/>
-              <w:bottom w:val="single" w:color="CCCCCC" w:sz="1"/>
-              <w:right w:val="single" w:color="CCCCCC" w:sz="1"/>
-            </w:tcBorders>
-            <w:shd w:fill="FFFFFF" w:color="FFFFFF" w:val="solid"/>
-            <w:tcMar>
-              <w:top w:type="dxa" w:w="60"/>
-              <w:left w:type="dxa" w:w="100"/>
-              <w:bottom w:type="dxa" w:w="60"/>
-              <w:right w:type="dxa" w:w="100"/>
-            </w:tcMar>
-            <w:vAlign w:val="center"/>
-          </w:tcPr>
-          <w:p>
-            <w:pPr>
-              <w:jc w:val="center"/>
-            </w:pPr>
-            <w:r>
-              <w:rPr>
-                <w:rFonts w:ascii="Arial" w:cs="Arial" w:eastAsia="Arial" w:hAnsi="Arial"/>
-                <w:b w:val="false"/>
-                <w:bCs w:val="false"/>
-                <w:color w:val="333333"/>
-                <w:sz w:val="16"/>
-                <w:szCs w:val="16"/>
-              </w:rPr>
-              <w:t xml:space="preserve">503</w:t>
+              <w:t xml:space="preserve">45</w:t>
+            </w:r>
+          </w:p>
+        </w:tc>
+        <w:tc>
+          <w:tcPr>
+            <w:tcBorders>
+              <w:top w:val="single" w:color="CCCCCC" w:sz="1"/>
+              <w:left w:val="single" w:color="CCCCCC" w:sz="1"/>
+              <w:bottom w:val="single" w:color="CCCCCC" w:sz="1"/>
+              <w:right w:val="single" w:color="CCCCCC" w:sz="1"/>
+            </w:tcBorders>
+            <w:shd w:fill="FFFFFF" w:color="FFFFFF" w:val="solid"/>
+            <w:tcMar>
+              <w:top w:type="dxa" w:w="60"/>
+              <w:left w:type="dxa" w:w="100"/>
+              <w:bottom w:type="dxa" w:w="60"/>
+              <w:right w:type="dxa" w:w="100"/>
+            </w:tcMar>
+            <w:vAlign w:val="center"/>
+          </w:tcPr>
+          <w:p>
+            <w:pPr>
+              <w:jc w:val="center"/>
+            </w:pPr>
+            <w:r>
+              <w:rPr>
+                <w:rFonts w:ascii="Arial" w:cs="Arial" w:eastAsia="Arial" w:hAnsi="Arial"/>
+                <w:b w:val="false"/>
+                <w:bCs w:val="false"/>
+                <w:color w:val="333333"/>
+                <w:sz w:val="16"/>
+                <w:szCs w:val="16"/>
+              </w:rPr>
+              <w:t xml:space="preserve">998</w:t>
             </w:r>
           </w:p>
         </w:tc>
@@ -7782,7 +7782,7 @@
                 <w:sz w:val="16"/>
                 <w:szCs w:val="16"/>
               </w:rPr>
-              <w:t xml:space="preserve">21.0</w:t>
+              <w:t xml:space="preserve">22.2</w:t>
             </w:r>
           </w:p>
         </w:tc>
@@ -7942,7 +7942,7 @@
           <w:sz w:val="20"/>
           <w:szCs w:val="20"/>
         </w:rPr>
-        <w:t xml:space="preserve">全496名のスタッフ出勤状況を分析しました。</w:t>
+        <w:t xml:space="preserve">全309名のスタッフ出勤状況を分析しました。</w:t>
       </w:r>
     </w:p>
     <w:p>
@@ -7980,7 +7980,7 @@
           <w:sz w:val="20"/>
           <w:szCs w:val="20"/>
         </w:rPr>
-        <w:t xml:space="preserve">平均出勤日数: 19.3日</w:t>
+        <w:t xml:space="preserve">平均出勤日数: 31.0日</w:t>
       </w:r>
     </w:p>
     <w:p>
@@ -8001,7 +8001,7 @@
           <w:sz w:val="20"/>
           <w:szCs w:val="20"/>
         </w:rPr>
-        <w:t xml:space="preserve">高出勤者（20日以上）: 243名（49.0%）</w:t>
+        <w:t xml:space="preserve">高出勤者（20日以上）: 251名（81.2%）</w:t>
       </w:r>
     </w:p>
     <w:p>
@@ -8022,7 +8022,7 @@
           <w:sz w:val="20"/>
           <w:szCs w:val="20"/>
         </w:rPr>
-        <w:t xml:space="preserve">低出勤者（10日未満）: 76名（15.3%）</w:t>
+        <w:t xml:space="preserve">低出勤者（10日未満）: 11名（3.6%）</w:t>
       </w:r>
     </w:p>
     <w:p>
@@ -8462,143 +8462,143 @@
                 <w:sz w:val="13"/>
                 <w:szCs w:val="13"/>
               </w:rPr>
-              <w:t xml:space="preserve">コンフォートスイーツ東京ベイ</w:t>
-            </w:r>
-          </w:p>
-        </w:tc>
-        <w:tc>
-          <w:tcPr>
-            <w:tcBorders>
-              <w:top w:val="single" w:color="CCCCCC" w:sz="1"/>
-              <w:left w:val="single" w:color="CCCCCC" w:sz="1"/>
-              <w:bottom w:val="single" w:color="CCCCCC" w:sz="1"/>
-              <w:right w:val="single" w:color="CCCCCC" w:sz="1"/>
-            </w:tcBorders>
-            <w:shd w:fill="F5F7FA" w:color="F5F7FA" w:val="solid"/>
-            <w:tcMar>
-              <w:top w:type="dxa" w:w="60"/>
-              <w:left w:type="dxa" w:w="100"/>
-              <w:bottom w:type="dxa" w:w="60"/>
-              <w:right w:type="dxa" w:w="100"/>
-            </w:tcMar>
-            <w:vAlign w:val="center"/>
-          </w:tcPr>
-          <w:p>
-            <w:pPr>
-              <w:jc w:val="center"/>
-            </w:pPr>
-            <w:r>
-              <w:rPr>
-                <w:rFonts w:ascii="Arial" w:cs="Arial" w:eastAsia="Arial" w:hAnsi="Arial"/>
-                <w:b w:val="false"/>
-                <w:bCs w:val="false"/>
-                <w:color w:val="333333"/>
-                <w:sz w:val="16"/>
-                <w:szCs w:val="16"/>
-              </w:rPr>
-              <w:t xml:space="preserve">71</w:t>
-            </w:r>
-          </w:p>
-        </w:tc>
-        <w:tc>
-          <w:tcPr>
-            <w:tcBorders>
-              <w:top w:val="single" w:color="CCCCCC" w:sz="1"/>
-              <w:left w:val="single" w:color="CCCCCC" w:sz="1"/>
-              <w:bottom w:val="single" w:color="CCCCCC" w:sz="1"/>
-              <w:right w:val="single" w:color="CCCCCC" w:sz="1"/>
-            </w:tcBorders>
-            <w:shd w:fill="F5F7FA" w:color="F5F7FA" w:val="solid"/>
-            <w:tcMar>
-              <w:top w:type="dxa" w:w="60"/>
-              <w:left w:type="dxa" w:w="100"/>
-              <w:bottom w:type="dxa" w:w="60"/>
-              <w:right w:type="dxa" w:w="100"/>
-            </w:tcMar>
-            <w:vAlign w:val="center"/>
-          </w:tcPr>
-          <w:p>
-            <w:pPr>
-              <w:jc w:val="center"/>
-            </w:pPr>
-            <w:r>
-              <w:rPr>
-                <w:rFonts w:ascii="Arial" w:cs="Arial" w:eastAsia="Arial" w:hAnsi="Arial"/>
-                <w:b w:val="false"/>
-                <w:bCs w:val="false"/>
-                <w:color w:val="333333"/>
-                <w:sz w:val="16"/>
-                <w:szCs w:val="16"/>
-              </w:rPr>
-              <w:t xml:space="preserve">42</w:t>
-            </w:r>
-          </w:p>
-        </w:tc>
-        <w:tc>
-          <w:tcPr>
-            <w:tcBorders>
-              <w:top w:val="single" w:color="CCCCCC" w:sz="1"/>
-              <w:left w:val="single" w:color="CCCCCC" w:sz="1"/>
-              <w:bottom w:val="single" w:color="CCCCCC" w:sz="1"/>
-              <w:right w:val="single" w:color="CCCCCC" w:sz="1"/>
-            </w:tcBorders>
-            <w:shd w:fill="F5F7FA" w:color="F5F7FA" w:val="solid"/>
-            <w:tcMar>
-              <w:top w:type="dxa" w:w="60"/>
-              <w:left w:type="dxa" w:w="100"/>
-              <w:bottom w:type="dxa" w:w="60"/>
-              <w:right w:type="dxa" w:w="100"/>
-            </w:tcMar>
-            <w:vAlign w:val="center"/>
-          </w:tcPr>
-          <w:p>
-            <w:pPr>
-              <w:jc w:val="center"/>
-            </w:pPr>
-            <w:r>
-              <w:rPr>
-                <w:rFonts w:ascii="Arial" w:cs="Arial" w:eastAsia="Arial" w:hAnsi="Arial"/>
-                <w:b w:val="false"/>
-                <w:bCs w:val="false"/>
-                <w:color w:val="333333"/>
-                <w:sz w:val="16"/>
-                <w:szCs w:val="16"/>
-              </w:rPr>
-              <w:t xml:space="preserve">18</w:t>
-            </w:r>
-          </w:p>
-        </w:tc>
-        <w:tc>
-          <w:tcPr>
-            <w:tcBorders>
-              <w:top w:val="single" w:color="CCCCCC" w:sz="1"/>
-              <w:left w:val="single" w:color="CCCCCC" w:sz="1"/>
-              <w:bottom w:val="single" w:color="CCCCCC" w:sz="1"/>
-              <w:right w:val="single" w:color="CCCCCC" w:sz="1"/>
-            </w:tcBorders>
-            <w:shd w:fill="F5F7FA" w:color="F5F7FA" w:val="solid"/>
-            <w:tcMar>
-              <w:top w:type="dxa" w:w="60"/>
-              <w:left w:type="dxa" w:w="100"/>
-              <w:bottom w:type="dxa" w:w="60"/>
-              <w:right w:type="dxa" w:w="100"/>
-            </w:tcMar>
-            <w:vAlign w:val="center"/>
-          </w:tcPr>
-          <w:p>
-            <w:pPr>
-              <w:jc w:val="center"/>
-            </w:pPr>
-            <w:r>
-              <w:rPr>
-                <w:rFonts w:ascii="Arial" w:cs="Arial" w:eastAsia="Arial" w:hAnsi="Arial"/>
-                <w:b w:val="false"/>
-                <w:bCs w:val="false"/>
-                <w:color w:val="333333"/>
-                <w:sz w:val="16"/>
-                <w:szCs w:val="16"/>
-              </w:rPr>
-              <w:t xml:space="preserve">0</w:t>
+              <w:t xml:space="preserve">コンフォートイン六本木</w:t>
+            </w:r>
+          </w:p>
+        </w:tc>
+        <w:tc>
+          <w:tcPr>
+            <w:tcBorders>
+              <w:top w:val="single" w:color="CCCCCC" w:sz="1"/>
+              <w:left w:val="single" w:color="CCCCCC" w:sz="1"/>
+              <w:bottom w:val="single" w:color="CCCCCC" w:sz="1"/>
+              <w:right w:val="single" w:color="CCCCCC" w:sz="1"/>
+            </w:tcBorders>
+            <w:shd w:fill="F5F7FA" w:color="F5F7FA" w:val="solid"/>
+            <w:tcMar>
+              <w:top w:type="dxa" w:w="60"/>
+              <w:left w:type="dxa" w:w="100"/>
+              <w:bottom w:type="dxa" w:w="60"/>
+              <w:right w:type="dxa" w:w="100"/>
+            </w:tcMar>
+            <w:vAlign w:val="center"/>
+          </w:tcPr>
+          <w:p>
+            <w:pPr>
+              <w:jc w:val="center"/>
+            </w:pPr>
+            <w:r>
+              <w:rPr>
+                <w:rFonts w:ascii="Arial" w:cs="Arial" w:eastAsia="Arial" w:hAnsi="Arial"/>
+                <w:b w:val="false"/>
+                <w:bCs w:val="false"/>
+                <w:color w:val="333333"/>
+                <w:sz w:val="16"/>
+                <w:szCs w:val="16"/>
+              </w:rPr>
+              <w:t xml:space="preserve">1</w:t>
+            </w:r>
+          </w:p>
+        </w:tc>
+        <w:tc>
+          <w:tcPr>
+            <w:tcBorders>
+              <w:top w:val="single" w:color="CCCCCC" w:sz="1"/>
+              <w:left w:val="single" w:color="CCCCCC" w:sz="1"/>
+              <w:bottom w:val="single" w:color="CCCCCC" w:sz="1"/>
+              <w:right w:val="single" w:color="CCCCCC" w:sz="1"/>
+            </w:tcBorders>
+            <w:shd w:fill="F5F7FA" w:color="F5F7FA" w:val="solid"/>
+            <w:tcMar>
+              <w:top w:type="dxa" w:w="60"/>
+              <w:left w:type="dxa" w:w="100"/>
+              <w:bottom w:type="dxa" w:w="60"/>
+              <w:right w:type="dxa" w:w="100"/>
+            </w:tcMar>
+            <w:vAlign w:val="center"/>
+          </w:tcPr>
+          <w:p>
+            <w:pPr>
+              <w:jc w:val="center"/>
+            </w:pPr>
+            <w:r>
+              <w:rPr>
+                <w:rFonts w:ascii="Arial" w:cs="Arial" w:eastAsia="Arial" w:hAnsi="Arial"/>
+                <w:b w:val="false"/>
+                <w:bCs w:val="false"/>
+                <w:color w:val="333333"/>
+                <w:sz w:val="16"/>
+                <w:szCs w:val="16"/>
+              </w:rPr>
+              <w:t xml:space="preserve">-</w:t>
+            </w:r>
+          </w:p>
+        </w:tc>
+        <w:tc>
+          <w:tcPr>
+            <w:tcBorders>
+              <w:top w:val="single" w:color="CCCCCC" w:sz="1"/>
+              <w:left w:val="single" w:color="CCCCCC" w:sz="1"/>
+              <w:bottom w:val="single" w:color="CCCCCC" w:sz="1"/>
+              <w:right w:val="single" w:color="CCCCCC" w:sz="1"/>
+            </w:tcBorders>
+            <w:shd w:fill="F5F7FA" w:color="F5F7FA" w:val="solid"/>
+            <w:tcMar>
+              <w:top w:type="dxa" w:w="60"/>
+              <w:left w:type="dxa" w:w="100"/>
+              <w:bottom w:type="dxa" w:w="60"/>
+              <w:right w:type="dxa" w:w="100"/>
+            </w:tcMar>
+            <w:vAlign w:val="center"/>
+          </w:tcPr>
+          <w:p>
+            <w:pPr>
+              <w:jc w:val="center"/>
+            </w:pPr>
+            <w:r>
+              <w:rPr>
+                <w:rFonts w:ascii="Arial" w:cs="Arial" w:eastAsia="Arial" w:hAnsi="Arial"/>
+                <w:b w:val="false"/>
+                <w:bCs w:val="false"/>
+                <w:color w:val="333333"/>
+                <w:sz w:val="16"/>
+                <w:szCs w:val="16"/>
+              </w:rPr>
+              <w:t xml:space="preserve">-</w:t>
+            </w:r>
+          </w:p>
+        </w:tc>
+        <w:tc>
+          <w:tcPr>
+            <w:tcBorders>
+              <w:top w:val="single" w:color="CCCCCC" w:sz="1"/>
+              <w:left w:val="single" w:color="CCCCCC" w:sz="1"/>
+              <w:bottom w:val="single" w:color="CCCCCC" w:sz="1"/>
+              <w:right w:val="single" w:color="CCCCCC" w:sz="1"/>
+            </w:tcBorders>
+            <w:shd w:fill="F5F7FA" w:color="F5F7FA" w:val="solid"/>
+            <w:tcMar>
+              <w:top w:type="dxa" w:w="60"/>
+              <w:left w:type="dxa" w:w="100"/>
+              <w:bottom w:type="dxa" w:w="60"/>
+              <w:right w:type="dxa" w:w="100"/>
+            </w:tcMar>
+            <w:vAlign w:val="center"/>
+          </w:tcPr>
+          <w:p>
+            <w:pPr>
+              <w:jc w:val="center"/>
+            </w:pPr>
+            <w:r>
+              <w:rPr>
+                <w:rFonts w:ascii="Arial" w:cs="Arial" w:eastAsia="Arial" w:hAnsi="Arial"/>
+                <w:b w:val="false"/>
+                <w:bCs w:val="false"/>
+                <w:color w:val="333333"/>
+                <w:sz w:val="16"/>
+                <w:szCs w:val="16"/>
+              </w:rPr>
+              <w:t xml:space="preserve">4</w:t>
             </w:r>
           </w:p>
         </w:tc>
@@ -8666,41 +8666,41 @@
                 <w:sz w:val="16"/>
                 <w:szCs w:val="16"/>
               </w:rPr>
-              <w:t xml:space="preserve">6.5</w:t>
-            </w:r>
-          </w:p>
-        </w:tc>
-        <w:tc>
-          <w:tcPr>
-            <w:tcBorders>
-              <w:top w:val="single" w:color="CCCCCC" w:sz="1"/>
-              <w:left w:val="single" w:color="CCCCCC" w:sz="1"/>
-              <w:bottom w:val="single" w:color="CCCCCC" w:sz="1"/>
-              <w:right w:val="single" w:color="CCCCCC" w:sz="1"/>
-            </w:tcBorders>
-            <w:shd w:fill="F5F7FA" w:color="F5F7FA" w:val="solid"/>
-            <w:tcMar>
-              <w:top w:type="dxa" w:w="60"/>
-              <w:left w:type="dxa" w:w="100"/>
-              <w:bottom w:type="dxa" w:w="60"/>
-              <w:right w:type="dxa" w:w="100"/>
-            </w:tcMar>
-            <w:vAlign w:val="center"/>
-          </w:tcPr>
-          <w:p>
-            <w:pPr>
-              <w:jc w:val="center"/>
-            </w:pPr>
-            <w:r>
-              <w:rPr>
-                <w:rFonts w:ascii="Arial" w:cs="Arial" w:eastAsia="Arial" w:hAnsi="Arial"/>
-                <w:b w:val="false"/>
-                <w:bCs w:val="false"/>
-                <w:color w:val="333333"/>
-                <w:sz w:val="16"/>
-                <w:szCs w:val="16"/>
-              </w:rPr>
-              <w:t xml:space="preserve">19.6</w:t>
+              <w:t xml:space="preserve">-</w:t>
+            </w:r>
+          </w:p>
+        </w:tc>
+        <w:tc>
+          <w:tcPr>
+            <w:tcBorders>
+              <w:top w:val="single" w:color="CCCCCC" w:sz="1"/>
+              <w:left w:val="single" w:color="CCCCCC" w:sz="1"/>
+              <w:bottom w:val="single" w:color="CCCCCC" w:sz="1"/>
+              <w:right w:val="single" w:color="CCCCCC" w:sz="1"/>
+            </w:tcBorders>
+            <w:shd w:fill="F5F7FA" w:color="F5F7FA" w:val="solid"/>
+            <w:tcMar>
+              <w:top w:type="dxa" w:w="60"/>
+              <w:left w:type="dxa" w:w="100"/>
+              <w:bottom w:type="dxa" w:w="60"/>
+              <w:right w:type="dxa" w:w="100"/>
+            </w:tcMar>
+            <w:vAlign w:val="center"/>
+          </w:tcPr>
+          <w:p>
+            <w:pPr>
+              <w:jc w:val="center"/>
+            </w:pPr>
+            <w:r>
+              <w:rPr>
+                <w:rFonts w:ascii="Arial" w:cs="Arial" w:eastAsia="Arial" w:hAnsi="Arial"/>
+                <w:b w:val="false"/>
+                <w:bCs w:val="false"/>
+                <w:color w:val="333333"/>
+                <w:sz w:val="16"/>
+                <w:szCs w:val="16"/>
+              </w:rPr>
+              <w:t xml:space="preserve">34.0</w:t>
             </w:r>
           </w:p>
         </w:tc>
@@ -8736,75 +8736,41 @@
                 <w:sz w:val="13"/>
                 <w:szCs w:val="13"/>
               </w:rPr>
-              <w:t xml:space="preserve">コンフォートホテル成田</w:t>
-            </w:r>
-          </w:p>
-        </w:tc>
-        <w:tc>
-          <w:tcPr>
-            <w:tcBorders>
-              <w:top w:val="single" w:color="CCCCCC" w:sz="1"/>
-              <w:left w:val="single" w:color="CCCCCC" w:sz="1"/>
-              <w:bottom w:val="single" w:color="CCCCCC" w:sz="1"/>
-              <w:right w:val="single" w:color="CCCCCC" w:sz="1"/>
-            </w:tcBorders>
-            <w:shd w:fill="FFFFFF" w:color="FFFFFF" w:val="solid"/>
-            <w:tcMar>
-              <w:top w:type="dxa" w:w="60"/>
-              <w:left w:type="dxa" w:w="100"/>
-              <w:bottom w:type="dxa" w:w="60"/>
-              <w:right w:type="dxa" w:w="100"/>
-            </w:tcMar>
-            <w:vAlign w:val="center"/>
-          </w:tcPr>
-          <w:p>
-            <w:pPr>
-              <w:jc w:val="center"/>
-            </w:pPr>
-            <w:r>
-              <w:rPr>
-                <w:rFonts w:ascii="Arial" w:cs="Arial" w:eastAsia="Arial" w:hAnsi="Arial"/>
-                <w:b w:val="false"/>
-                <w:bCs w:val="false"/>
-                <w:color w:val="333333"/>
-                <w:sz w:val="16"/>
-                <w:szCs w:val="16"/>
-              </w:rPr>
-              <w:t xml:space="preserve">20</w:t>
-            </w:r>
-          </w:p>
-        </w:tc>
-        <w:tc>
-          <w:tcPr>
-            <w:tcBorders>
-              <w:top w:val="single" w:color="CCCCCC" w:sz="1"/>
-              <w:left w:val="single" w:color="CCCCCC" w:sz="1"/>
-              <w:bottom w:val="single" w:color="CCCCCC" w:sz="1"/>
-              <w:right w:val="single" w:color="CCCCCC" w:sz="1"/>
-            </w:tcBorders>
-            <w:shd w:fill="FFFFFF" w:color="FFFFFF" w:val="solid"/>
-            <w:tcMar>
-              <w:top w:type="dxa" w:w="60"/>
-              <w:left w:type="dxa" w:w="100"/>
-              <w:bottom w:type="dxa" w:w="60"/>
-              <w:right w:type="dxa" w:w="100"/>
-            </w:tcMar>
-            <w:vAlign w:val="center"/>
-          </w:tcPr>
-          <w:p>
-            <w:pPr>
-              <w:jc w:val="center"/>
-            </w:pPr>
-            <w:r>
-              <w:rPr>
-                <w:rFonts w:ascii="Arial" w:cs="Arial" w:eastAsia="Arial" w:hAnsi="Arial"/>
-                <w:b w:val="false"/>
-                <w:bCs w:val="false"/>
-                <w:color w:val="333333"/>
-                <w:sz w:val="16"/>
-                <w:szCs w:val="16"/>
-              </w:rPr>
-              <w:t xml:space="preserve">19</w:t>
+              <w:t xml:space="preserve">コンフォートスイーツ東京ベイ</w:t>
+            </w:r>
+          </w:p>
+        </w:tc>
+        <w:tc>
+          <w:tcPr>
+            <w:tcBorders>
+              <w:top w:val="single" w:color="CCCCCC" w:sz="1"/>
+              <w:left w:val="single" w:color="CCCCCC" w:sz="1"/>
+              <w:bottom w:val="single" w:color="CCCCCC" w:sz="1"/>
+              <w:right w:val="single" w:color="CCCCCC" w:sz="1"/>
+            </w:tcBorders>
+            <w:shd w:fill="FFFFFF" w:color="FFFFFF" w:val="solid"/>
+            <w:tcMar>
+              <w:top w:type="dxa" w:w="60"/>
+              <w:left w:type="dxa" w:w="100"/>
+              <w:bottom w:type="dxa" w:w="60"/>
+              <w:right w:type="dxa" w:w="100"/>
+            </w:tcMar>
+            <w:vAlign w:val="center"/>
+          </w:tcPr>
+          <w:p>
+            <w:pPr>
+              <w:jc w:val="center"/>
+            </w:pPr>
+            <w:r>
+              <w:rPr>
+                <w:rFonts w:ascii="Arial" w:cs="Arial" w:eastAsia="Arial" w:hAnsi="Arial"/>
+                <w:b w:val="false"/>
+                <w:bCs w:val="false"/>
+                <w:color w:val="333333"/>
+                <w:sz w:val="16"/>
+                <w:szCs w:val="16"/>
+              </w:rPr>
+              <w:t xml:space="preserve">1</w:t>
             </w:r>
           </w:p>
         </w:tc>
@@ -8872,7 +8838,41 @@
                 <w:sz w:val="16"/>
                 <w:szCs w:val="16"/>
               </w:rPr>
-              <w:t xml:space="preserve">0</w:t>
+              <w:t xml:space="preserve">-</w:t>
+            </w:r>
+          </w:p>
+        </w:tc>
+        <w:tc>
+          <w:tcPr>
+            <w:tcBorders>
+              <w:top w:val="single" w:color="CCCCCC" w:sz="1"/>
+              <w:left w:val="single" w:color="CCCCCC" w:sz="1"/>
+              <w:bottom w:val="single" w:color="CCCCCC" w:sz="1"/>
+              <w:right w:val="single" w:color="CCCCCC" w:sz="1"/>
+            </w:tcBorders>
+            <w:shd w:fill="FFFFFF" w:color="FFFFFF" w:val="solid"/>
+            <w:tcMar>
+              <w:top w:type="dxa" w:w="60"/>
+              <w:left w:type="dxa" w:w="100"/>
+              <w:bottom w:type="dxa" w:w="60"/>
+              <w:right w:type="dxa" w:w="100"/>
+            </w:tcMar>
+            <w:vAlign w:val="center"/>
+          </w:tcPr>
+          <w:p>
+            <w:pPr>
+              <w:jc w:val="center"/>
+            </w:pPr>
+            <w:r>
+              <w:rPr>
+                <w:rFonts w:ascii="Arial" w:cs="Arial" w:eastAsia="Arial" w:hAnsi="Arial"/>
+                <w:b w:val="false"/>
+                <w:bCs w:val="false"/>
+                <w:color w:val="333333"/>
+                <w:sz w:val="16"/>
+                <w:szCs w:val="16"/>
+              </w:rPr>
+              <w:t xml:space="preserve">12</w:t>
             </w:r>
           </w:p>
         </w:tc>
@@ -8940,41 +8940,41 @@
                 <w:sz w:val="16"/>
                 <w:szCs w:val="16"/>
               </w:rPr>
-              <w:t xml:space="preserve">2.9</w:t>
-            </w:r>
-          </w:p>
-        </w:tc>
-        <w:tc>
-          <w:tcPr>
-            <w:tcBorders>
-              <w:top w:val="single" w:color="CCCCCC" w:sz="1"/>
-              <w:left w:val="single" w:color="CCCCCC" w:sz="1"/>
-              <w:bottom w:val="single" w:color="CCCCCC" w:sz="1"/>
-              <w:right w:val="single" w:color="CCCCCC" w:sz="1"/>
-            </w:tcBorders>
-            <w:shd w:fill="FFFFFF" w:color="FFFFFF" w:val="solid"/>
-            <w:tcMar>
-              <w:top w:type="dxa" w:w="60"/>
-              <w:left w:type="dxa" w:w="100"/>
-              <w:bottom w:type="dxa" w:w="60"/>
-              <w:right w:type="dxa" w:w="100"/>
-            </w:tcMar>
-            <w:vAlign w:val="center"/>
-          </w:tcPr>
-          <w:p>
-            <w:pPr>
-              <w:jc w:val="center"/>
-            </w:pPr>
-            <w:r>
-              <w:rPr>
-                <w:rFonts w:ascii="Arial" w:cs="Arial" w:eastAsia="Arial" w:hAnsi="Arial"/>
-                <w:b w:val="false"/>
-                <w:bCs w:val="false"/>
-                <w:color w:val="333333"/>
-                <w:sz w:val="16"/>
-                <w:szCs w:val="16"/>
-              </w:rPr>
-              <w:t xml:space="preserve">15.6</w:t>
+              <w:t xml:space="preserve">-</w:t>
+            </w:r>
+          </w:p>
+        </w:tc>
+        <w:tc>
+          <w:tcPr>
+            <w:tcBorders>
+              <w:top w:val="single" w:color="CCCCCC" w:sz="1"/>
+              <w:left w:val="single" w:color="CCCCCC" w:sz="1"/>
+              <w:bottom w:val="single" w:color="CCCCCC" w:sz="1"/>
+              <w:right w:val="single" w:color="CCCCCC" w:sz="1"/>
+            </w:tcBorders>
+            <w:shd w:fill="FFFFFF" w:color="FFFFFF" w:val="solid"/>
+            <w:tcMar>
+              <w:top w:type="dxa" w:w="60"/>
+              <w:left w:type="dxa" w:w="100"/>
+              <w:bottom w:type="dxa" w:w="60"/>
+              <w:right w:type="dxa" w:w="100"/>
+            </w:tcMar>
+            <w:vAlign w:val="center"/>
+          </w:tcPr>
+          <w:p>
+            <w:pPr>
+              <w:jc w:val="center"/>
+            </w:pPr>
+            <w:r>
+              <w:rPr>
+                <w:rFonts w:ascii="Arial" w:cs="Arial" w:eastAsia="Arial" w:hAnsi="Arial"/>
+                <w:b w:val="false"/>
+                <w:bCs w:val="false"/>
+                <w:color w:val="333333"/>
+                <w:sz w:val="16"/>
+                <w:szCs w:val="16"/>
+              </w:rPr>
+              <w:t xml:space="preserve">21.0</w:t>
             </w:r>
           </w:p>
         </w:tc>
@@ -9010,41 +9010,7 @@
                 <w:sz w:val="13"/>
                 <w:szCs w:val="13"/>
               </w:rPr>
-              <w:t xml:space="preserve">コンフォートホテル横浜関内</w:t>
-            </w:r>
-          </w:p>
-        </w:tc>
-        <w:tc>
-          <w:tcPr>
-            <w:tcBorders>
-              <w:top w:val="single" w:color="CCCCCC" w:sz="1"/>
-              <w:left w:val="single" w:color="CCCCCC" w:sz="1"/>
-              <w:bottom w:val="single" w:color="CCCCCC" w:sz="1"/>
-              <w:right w:val="single" w:color="CCCCCC" w:sz="1"/>
-            </w:tcBorders>
-            <w:shd w:fill="F5F7FA" w:color="F5F7FA" w:val="solid"/>
-            <w:tcMar>
-              <w:top w:type="dxa" w:w="60"/>
-              <w:left w:type="dxa" w:w="100"/>
-              <w:bottom w:type="dxa" w:w="60"/>
-              <w:right w:type="dxa" w:w="100"/>
-            </w:tcMar>
-            <w:vAlign w:val="center"/>
-          </w:tcPr>
-          <w:p>
-            <w:pPr>
-              <w:jc w:val="center"/>
-            </w:pPr>
-            <w:r>
-              <w:rPr>
-                <w:rFonts w:ascii="Arial" w:cs="Arial" w:eastAsia="Arial" w:hAnsi="Arial"/>
-                <w:b w:val="false"/>
-                <w:bCs w:val="false"/>
-                <w:color w:val="333333"/>
-                <w:sz w:val="16"/>
-                <w:szCs w:val="16"/>
-              </w:rPr>
-              <w:t xml:space="preserve">22</w:t>
+              <w:t xml:space="preserve">コンフォートホテル成田</w:t>
             </w:r>
           </w:p>
         </w:tc>
@@ -9112,7 +9078,41 @@
                 <w:sz w:val="16"/>
                 <w:szCs w:val="16"/>
               </w:rPr>
-              <w:t xml:space="preserve">1</w:t>
+              <w:t xml:space="preserve">19</w:t>
+            </w:r>
+          </w:p>
+        </w:tc>
+        <w:tc>
+          <w:tcPr>
+            <w:tcBorders>
+              <w:top w:val="single" w:color="CCCCCC" w:sz="1"/>
+              <w:left w:val="single" w:color="CCCCCC" w:sz="1"/>
+              <w:bottom w:val="single" w:color="CCCCCC" w:sz="1"/>
+              <w:right w:val="single" w:color="CCCCCC" w:sz="1"/>
+            </w:tcBorders>
+            <w:shd w:fill="F5F7FA" w:color="F5F7FA" w:val="solid"/>
+            <w:tcMar>
+              <w:top w:type="dxa" w:w="60"/>
+              <w:left w:type="dxa" w:w="100"/>
+              <w:bottom w:type="dxa" w:w="60"/>
+              <w:right w:type="dxa" w:w="100"/>
+            </w:tcMar>
+            <w:vAlign w:val="center"/>
+          </w:tcPr>
+          <w:p>
+            <w:pPr>
+              <w:jc w:val="center"/>
+            </w:pPr>
+            <w:r>
+              <w:rPr>
+                <w:rFonts w:ascii="Arial" w:cs="Arial" w:eastAsia="Arial" w:hAnsi="Arial"/>
+                <w:b w:val="false"/>
+                <w:bCs w:val="false"/>
+                <w:color w:val="333333"/>
+                <w:sz w:val="16"/>
+                <w:szCs w:val="16"/>
+              </w:rPr>
+              <w:t xml:space="preserve">-</w:t>
             </w:r>
           </w:p>
         </w:tc>
@@ -9214,41 +9214,41 @@
                 <w:sz w:val="16"/>
                 <w:szCs w:val="16"/>
               </w:rPr>
-              <w:t xml:space="preserve">11.6</w:t>
-            </w:r>
-          </w:p>
-        </w:tc>
-        <w:tc>
-          <w:tcPr>
-            <w:tcBorders>
-              <w:top w:val="single" w:color="CCCCCC" w:sz="1"/>
-              <w:left w:val="single" w:color="CCCCCC" w:sz="1"/>
-              <w:bottom w:val="single" w:color="CCCCCC" w:sz="1"/>
-              <w:right w:val="single" w:color="CCCCCC" w:sz="1"/>
-            </w:tcBorders>
-            <w:shd w:fill="F5F7FA" w:color="F5F7FA" w:val="solid"/>
-            <w:tcMar>
-              <w:top w:type="dxa" w:w="60"/>
-              <w:left w:type="dxa" w:w="100"/>
-              <w:bottom w:type="dxa" w:w="60"/>
-              <w:right w:type="dxa" w:w="100"/>
-            </w:tcMar>
-            <w:vAlign w:val="center"/>
-          </w:tcPr>
-          <w:p>
-            <w:pPr>
-              <w:jc w:val="center"/>
-            </w:pPr>
-            <w:r>
-              <w:rPr>
-                <w:rFonts w:ascii="Arial" w:cs="Arial" w:eastAsia="Arial" w:hAnsi="Arial"/>
-                <w:b w:val="false"/>
-                <w:bCs w:val="false"/>
-                <w:color w:val="333333"/>
-                <w:sz w:val="16"/>
-                <w:szCs w:val="16"/>
-              </w:rPr>
-              <w:t xml:space="preserve">18.4</w:t>
+              <w:t xml:space="preserve">2.8</w:t>
+            </w:r>
+          </w:p>
+        </w:tc>
+        <w:tc>
+          <w:tcPr>
+            <w:tcBorders>
+              <w:top w:val="single" w:color="CCCCCC" w:sz="1"/>
+              <w:left w:val="single" w:color="CCCCCC" w:sz="1"/>
+              <w:bottom w:val="single" w:color="CCCCCC" w:sz="1"/>
+              <w:right w:val="single" w:color="CCCCCC" w:sz="1"/>
+            </w:tcBorders>
+            <w:shd w:fill="F5F7FA" w:color="F5F7FA" w:val="solid"/>
+            <w:tcMar>
+              <w:top w:type="dxa" w:w="60"/>
+              <w:left w:type="dxa" w:w="100"/>
+              <w:bottom w:type="dxa" w:w="60"/>
+              <w:right w:type="dxa" w:w="100"/>
+            </w:tcMar>
+            <w:vAlign w:val="center"/>
+          </w:tcPr>
+          <w:p>
+            <w:pPr>
+              <w:jc w:val="center"/>
+            </w:pPr>
+            <w:r>
+              <w:rPr>
+                <w:rFonts w:ascii="Arial" w:cs="Arial" w:eastAsia="Arial" w:hAnsi="Arial"/>
+                <w:b w:val="false"/>
+                <w:bCs w:val="false"/>
+                <w:color w:val="333333"/>
+                <w:sz w:val="16"/>
+                <w:szCs w:val="16"/>
+              </w:rPr>
+              <w:t xml:space="preserve">26.0</w:t>
             </w:r>
           </w:p>
         </w:tc>
@@ -9284,75 +9284,41 @@
                 <w:sz w:val="13"/>
                 <w:szCs w:val="13"/>
               </w:rPr>
-              <w:t xml:space="preserve">アパホテル相模原橋本駅東</w:t>
-            </w:r>
-          </w:p>
-        </w:tc>
-        <w:tc>
-          <w:tcPr>
-            <w:tcBorders>
-              <w:top w:val="single" w:color="CCCCCC" w:sz="1"/>
-              <w:left w:val="single" w:color="CCCCCC" w:sz="1"/>
-              <w:bottom w:val="single" w:color="CCCCCC" w:sz="1"/>
-              <w:right w:val="single" w:color="CCCCCC" w:sz="1"/>
-            </w:tcBorders>
-            <w:shd w:fill="FFFFFF" w:color="FFFFFF" w:val="solid"/>
-            <w:tcMar>
-              <w:top w:type="dxa" w:w="60"/>
-              <w:left w:type="dxa" w:w="100"/>
-              <w:bottom w:type="dxa" w:w="60"/>
-              <w:right w:type="dxa" w:w="100"/>
-            </w:tcMar>
-            <w:vAlign w:val="center"/>
-          </w:tcPr>
-          <w:p>
-            <w:pPr>
-              <w:jc w:val="center"/>
-            </w:pPr>
-            <w:r>
-              <w:rPr>
-                <w:rFonts w:ascii="Arial" w:cs="Arial" w:eastAsia="Arial" w:hAnsi="Arial"/>
-                <w:b w:val="false"/>
-                <w:bCs w:val="false"/>
-                <w:color w:val="333333"/>
-                <w:sz w:val="16"/>
-                <w:szCs w:val="16"/>
-              </w:rPr>
-              <w:t xml:space="preserve">20</w:t>
-            </w:r>
-          </w:p>
-        </w:tc>
-        <w:tc>
-          <w:tcPr>
-            <w:tcBorders>
-              <w:top w:val="single" w:color="CCCCCC" w:sz="1"/>
-              <w:left w:val="single" w:color="CCCCCC" w:sz="1"/>
-              <w:bottom w:val="single" w:color="CCCCCC" w:sz="1"/>
-              <w:right w:val="single" w:color="CCCCCC" w:sz="1"/>
-            </w:tcBorders>
-            <w:shd w:fill="FFFFFF" w:color="FFFFFF" w:val="solid"/>
-            <w:tcMar>
-              <w:top w:type="dxa" w:w="60"/>
-              <w:left w:type="dxa" w:w="100"/>
-              <w:bottom w:type="dxa" w:w="60"/>
-              <w:right w:type="dxa" w:w="100"/>
-            </w:tcMar>
-            <w:vAlign w:val="center"/>
-          </w:tcPr>
-          <w:p>
-            <w:pPr>
-              <w:jc w:val="center"/>
-            </w:pPr>
-            <w:r>
-              <w:rPr>
-                <w:rFonts w:ascii="Arial" w:cs="Arial" w:eastAsia="Arial" w:hAnsi="Arial"/>
-                <w:b w:val="false"/>
-                <w:bCs w:val="false"/>
-                <w:color w:val="333333"/>
-                <w:sz w:val="16"/>
-                <w:szCs w:val="16"/>
-              </w:rPr>
-              <w:t xml:space="preserve">18</w:t>
+              <w:t xml:space="preserve">コンフォートホテル横浜関内</w:t>
+            </w:r>
+          </w:p>
+        </w:tc>
+        <w:tc>
+          <w:tcPr>
+            <w:tcBorders>
+              <w:top w:val="single" w:color="CCCCCC" w:sz="1"/>
+              <w:left w:val="single" w:color="CCCCCC" w:sz="1"/>
+              <w:bottom w:val="single" w:color="CCCCCC" w:sz="1"/>
+              <w:right w:val="single" w:color="CCCCCC" w:sz="1"/>
+            </w:tcBorders>
+            <w:shd w:fill="FFFFFF" w:color="FFFFFF" w:val="solid"/>
+            <w:tcMar>
+              <w:top w:type="dxa" w:w="60"/>
+              <w:left w:type="dxa" w:w="100"/>
+              <w:bottom w:type="dxa" w:w="60"/>
+              <w:right w:type="dxa" w:w="100"/>
+            </w:tcMar>
+            <w:vAlign w:val="center"/>
+          </w:tcPr>
+          <w:p>
+            <w:pPr>
+              <w:jc w:val="center"/>
+            </w:pPr>
+            <w:r>
+              <w:rPr>
+                <w:rFonts w:ascii="Arial" w:cs="Arial" w:eastAsia="Arial" w:hAnsi="Arial"/>
+                <w:b w:val="false"/>
+                <w:bCs w:val="false"/>
+                <w:color w:val="333333"/>
+                <w:sz w:val="16"/>
+                <w:szCs w:val="16"/>
+              </w:rPr>
+              <w:t xml:space="preserve">1</w:t>
             </w:r>
           </w:p>
         </w:tc>
@@ -9420,7 +9386,41 @@
                 <w:sz w:val="16"/>
                 <w:szCs w:val="16"/>
               </w:rPr>
-              <w:t xml:space="preserve">0</w:t>
+              <w:t xml:space="preserve">-</w:t>
+            </w:r>
+          </w:p>
+        </w:tc>
+        <w:tc>
+          <w:tcPr>
+            <w:tcBorders>
+              <w:top w:val="single" w:color="CCCCCC" w:sz="1"/>
+              <w:left w:val="single" w:color="CCCCCC" w:sz="1"/>
+              <w:bottom w:val="single" w:color="CCCCCC" w:sz="1"/>
+              <w:right w:val="single" w:color="CCCCCC" w:sz="1"/>
+            </w:tcBorders>
+            <w:shd w:fill="FFFFFF" w:color="FFFFFF" w:val="solid"/>
+            <w:tcMar>
+              <w:top w:type="dxa" w:w="60"/>
+              <w:left w:type="dxa" w:w="100"/>
+              <w:bottom w:type="dxa" w:w="60"/>
+              <w:right w:type="dxa" w:w="100"/>
+            </w:tcMar>
+            <w:vAlign w:val="center"/>
+          </w:tcPr>
+          <w:p>
+            <w:pPr>
+              <w:jc w:val="center"/>
+            </w:pPr>
+            <w:r>
+              <w:rPr>
+                <w:rFonts w:ascii="Arial" w:cs="Arial" w:eastAsia="Arial" w:hAnsi="Arial"/>
+                <w:b w:val="false"/>
+                <w:bCs w:val="false"/>
+                <w:color w:val="333333"/>
+                <w:sz w:val="16"/>
+                <w:szCs w:val="16"/>
+              </w:rPr>
+              <w:t xml:space="preserve">42</w:t>
             </w:r>
           </w:p>
         </w:tc>
@@ -9488,41 +9488,41 @@
                 <w:sz w:val="16"/>
                 <w:szCs w:val="16"/>
               </w:rPr>
-              <w:t xml:space="preserve">0.5</w:t>
-            </w:r>
-          </w:p>
-        </w:tc>
-        <w:tc>
-          <w:tcPr>
-            <w:tcBorders>
-              <w:top w:val="single" w:color="CCCCCC" w:sz="1"/>
-              <w:left w:val="single" w:color="CCCCCC" w:sz="1"/>
-              <w:bottom w:val="single" w:color="CCCCCC" w:sz="1"/>
-              <w:right w:val="single" w:color="CCCCCC" w:sz="1"/>
-            </w:tcBorders>
-            <w:shd w:fill="FFFFFF" w:color="FFFFFF" w:val="solid"/>
-            <w:tcMar>
-              <w:top w:type="dxa" w:w="60"/>
-              <w:left w:type="dxa" w:w="100"/>
-              <w:bottom w:type="dxa" w:w="60"/>
-              <w:right w:type="dxa" w:w="100"/>
-            </w:tcMar>
-            <w:vAlign w:val="center"/>
-          </w:tcPr>
-          <w:p>
-            <w:pPr>
-              <w:jc w:val="center"/>
-            </w:pPr>
-            <w:r>
-              <w:rPr>
-                <w:rFonts w:ascii="Arial" w:cs="Arial" w:eastAsia="Arial" w:hAnsi="Arial"/>
-                <w:b w:val="false"/>
-                <w:bCs w:val="false"/>
-                <w:color w:val="333333"/>
-                <w:sz w:val="16"/>
-                <w:szCs w:val="16"/>
-              </w:rPr>
-              <w:t xml:space="preserve">19.6</w:t>
+              <w:t xml:space="preserve">-</w:t>
+            </w:r>
+          </w:p>
+        </w:tc>
+        <w:tc>
+          <w:tcPr>
+            <w:tcBorders>
+              <w:top w:val="single" w:color="CCCCCC" w:sz="1"/>
+              <w:left w:val="single" w:color="CCCCCC" w:sz="1"/>
+              <w:bottom w:val="single" w:color="CCCCCC" w:sz="1"/>
+              <w:right w:val="single" w:color="CCCCCC" w:sz="1"/>
+            </w:tcBorders>
+            <w:shd w:fill="FFFFFF" w:color="FFFFFF" w:val="solid"/>
+            <w:tcMar>
+              <w:top w:type="dxa" w:w="60"/>
+              <w:left w:type="dxa" w:w="100"/>
+              <w:bottom w:type="dxa" w:w="60"/>
+              <w:right w:type="dxa" w:w="100"/>
+            </w:tcMar>
+            <w:vAlign w:val="center"/>
+          </w:tcPr>
+          <w:p>
+            <w:pPr>
+              <w:jc w:val="center"/>
+            </w:pPr>
+            <w:r>
+              <w:rPr>
+                <w:rFonts w:ascii="Arial" w:cs="Arial" w:eastAsia="Arial" w:hAnsi="Arial"/>
+                <w:b w:val="false"/>
+                <w:bCs w:val="false"/>
+                <w:color w:val="333333"/>
+                <w:sz w:val="16"/>
+                <w:szCs w:val="16"/>
+              </w:rPr>
+              <w:t xml:space="preserve">18.0</w:t>
             </w:r>
           </w:p>
         </w:tc>
@@ -9558,41 +9558,41 @@
                 <w:sz w:val="13"/>
                 <w:szCs w:val="13"/>
               </w:rPr>
-              <w:t xml:space="preserve">コートホテル新横浜</w:t>
-            </w:r>
-          </w:p>
-        </w:tc>
-        <w:tc>
-          <w:tcPr>
-            <w:tcBorders>
-              <w:top w:val="single" w:color="CCCCCC" w:sz="1"/>
-              <w:left w:val="single" w:color="CCCCCC" w:sz="1"/>
-              <w:bottom w:val="single" w:color="CCCCCC" w:sz="1"/>
-              <w:right w:val="single" w:color="CCCCCC" w:sz="1"/>
-            </w:tcBorders>
-            <w:shd w:fill="F5F7FA" w:color="F5F7FA" w:val="solid"/>
-            <w:tcMar>
-              <w:top w:type="dxa" w:w="60"/>
-              <w:left w:type="dxa" w:w="100"/>
-              <w:bottom w:type="dxa" w:w="60"/>
-              <w:right w:type="dxa" w:w="100"/>
-            </w:tcMar>
-            <w:vAlign w:val="center"/>
-          </w:tcPr>
-          <w:p>
-            <w:pPr>
-              <w:jc w:val="center"/>
-            </w:pPr>
-            <w:r>
-              <w:rPr>
-                <w:rFonts w:ascii="Arial" w:cs="Arial" w:eastAsia="Arial" w:hAnsi="Arial"/>
-                <w:b w:val="false"/>
-                <w:bCs w:val="false"/>
-                <w:color w:val="333333"/>
-                <w:sz w:val="16"/>
-                <w:szCs w:val="16"/>
-              </w:rPr>
-              <w:t xml:space="preserve">23</w:t>
+              <w:t xml:space="preserve">アパホテル蒲田駅東</w:t>
+            </w:r>
+          </w:p>
+        </w:tc>
+        <w:tc>
+          <w:tcPr>
+            <w:tcBorders>
+              <w:top w:val="single" w:color="CCCCCC" w:sz="1"/>
+              <w:left w:val="single" w:color="CCCCCC" w:sz="1"/>
+              <w:bottom w:val="single" w:color="CCCCCC" w:sz="1"/>
+              <w:right w:val="single" w:color="CCCCCC" w:sz="1"/>
+            </w:tcBorders>
+            <w:shd w:fill="F5F7FA" w:color="F5F7FA" w:val="solid"/>
+            <w:tcMar>
+              <w:top w:type="dxa" w:w="60"/>
+              <w:left w:type="dxa" w:w="100"/>
+              <w:bottom w:type="dxa" w:w="60"/>
+              <w:right w:type="dxa" w:w="100"/>
+            </w:tcMar>
+            <w:vAlign w:val="center"/>
+          </w:tcPr>
+          <w:p>
+            <w:pPr>
+              <w:jc w:val="center"/>
+            </w:pPr>
+            <w:r>
+              <w:rPr>
+                <w:rFonts w:ascii="Arial" w:cs="Arial" w:eastAsia="Arial" w:hAnsi="Arial"/>
+                <w:b w:val="false"/>
+                <w:bCs w:val="false"/>
+                <w:color w:val="333333"/>
+                <w:sz w:val="16"/>
+                <w:szCs w:val="16"/>
+              </w:rPr>
+              <w:t xml:space="preserve">1</w:t>
             </w:r>
           </w:p>
         </w:tc>
@@ -9694,7 +9694,7 @@
                 <w:sz w:val="16"/>
                 <w:szCs w:val="16"/>
               </w:rPr>
-              <w:t xml:space="preserve">0</w:t>
+              <w:t xml:space="preserve">15</w:t>
             </w:r>
           </w:p>
         </w:tc>
@@ -9796,7 +9796,7 @@
                 <w:sz w:val="16"/>
                 <w:szCs w:val="16"/>
               </w:rPr>
-              <w:t xml:space="preserve">18.0</w:t>
+              <w:t xml:space="preserve">34.0</w:t>
             </w:r>
           </w:p>
         </w:tc>
@@ -9832,109 +9832,109 @@
                 <w:sz w:val="13"/>
                 <w:szCs w:val="13"/>
               </w:rPr>
-              <w:t xml:space="preserve">変なホテル東京羽田</w:t>
-            </w:r>
-          </w:p>
-        </w:tc>
-        <w:tc>
-          <w:tcPr>
-            <w:tcBorders>
-              <w:top w:val="single" w:color="CCCCCC" w:sz="1"/>
-              <w:left w:val="single" w:color="CCCCCC" w:sz="1"/>
-              <w:bottom w:val="single" w:color="CCCCCC" w:sz="1"/>
-              <w:right w:val="single" w:color="CCCCCC" w:sz="1"/>
-            </w:tcBorders>
-            <w:shd w:fill="FFFFFF" w:color="FFFFFF" w:val="solid"/>
-            <w:tcMar>
-              <w:top w:type="dxa" w:w="60"/>
-              <w:left w:type="dxa" w:w="100"/>
-              <w:bottom w:type="dxa" w:w="60"/>
-              <w:right w:type="dxa" w:w="100"/>
-            </w:tcMar>
-            <w:vAlign w:val="center"/>
-          </w:tcPr>
-          <w:p>
-            <w:pPr>
-              <w:jc w:val="center"/>
-            </w:pPr>
-            <w:r>
-              <w:rPr>
-                <w:rFonts w:ascii="Arial" w:cs="Arial" w:eastAsia="Arial" w:hAnsi="Arial"/>
-                <w:b w:val="false"/>
-                <w:bCs w:val="false"/>
-                <w:color w:val="333333"/>
-                <w:sz w:val="16"/>
-                <w:szCs w:val="16"/>
-              </w:rPr>
-              <w:t xml:space="preserve">35</w:t>
-            </w:r>
-          </w:p>
-        </w:tc>
-        <w:tc>
-          <w:tcPr>
-            <w:tcBorders>
-              <w:top w:val="single" w:color="CCCCCC" w:sz="1"/>
-              <w:left w:val="single" w:color="CCCCCC" w:sz="1"/>
-              <w:bottom w:val="single" w:color="CCCCCC" w:sz="1"/>
-              <w:right w:val="single" w:color="CCCCCC" w:sz="1"/>
-            </w:tcBorders>
-            <w:shd w:fill="FFFFFF" w:color="FFFFFF" w:val="solid"/>
-            <w:tcMar>
-              <w:top w:type="dxa" w:w="60"/>
-              <w:left w:type="dxa" w:w="100"/>
-              <w:bottom w:type="dxa" w:w="60"/>
-              <w:right w:type="dxa" w:w="100"/>
-            </w:tcMar>
-            <w:vAlign w:val="center"/>
-          </w:tcPr>
-          <w:p>
-            <w:pPr>
-              <w:jc w:val="center"/>
-            </w:pPr>
-            <w:r>
-              <w:rPr>
-                <w:rFonts w:ascii="Arial" w:cs="Arial" w:eastAsia="Arial" w:hAnsi="Arial"/>
-                <w:b w:val="false"/>
-                <w:bCs w:val="false"/>
-                <w:color w:val="333333"/>
-                <w:sz w:val="16"/>
-                <w:szCs w:val="16"/>
-              </w:rPr>
-              <w:t xml:space="preserve">28</w:t>
-            </w:r>
-          </w:p>
-        </w:tc>
-        <w:tc>
-          <w:tcPr>
-            <w:tcBorders>
-              <w:top w:val="single" w:color="CCCCCC" w:sz="1"/>
-              <w:left w:val="single" w:color="CCCCCC" w:sz="1"/>
-              <w:bottom w:val="single" w:color="CCCCCC" w:sz="1"/>
-              <w:right w:val="single" w:color="CCCCCC" w:sz="1"/>
-            </w:tcBorders>
-            <w:shd w:fill="FFFFFF" w:color="FFFFFF" w:val="solid"/>
-            <w:tcMar>
-              <w:top w:type="dxa" w:w="60"/>
-              <w:left w:type="dxa" w:w="100"/>
-              <w:bottom w:type="dxa" w:w="60"/>
-              <w:right w:type="dxa" w:w="100"/>
-            </w:tcMar>
-            <w:vAlign w:val="center"/>
-          </w:tcPr>
-          <w:p>
-            <w:pPr>
-              <w:jc w:val="center"/>
-            </w:pPr>
-            <w:r>
-              <w:rPr>
-                <w:rFonts w:ascii="Arial" w:cs="Arial" w:eastAsia="Arial" w:hAnsi="Arial"/>
-                <w:b w:val="false"/>
-                <w:bCs w:val="false"/>
-                <w:color w:val="333333"/>
-                <w:sz w:val="16"/>
-                <w:szCs w:val="16"/>
-              </w:rPr>
-              <w:t xml:space="preserve">6</w:t>
+              <w:t xml:space="preserve">コートホテル新横浜</w:t>
+            </w:r>
+          </w:p>
+        </w:tc>
+        <w:tc>
+          <w:tcPr>
+            <w:tcBorders>
+              <w:top w:val="single" w:color="CCCCCC" w:sz="1"/>
+              <w:left w:val="single" w:color="CCCCCC" w:sz="1"/>
+              <w:bottom w:val="single" w:color="CCCCCC" w:sz="1"/>
+              <w:right w:val="single" w:color="CCCCCC" w:sz="1"/>
+            </w:tcBorders>
+            <w:shd w:fill="FFFFFF" w:color="FFFFFF" w:val="solid"/>
+            <w:tcMar>
+              <w:top w:type="dxa" w:w="60"/>
+              <w:left w:type="dxa" w:w="100"/>
+              <w:bottom w:type="dxa" w:w="60"/>
+              <w:right w:type="dxa" w:w="100"/>
+            </w:tcMar>
+            <w:vAlign w:val="center"/>
+          </w:tcPr>
+          <w:p>
+            <w:pPr>
+              <w:jc w:val="center"/>
+            </w:pPr>
+            <w:r>
+              <w:rPr>
+                <w:rFonts w:ascii="Arial" w:cs="Arial" w:eastAsia="Arial" w:hAnsi="Arial"/>
+                <w:b w:val="false"/>
+                <w:bCs w:val="false"/>
+                <w:color w:val="333333"/>
+                <w:sz w:val="16"/>
+                <w:szCs w:val="16"/>
+              </w:rPr>
+              <w:t xml:space="preserve">1</w:t>
+            </w:r>
+          </w:p>
+        </w:tc>
+        <w:tc>
+          <w:tcPr>
+            <w:tcBorders>
+              <w:top w:val="single" w:color="CCCCCC" w:sz="1"/>
+              <w:left w:val="single" w:color="CCCCCC" w:sz="1"/>
+              <w:bottom w:val="single" w:color="CCCCCC" w:sz="1"/>
+              <w:right w:val="single" w:color="CCCCCC" w:sz="1"/>
+            </w:tcBorders>
+            <w:shd w:fill="FFFFFF" w:color="FFFFFF" w:val="solid"/>
+            <w:tcMar>
+              <w:top w:type="dxa" w:w="60"/>
+              <w:left w:type="dxa" w:w="100"/>
+              <w:bottom w:type="dxa" w:w="60"/>
+              <w:right w:type="dxa" w:w="100"/>
+            </w:tcMar>
+            <w:vAlign w:val="center"/>
+          </w:tcPr>
+          <w:p>
+            <w:pPr>
+              <w:jc w:val="center"/>
+            </w:pPr>
+            <w:r>
+              <w:rPr>
+                <w:rFonts w:ascii="Arial" w:cs="Arial" w:eastAsia="Arial" w:hAnsi="Arial"/>
+                <w:b w:val="false"/>
+                <w:bCs w:val="false"/>
+                <w:color w:val="333333"/>
+                <w:sz w:val="16"/>
+                <w:szCs w:val="16"/>
+              </w:rPr>
+              <w:t xml:space="preserve">-</w:t>
+            </w:r>
+          </w:p>
+        </w:tc>
+        <w:tc>
+          <w:tcPr>
+            <w:tcBorders>
+              <w:top w:val="single" w:color="CCCCCC" w:sz="1"/>
+              <w:left w:val="single" w:color="CCCCCC" w:sz="1"/>
+              <w:bottom w:val="single" w:color="CCCCCC" w:sz="1"/>
+              <w:right w:val="single" w:color="CCCCCC" w:sz="1"/>
+            </w:tcBorders>
+            <w:shd w:fill="FFFFFF" w:color="FFFFFF" w:val="solid"/>
+            <w:tcMar>
+              <w:top w:type="dxa" w:w="60"/>
+              <w:left w:type="dxa" w:w="100"/>
+              <w:bottom w:type="dxa" w:w="60"/>
+              <w:right w:type="dxa" w:w="100"/>
+            </w:tcMar>
+            <w:vAlign w:val="center"/>
+          </w:tcPr>
+          <w:p>
+            <w:pPr>
+              <w:jc w:val="center"/>
+            </w:pPr>
+            <w:r>
+              <w:rPr>
+                <w:rFonts w:ascii="Arial" w:cs="Arial" w:eastAsia="Arial" w:hAnsi="Arial"/>
+                <w:b w:val="false"/>
+                <w:bCs w:val="false"/>
+                <w:color w:val="333333"/>
+                <w:sz w:val="16"/>
+                <w:szCs w:val="16"/>
+              </w:rPr>
+              <w:t xml:space="preserve">-</w:t>
             </w:r>
           </w:p>
         </w:tc>
@@ -10002,75 +10002,75 @@
                 <w:sz w:val="16"/>
                 <w:szCs w:val="16"/>
               </w:rPr>
-              <w:t xml:space="preserve">0.04</w:t>
-            </w:r>
-          </w:p>
-        </w:tc>
-        <w:tc>
-          <w:tcPr>
-            <w:tcBorders>
-              <w:top w:val="single" w:color="CCCCCC" w:sz="1"/>
-              <w:left w:val="single" w:color="CCCCCC" w:sz="1"/>
-              <w:bottom w:val="single" w:color="CCCCCC" w:sz="1"/>
-              <w:right w:val="single" w:color="CCCCCC" w:sz="1"/>
-            </w:tcBorders>
-            <w:shd w:fill="FFFFFF" w:color="FFFFFF" w:val="solid"/>
-            <w:tcMar>
-              <w:top w:type="dxa" w:w="60"/>
-              <w:left w:type="dxa" w:w="100"/>
-              <w:bottom w:type="dxa" w:w="60"/>
-              <w:right w:type="dxa" w:w="100"/>
-            </w:tcMar>
-            <w:vAlign w:val="center"/>
-          </w:tcPr>
-          <w:p>
-            <w:pPr>
-              <w:jc w:val="center"/>
-            </w:pPr>
-            <w:r>
-              <w:rPr>
-                <w:rFonts w:ascii="Arial" w:cs="Arial" w:eastAsia="Arial" w:hAnsi="Arial"/>
-                <w:b w:val="false"/>
-                <w:bCs w:val="false"/>
-                <w:color w:val="333333"/>
-                <w:sz w:val="16"/>
-                <w:szCs w:val="16"/>
-              </w:rPr>
-              <w:t xml:space="preserve">11.5</w:t>
-            </w:r>
-          </w:p>
-        </w:tc>
-        <w:tc>
-          <w:tcPr>
-            <w:tcBorders>
-              <w:top w:val="single" w:color="CCCCCC" w:sz="1"/>
-              <w:left w:val="single" w:color="CCCCCC" w:sz="1"/>
-              <w:bottom w:val="single" w:color="CCCCCC" w:sz="1"/>
-              <w:right w:val="single" w:color="CCCCCC" w:sz="1"/>
-            </w:tcBorders>
-            <w:shd w:fill="FFFFFF" w:color="FFFFFF" w:val="solid"/>
-            <w:tcMar>
-              <w:top w:type="dxa" w:w="60"/>
-              <w:left w:type="dxa" w:w="100"/>
-              <w:bottom w:type="dxa" w:w="60"/>
-              <w:right w:type="dxa" w:w="100"/>
-            </w:tcMar>
-            <w:vAlign w:val="center"/>
-          </w:tcPr>
-          <w:p>
-            <w:pPr>
-              <w:jc w:val="center"/>
-            </w:pPr>
-            <w:r>
-              <w:rPr>
-                <w:rFonts w:ascii="Arial" w:cs="Arial" w:eastAsia="Arial" w:hAnsi="Arial"/>
-                <w:b w:val="false"/>
-                <w:bCs w:val="false"/>
-                <w:color w:val="333333"/>
-                <w:sz w:val="16"/>
-                <w:szCs w:val="16"/>
-              </w:rPr>
-              <w:t xml:space="preserve">19.7</w:t>
+              <w:t xml:space="preserve">0.00</w:t>
+            </w:r>
+          </w:p>
+        </w:tc>
+        <w:tc>
+          <w:tcPr>
+            <w:tcBorders>
+              <w:top w:val="single" w:color="CCCCCC" w:sz="1"/>
+              <w:left w:val="single" w:color="CCCCCC" w:sz="1"/>
+              <w:bottom w:val="single" w:color="CCCCCC" w:sz="1"/>
+              <w:right w:val="single" w:color="CCCCCC" w:sz="1"/>
+            </w:tcBorders>
+            <w:shd w:fill="FFFFFF" w:color="FFFFFF" w:val="solid"/>
+            <w:tcMar>
+              <w:top w:type="dxa" w:w="60"/>
+              <w:left w:type="dxa" w:w="100"/>
+              <w:bottom w:type="dxa" w:w="60"/>
+              <w:right w:type="dxa" w:w="100"/>
+            </w:tcMar>
+            <w:vAlign w:val="center"/>
+          </w:tcPr>
+          <w:p>
+            <w:pPr>
+              <w:jc w:val="center"/>
+            </w:pPr>
+            <w:r>
+              <w:rPr>
+                <w:rFonts w:ascii="Arial" w:cs="Arial" w:eastAsia="Arial" w:hAnsi="Arial"/>
+                <w:b w:val="false"/>
+                <w:bCs w:val="false"/>
+                <w:color w:val="333333"/>
+                <w:sz w:val="16"/>
+                <w:szCs w:val="16"/>
+              </w:rPr>
+              <w:t xml:space="preserve">-</w:t>
+            </w:r>
+          </w:p>
+        </w:tc>
+        <w:tc>
+          <w:tcPr>
+            <w:tcBorders>
+              <w:top w:val="single" w:color="CCCCCC" w:sz="1"/>
+              <w:left w:val="single" w:color="CCCCCC" w:sz="1"/>
+              <w:bottom w:val="single" w:color="CCCCCC" w:sz="1"/>
+              <w:right w:val="single" w:color="CCCCCC" w:sz="1"/>
+            </w:tcBorders>
+            <w:shd w:fill="FFFFFF" w:color="FFFFFF" w:val="solid"/>
+            <w:tcMar>
+              <w:top w:type="dxa" w:w="60"/>
+              <w:left w:type="dxa" w:w="100"/>
+              <w:bottom w:type="dxa" w:w="60"/>
+              <w:right w:type="dxa" w:w="100"/>
+            </w:tcMar>
+            <w:vAlign w:val="center"/>
+          </w:tcPr>
+          <w:p>
+            <w:pPr>
+              <w:jc w:val="center"/>
+            </w:pPr>
+            <w:r>
+              <w:rPr>
+                <w:rFonts w:ascii="Arial" w:cs="Arial" w:eastAsia="Arial" w:hAnsi="Arial"/>
+                <w:b w:val="false"/>
+                <w:bCs w:val="false"/>
+                <w:color w:val="333333"/>
+                <w:sz w:val="16"/>
+                <w:szCs w:val="16"/>
+              </w:rPr>
+              <w:t xml:space="preserve">19.0</w:t>
             </w:r>
           </w:p>
         </w:tc>
@@ -10140,109 +10140,109 @@
                 <w:sz w:val="16"/>
                 <w:szCs w:val="16"/>
               </w:rPr>
-              <w:t xml:space="preserve">30</w:t>
-            </w:r>
-          </w:p>
-        </w:tc>
-        <w:tc>
-          <w:tcPr>
-            <w:tcBorders>
-              <w:top w:val="single" w:color="CCCCCC" w:sz="1"/>
-              <w:left w:val="single" w:color="CCCCCC" w:sz="1"/>
-              <w:bottom w:val="single" w:color="CCCCCC" w:sz="1"/>
-              <w:right w:val="single" w:color="CCCCCC" w:sz="1"/>
-            </w:tcBorders>
-            <w:shd w:fill="F5F7FA" w:color="F5F7FA" w:val="solid"/>
-            <w:tcMar>
-              <w:top w:type="dxa" w:w="60"/>
-              <w:left w:type="dxa" w:w="100"/>
-              <w:bottom w:type="dxa" w:w="60"/>
-              <w:right w:type="dxa" w:w="100"/>
-            </w:tcMar>
-            <w:vAlign w:val="center"/>
-          </w:tcPr>
-          <w:p>
-            <w:pPr>
-              <w:jc w:val="center"/>
-            </w:pPr>
-            <w:r>
-              <w:rPr>
-                <w:rFonts w:ascii="Arial" w:cs="Arial" w:eastAsia="Arial" w:hAnsi="Arial"/>
-                <w:b w:val="false"/>
-                <w:bCs w:val="false"/>
-                <w:color w:val="333333"/>
-                <w:sz w:val="16"/>
-                <w:szCs w:val="16"/>
-              </w:rPr>
-              <w:t xml:space="preserve">20</w:t>
-            </w:r>
-          </w:p>
-        </w:tc>
-        <w:tc>
-          <w:tcPr>
-            <w:tcBorders>
-              <w:top w:val="single" w:color="CCCCCC" w:sz="1"/>
-              <w:left w:val="single" w:color="CCCCCC" w:sz="1"/>
-              <w:bottom w:val="single" w:color="CCCCCC" w:sz="1"/>
-              <w:right w:val="single" w:color="CCCCCC" w:sz="1"/>
-            </w:tcBorders>
-            <w:shd w:fill="F5F7FA" w:color="F5F7FA" w:val="solid"/>
-            <w:tcMar>
-              <w:top w:type="dxa" w:w="60"/>
-              <w:left w:type="dxa" w:w="100"/>
-              <w:bottom w:type="dxa" w:w="60"/>
-              <w:right w:type="dxa" w:w="100"/>
-            </w:tcMar>
-            <w:vAlign w:val="center"/>
-          </w:tcPr>
-          <w:p>
-            <w:pPr>
-              <w:jc w:val="center"/>
-            </w:pPr>
-            <w:r>
-              <w:rPr>
-                <w:rFonts w:ascii="Arial" w:cs="Arial" w:eastAsia="Arial" w:hAnsi="Arial"/>
-                <w:b w:val="false"/>
-                <w:bCs w:val="false"/>
-                <w:color w:val="333333"/>
-                <w:sz w:val="16"/>
-                <w:szCs w:val="16"/>
-              </w:rPr>
-              <w:t xml:space="preserve">3</w:t>
-            </w:r>
-          </w:p>
-        </w:tc>
-        <w:tc>
-          <w:tcPr>
-            <w:tcBorders>
-              <w:top w:val="single" w:color="CCCCCC" w:sz="1"/>
-              <w:left w:val="single" w:color="CCCCCC" w:sz="1"/>
-              <w:bottom w:val="single" w:color="CCCCCC" w:sz="1"/>
-              <w:right w:val="single" w:color="CCCCCC" w:sz="1"/>
-            </w:tcBorders>
-            <w:shd w:fill="F5F7FA" w:color="F5F7FA" w:val="solid"/>
-            <w:tcMar>
-              <w:top w:type="dxa" w:w="60"/>
-              <w:left w:type="dxa" w:w="100"/>
-              <w:bottom w:type="dxa" w:w="60"/>
-              <w:right w:type="dxa" w:w="100"/>
-            </w:tcMar>
-            <w:vAlign w:val="center"/>
-          </w:tcPr>
-          <w:p>
-            <w:pPr>
-              <w:jc w:val="center"/>
-            </w:pPr>
-            <w:r>
-              <w:rPr>
-                <w:rFonts w:ascii="Arial" w:cs="Arial" w:eastAsia="Arial" w:hAnsi="Arial"/>
-                <w:b w:val="false"/>
-                <w:bCs w:val="false"/>
-                <w:color w:val="333333"/>
-                <w:sz w:val="16"/>
-                <w:szCs w:val="16"/>
-              </w:rPr>
               <w:t xml:space="preserve">1</w:t>
+            </w:r>
+          </w:p>
+        </w:tc>
+        <w:tc>
+          <w:tcPr>
+            <w:tcBorders>
+              <w:top w:val="single" w:color="CCCCCC" w:sz="1"/>
+              <w:left w:val="single" w:color="CCCCCC" w:sz="1"/>
+              <w:bottom w:val="single" w:color="CCCCCC" w:sz="1"/>
+              <w:right w:val="single" w:color="CCCCCC" w:sz="1"/>
+            </w:tcBorders>
+            <w:shd w:fill="F5F7FA" w:color="F5F7FA" w:val="solid"/>
+            <w:tcMar>
+              <w:top w:type="dxa" w:w="60"/>
+              <w:left w:type="dxa" w:w="100"/>
+              <w:bottom w:type="dxa" w:w="60"/>
+              <w:right w:type="dxa" w:w="100"/>
+            </w:tcMar>
+            <w:vAlign w:val="center"/>
+          </w:tcPr>
+          <w:p>
+            <w:pPr>
+              <w:jc w:val="center"/>
+            </w:pPr>
+            <w:r>
+              <w:rPr>
+                <w:rFonts w:ascii="Arial" w:cs="Arial" w:eastAsia="Arial" w:hAnsi="Arial"/>
+                <w:b w:val="false"/>
+                <w:bCs w:val="false"/>
+                <w:color w:val="333333"/>
+                <w:sz w:val="16"/>
+                <w:szCs w:val="16"/>
+              </w:rPr>
+              <w:t xml:space="preserve">-</w:t>
+            </w:r>
+          </w:p>
+        </w:tc>
+        <w:tc>
+          <w:tcPr>
+            <w:tcBorders>
+              <w:top w:val="single" w:color="CCCCCC" w:sz="1"/>
+              <w:left w:val="single" w:color="CCCCCC" w:sz="1"/>
+              <w:bottom w:val="single" w:color="CCCCCC" w:sz="1"/>
+              <w:right w:val="single" w:color="CCCCCC" w:sz="1"/>
+            </w:tcBorders>
+            <w:shd w:fill="F5F7FA" w:color="F5F7FA" w:val="solid"/>
+            <w:tcMar>
+              <w:top w:type="dxa" w:w="60"/>
+              <w:left w:type="dxa" w:w="100"/>
+              <w:bottom w:type="dxa" w:w="60"/>
+              <w:right w:type="dxa" w:w="100"/>
+            </w:tcMar>
+            <w:vAlign w:val="center"/>
+          </w:tcPr>
+          <w:p>
+            <w:pPr>
+              <w:jc w:val="center"/>
+            </w:pPr>
+            <w:r>
+              <w:rPr>
+                <w:rFonts w:ascii="Arial" w:cs="Arial" w:eastAsia="Arial" w:hAnsi="Arial"/>
+                <w:b w:val="false"/>
+                <w:bCs w:val="false"/>
+                <w:color w:val="333333"/>
+                <w:sz w:val="16"/>
+                <w:szCs w:val="16"/>
+              </w:rPr>
+              <w:t xml:space="preserve">-</w:t>
+            </w:r>
+          </w:p>
+        </w:tc>
+        <w:tc>
+          <w:tcPr>
+            <w:tcBorders>
+              <w:top w:val="single" w:color="CCCCCC" w:sz="1"/>
+              <w:left w:val="single" w:color="CCCCCC" w:sz="1"/>
+              <w:bottom w:val="single" w:color="CCCCCC" w:sz="1"/>
+              <w:right w:val="single" w:color="CCCCCC" w:sz="1"/>
+            </w:tcBorders>
+            <w:shd w:fill="F5F7FA" w:color="F5F7FA" w:val="solid"/>
+            <w:tcMar>
+              <w:top w:type="dxa" w:w="60"/>
+              <w:left w:type="dxa" w:w="100"/>
+              <w:bottom w:type="dxa" w:w="60"/>
+              <w:right w:type="dxa" w:w="100"/>
+            </w:tcMar>
+            <w:vAlign w:val="center"/>
+          </w:tcPr>
+          <w:p>
+            <w:pPr>
+              <w:jc w:val="center"/>
+            </w:pPr>
+            <w:r>
+              <w:rPr>
+                <w:rFonts w:ascii="Arial" w:cs="Arial" w:eastAsia="Arial" w:hAnsi="Arial"/>
+                <w:b w:val="false"/>
+                <w:bCs w:val="false"/>
+                <w:color w:val="333333"/>
+                <w:sz w:val="16"/>
+                <w:szCs w:val="16"/>
+              </w:rPr>
+              <w:t xml:space="preserve">5</w:t>
             </w:r>
           </w:p>
         </w:tc>
@@ -10276,75 +10276,75 @@
                 <w:sz w:val="16"/>
                 <w:szCs w:val="16"/>
               </w:rPr>
-              <w:t xml:space="preserve">0.05</w:t>
-            </w:r>
-          </w:p>
-        </w:tc>
-        <w:tc>
-          <w:tcPr>
-            <w:tcBorders>
-              <w:top w:val="single" w:color="CCCCCC" w:sz="1"/>
-              <w:left w:val="single" w:color="CCCCCC" w:sz="1"/>
-              <w:bottom w:val="single" w:color="CCCCCC" w:sz="1"/>
-              <w:right w:val="single" w:color="CCCCCC" w:sz="1"/>
-            </w:tcBorders>
-            <w:shd w:fill="F5F7FA" w:color="F5F7FA" w:val="solid"/>
-            <w:tcMar>
-              <w:top w:type="dxa" w:w="60"/>
-              <w:left w:type="dxa" w:w="100"/>
-              <w:bottom w:type="dxa" w:w="60"/>
-              <w:right w:type="dxa" w:w="100"/>
-            </w:tcMar>
-            <w:vAlign w:val="center"/>
-          </w:tcPr>
-          <w:p>
-            <w:pPr>
-              <w:jc w:val="center"/>
-            </w:pPr>
-            <w:r>
-              <w:rPr>
-                <w:rFonts w:ascii="Arial" w:cs="Arial" w:eastAsia="Arial" w:hAnsi="Arial"/>
-                <w:b w:val="false"/>
-                <w:bCs w:val="false"/>
-                <w:color w:val="333333"/>
-                <w:sz w:val="16"/>
-                <w:szCs w:val="16"/>
-              </w:rPr>
-              <w:t xml:space="preserve">5.2</w:t>
-            </w:r>
-          </w:p>
-        </w:tc>
-        <w:tc>
-          <w:tcPr>
-            <w:tcBorders>
-              <w:top w:val="single" w:color="CCCCCC" w:sz="1"/>
-              <w:left w:val="single" w:color="CCCCCC" w:sz="1"/>
-              <w:bottom w:val="single" w:color="CCCCCC" w:sz="1"/>
-              <w:right w:val="single" w:color="CCCCCC" w:sz="1"/>
-            </w:tcBorders>
-            <w:shd w:fill="F5F7FA" w:color="F5F7FA" w:val="solid"/>
-            <w:tcMar>
-              <w:top w:type="dxa" w:w="60"/>
-              <w:left w:type="dxa" w:w="100"/>
-              <w:bottom w:type="dxa" w:w="60"/>
-              <w:right w:type="dxa" w:w="100"/>
-            </w:tcMar>
-            <w:vAlign w:val="center"/>
-          </w:tcPr>
-          <w:p>
-            <w:pPr>
-              <w:jc w:val="center"/>
-            </w:pPr>
-            <w:r>
-              <w:rPr>
-                <w:rFonts w:ascii="Arial" w:cs="Arial" w:eastAsia="Arial" w:hAnsi="Arial"/>
-                <w:b w:val="false"/>
-                <w:bCs w:val="false"/>
-                <w:color w:val="333333"/>
-                <w:sz w:val="16"/>
-                <w:szCs w:val="16"/>
-              </w:rPr>
-              <w:t xml:space="preserve">16.1</w:t>
+              <w:t xml:space="preserve">0.00</w:t>
+            </w:r>
+          </w:p>
+        </w:tc>
+        <w:tc>
+          <w:tcPr>
+            <w:tcBorders>
+              <w:top w:val="single" w:color="CCCCCC" w:sz="1"/>
+              <w:left w:val="single" w:color="CCCCCC" w:sz="1"/>
+              <w:bottom w:val="single" w:color="CCCCCC" w:sz="1"/>
+              <w:right w:val="single" w:color="CCCCCC" w:sz="1"/>
+            </w:tcBorders>
+            <w:shd w:fill="F5F7FA" w:color="F5F7FA" w:val="solid"/>
+            <w:tcMar>
+              <w:top w:type="dxa" w:w="60"/>
+              <w:left w:type="dxa" w:w="100"/>
+              <w:bottom w:type="dxa" w:w="60"/>
+              <w:right w:type="dxa" w:w="100"/>
+            </w:tcMar>
+            <w:vAlign w:val="center"/>
+          </w:tcPr>
+          <w:p>
+            <w:pPr>
+              <w:jc w:val="center"/>
+            </w:pPr>
+            <w:r>
+              <w:rPr>
+                <w:rFonts w:ascii="Arial" w:cs="Arial" w:eastAsia="Arial" w:hAnsi="Arial"/>
+                <w:b w:val="false"/>
+                <w:bCs w:val="false"/>
+                <w:color w:val="333333"/>
+                <w:sz w:val="16"/>
+                <w:szCs w:val="16"/>
+              </w:rPr>
+              <w:t xml:space="preserve">-</w:t>
+            </w:r>
+          </w:p>
+        </w:tc>
+        <w:tc>
+          <w:tcPr>
+            <w:tcBorders>
+              <w:top w:val="single" w:color="CCCCCC" w:sz="1"/>
+              <w:left w:val="single" w:color="CCCCCC" w:sz="1"/>
+              <w:bottom w:val="single" w:color="CCCCCC" w:sz="1"/>
+              <w:right w:val="single" w:color="CCCCCC" w:sz="1"/>
+            </w:tcBorders>
+            <w:shd w:fill="F5F7FA" w:color="F5F7FA" w:val="solid"/>
+            <w:tcMar>
+              <w:top w:type="dxa" w:w="60"/>
+              <w:left w:type="dxa" w:w="100"/>
+              <w:bottom w:type="dxa" w:w="60"/>
+              <w:right w:type="dxa" w:w="100"/>
+            </w:tcMar>
+            <w:vAlign w:val="center"/>
+          </w:tcPr>
+          <w:p>
+            <w:pPr>
+              <w:jc w:val="center"/>
+            </w:pPr>
+            <w:r>
+              <w:rPr>
+                <w:rFonts w:ascii="Arial" w:cs="Arial" w:eastAsia="Arial" w:hAnsi="Arial"/>
+                <w:b w:val="false"/>
+                <w:bCs w:val="false"/>
+                <w:color w:val="333333"/>
+                <w:sz w:val="16"/>
+                <w:szCs w:val="16"/>
+              </w:rPr>
+              <w:t xml:space="preserve">32.0</w:t>
             </w:r>
           </w:p>
         </w:tc>
@@ -10414,7 +10414,7 @@
                 <w:sz w:val="16"/>
                 <w:szCs w:val="16"/>
               </w:rPr>
-              <w:t xml:space="preserve">11</w:t>
+              <w:t xml:space="preserve">12</w:t>
             </w:r>
           </w:p>
         </w:tc>
@@ -10584,41 +10584,41 @@
                 <w:sz w:val="16"/>
                 <w:szCs w:val="16"/>
               </w:rPr>
-              <w:t xml:space="preserve">19.5</w:t>
-            </w:r>
-          </w:p>
-        </w:tc>
-        <w:tc>
-          <w:tcPr>
-            <w:tcBorders>
-              <w:top w:val="single" w:color="CCCCCC" w:sz="1"/>
-              <w:left w:val="single" w:color="CCCCCC" w:sz="1"/>
-              <w:bottom w:val="single" w:color="CCCCCC" w:sz="1"/>
-              <w:right w:val="single" w:color="CCCCCC" w:sz="1"/>
-            </w:tcBorders>
-            <w:shd w:fill="FFFFFF" w:color="FFFFFF" w:val="solid"/>
-            <w:tcMar>
-              <w:top w:type="dxa" w:w="60"/>
-              <w:left w:type="dxa" w:w="100"/>
-              <w:bottom w:type="dxa" w:w="60"/>
-              <w:right w:type="dxa" w:w="100"/>
-            </w:tcMar>
-            <w:vAlign w:val="center"/>
-          </w:tcPr>
-          <w:p>
-            <w:pPr>
-              <w:jc w:val="center"/>
-            </w:pPr>
-            <w:r>
-              <w:rPr>
-                <w:rFonts w:ascii="Arial" w:cs="Arial" w:eastAsia="Arial" w:hAnsi="Arial"/>
-                <w:b w:val="false"/>
-                <w:bCs w:val="false"/>
-                <w:color w:val="333333"/>
-                <w:sz w:val="16"/>
-                <w:szCs w:val="16"/>
-              </w:rPr>
-              <w:t xml:space="preserve">29.2</w:t>
+              <w:t xml:space="preserve">18.0</w:t>
+            </w:r>
+          </w:p>
+        </w:tc>
+        <w:tc>
+          <w:tcPr>
+            <w:tcBorders>
+              <w:top w:val="single" w:color="CCCCCC" w:sz="1"/>
+              <w:left w:val="single" w:color="CCCCCC" w:sz="1"/>
+              <w:bottom w:val="single" w:color="CCCCCC" w:sz="1"/>
+              <w:right w:val="single" w:color="CCCCCC" w:sz="1"/>
+            </w:tcBorders>
+            <w:shd w:fill="FFFFFF" w:color="FFFFFF" w:val="solid"/>
+            <w:tcMar>
+              <w:top w:type="dxa" w:w="60"/>
+              <w:left w:type="dxa" w:w="100"/>
+              <w:bottom w:type="dxa" w:w="60"/>
+              <w:right w:type="dxa" w:w="100"/>
+            </w:tcMar>
+            <w:vAlign w:val="center"/>
+          </w:tcPr>
+          <w:p>
+            <w:pPr>
+              <w:jc w:val="center"/>
+            </w:pPr>
+            <w:r>
+              <w:rPr>
+                <w:rFonts w:ascii="Arial" w:cs="Arial" w:eastAsia="Arial" w:hAnsi="Arial"/>
+                <w:b w:val="false"/>
+                <w:bCs w:val="false"/>
+                <w:color w:val="333333"/>
+                <w:sz w:val="16"/>
+                <w:szCs w:val="16"/>
+              </w:rPr>
+              <w:t xml:space="preserve">39.5</w:t>
             </w:r>
           </w:p>
         </w:tc>
@@ -10654,75 +10654,75 @@
                 <w:sz w:val="13"/>
                 <w:szCs w:val="13"/>
               </w:rPr>
-              <w:t xml:space="preserve">コンフォートイン六本木</w:t>
-            </w:r>
-          </w:p>
-        </w:tc>
-        <w:tc>
-          <w:tcPr>
-            <w:tcBorders>
-              <w:top w:val="single" w:color="CCCCCC" w:sz="1"/>
-              <w:left w:val="single" w:color="CCCCCC" w:sz="1"/>
-              <w:bottom w:val="single" w:color="CCCCCC" w:sz="1"/>
-              <w:right w:val="single" w:color="CCCCCC" w:sz="1"/>
-            </w:tcBorders>
-            <w:shd w:fill="F5F7FA" w:color="F5F7FA" w:val="solid"/>
-            <w:tcMar>
-              <w:top w:type="dxa" w:w="60"/>
-              <w:left w:type="dxa" w:w="100"/>
-              <w:bottom w:type="dxa" w:w="60"/>
-              <w:right w:type="dxa" w:w="100"/>
-            </w:tcMar>
-            <w:vAlign w:val="center"/>
-          </w:tcPr>
-          <w:p>
-            <w:pPr>
-              <w:jc w:val="center"/>
-            </w:pPr>
-            <w:r>
-              <w:rPr>
-                <w:rFonts w:ascii="Arial" w:cs="Arial" w:eastAsia="Arial" w:hAnsi="Arial"/>
-                <w:b w:val="false"/>
-                <w:bCs w:val="false"/>
-                <w:color w:val="333333"/>
-                <w:sz w:val="16"/>
-                <w:szCs w:val="16"/>
-              </w:rPr>
-              <w:t xml:space="preserve">15</w:t>
-            </w:r>
-          </w:p>
-        </w:tc>
-        <w:tc>
-          <w:tcPr>
-            <w:tcBorders>
-              <w:top w:val="single" w:color="CCCCCC" w:sz="1"/>
-              <w:left w:val="single" w:color="CCCCCC" w:sz="1"/>
-              <w:bottom w:val="single" w:color="CCCCCC" w:sz="1"/>
-              <w:right w:val="single" w:color="CCCCCC" w:sz="1"/>
-            </w:tcBorders>
-            <w:shd w:fill="F5F7FA" w:color="F5F7FA" w:val="solid"/>
-            <w:tcMar>
-              <w:top w:type="dxa" w:w="60"/>
-              <w:left w:type="dxa" w:w="100"/>
-              <w:bottom w:type="dxa" w:w="60"/>
-              <w:right w:type="dxa" w:w="100"/>
-            </w:tcMar>
-            <w:vAlign w:val="center"/>
-          </w:tcPr>
-          <w:p>
-            <w:pPr>
-              <w:jc w:val="center"/>
-            </w:pPr>
-            <w:r>
-              <w:rPr>
-                <w:rFonts w:ascii="Arial" w:cs="Arial" w:eastAsia="Arial" w:hAnsi="Arial"/>
-                <w:b w:val="false"/>
-                <w:bCs w:val="false"/>
-                <w:color w:val="333333"/>
-                <w:sz w:val="16"/>
-                <w:szCs w:val="16"/>
-              </w:rPr>
-              <w:t xml:space="preserve">15</w:t>
+              <w:t xml:space="preserve">アパホテル相模原橋本駅東</w:t>
+            </w:r>
+          </w:p>
+        </w:tc>
+        <w:tc>
+          <w:tcPr>
+            <w:tcBorders>
+              <w:top w:val="single" w:color="CCCCCC" w:sz="1"/>
+              <w:left w:val="single" w:color="CCCCCC" w:sz="1"/>
+              <w:bottom w:val="single" w:color="CCCCCC" w:sz="1"/>
+              <w:right w:val="single" w:color="CCCCCC" w:sz="1"/>
+            </w:tcBorders>
+            <w:shd w:fill="F5F7FA" w:color="F5F7FA" w:val="solid"/>
+            <w:tcMar>
+              <w:top w:type="dxa" w:w="60"/>
+              <w:left w:type="dxa" w:w="100"/>
+              <w:bottom w:type="dxa" w:w="60"/>
+              <w:right w:type="dxa" w:w="100"/>
+            </w:tcMar>
+            <w:vAlign w:val="center"/>
+          </w:tcPr>
+          <w:p>
+            <w:pPr>
+              <w:jc w:val="center"/>
+            </w:pPr>
+            <w:r>
+              <w:rPr>
+                <w:rFonts w:ascii="Arial" w:cs="Arial" w:eastAsia="Arial" w:hAnsi="Arial"/>
+                <w:b w:val="false"/>
+                <w:bCs w:val="false"/>
+                <w:color w:val="333333"/>
+                <w:sz w:val="16"/>
+                <w:szCs w:val="16"/>
+              </w:rPr>
+              <w:t xml:space="preserve">21</w:t>
+            </w:r>
+          </w:p>
+        </w:tc>
+        <w:tc>
+          <w:tcPr>
+            <w:tcBorders>
+              <w:top w:val="single" w:color="CCCCCC" w:sz="1"/>
+              <w:left w:val="single" w:color="CCCCCC" w:sz="1"/>
+              <w:bottom w:val="single" w:color="CCCCCC" w:sz="1"/>
+              <w:right w:val="single" w:color="CCCCCC" w:sz="1"/>
+            </w:tcBorders>
+            <w:shd w:fill="F5F7FA" w:color="F5F7FA" w:val="solid"/>
+            <w:tcMar>
+              <w:top w:type="dxa" w:w="60"/>
+              <w:left w:type="dxa" w:w="100"/>
+              <w:bottom w:type="dxa" w:w="60"/>
+              <w:right w:type="dxa" w:w="100"/>
+            </w:tcMar>
+            <w:vAlign w:val="center"/>
+          </w:tcPr>
+          <w:p>
+            <w:pPr>
+              <w:jc w:val="center"/>
+            </w:pPr>
+            <w:r>
+              <w:rPr>
+                <w:rFonts w:ascii="Arial" w:cs="Arial" w:eastAsia="Arial" w:hAnsi="Arial"/>
+                <w:b w:val="false"/>
+                <w:bCs w:val="false"/>
+                <w:color w:val="333333"/>
+                <w:sz w:val="16"/>
+                <w:szCs w:val="16"/>
+              </w:rPr>
+              <w:t xml:space="preserve">19</w:t>
             </w:r>
           </w:p>
         </w:tc>
@@ -10824,75 +10824,75 @@
                 <w:sz w:val="16"/>
                 <w:szCs w:val="16"/>
               </w:rPr>
-              <w:t xml:space="preserve">0.13</w:t>
-            </w:r>
-          </w:p>
-        </w:tc>
-        <w:tc>
-          <w:tcPr>
-            <w:tcBorders>
-              <w:top w:val="single" w:color="CCCCCC" w:sz="1"/>
-              <w:left w:val="single" w:color="CCCCCC" w:sz="1"/>
-              <w:bottom w:val="single" w:color="CCCCCC" w:sz="1"/>
-              <w:right w:val="single" w:color="CCCCCC" w:sz="1"/>
-            </w:tcBorders>
-            <w:shd w:fill="F5F7FA" w:color="F5F7FA" w:val="solid"/>
-            <w:tcMar>
-              <w:top w:type="dxa" w:w="60"/>
-              <w:left w:type="dxa" w:w="100"/>
-              <w:bottom w:type="dxa" w:w="60"/>
-              <w:right w:type="dxa" w:w="100"/>
-            </w:tcMar>
-            <w:vAlign w:val="center"/>
-          </w:tcPr>
-          <w:p>
-            <w:pPr>
-              <w:jc w:val="center"/>
-            </w:pPr>
-            <w:r>
-              <w:rPr>
-                <w:rFonts w:ascii="Arial" w:cs="Arial" w:eastAsia="Arial" w:hAnsi="Arial"/>
-                <w:b w:val="false"/>
-                <w:bCs w:val="false"/>
-                <w:color w:val="333333"/>
-                <w:sz w:val="16"/>
-                <w:szCs w:val="16"/>
-              </w:rPr>
-              <w:t xml:space="preserve">14.7</w:t>
-            </w:r>
-          </w:p>
-        </w:tc>
-        <w:tc>
-          <w:tcPr>
-            <w:tcBorders>
-              <w:top w:val="single" w:color="CCCCCC" w:sz="1"/>
-              <w:left w:val="single" w:color="CCCCCC" w:sz="1"/>
-              <w:bottom w:val="single" w:color="CCCCCC" w:sz="1"/>
-              <w:right w:val="single" w:color="CCCCCC" w:sz="1"/>
-            </w:tcBorders>
-            <w:shd w:fill="F5F7FA" w:color="F5F7FA" w:val="solid"/>
-            <w:tcMar>
-              <w:top w:type="dxa" w:w="60"/>
-              <w:left w:type="dxa" w:w="100"/>
-              <w:bottom w:type="dxa" w:w="60"/>
-              <w:right w:type="dxa" w:w="100"/>
-            </w:tcMar>
-            <w:vAlign w:val="center"/>
-          </w:tcPr>
-          <w:p>
-            <w:pPr>
-              <w:jc w:val="center"/>
-            </w:pPr>
-            <w:r>
-              <w:rPr>
-                <w:rFonts w:ascii="Arial" w:cs="Arial" w:eastAsia="Arial" w:hAnsi="Arial"/>
-                <w:b w:val="false"/>
-                <w:bCs w:val="false"/>
-                <w:color w:val="333333"/>
-                <w:sz w:val="16"/>
-                <w:szCs w:val="16"/>
-              </w:rPr>
-              <w:t xml:space="preserve">15.1</w:t>
+              <w:t xml:space="preserve">0.11</w:t>
+            </w:r>
+          </w:p>
+        </w:tc>
+        <w:tc>
+          <w:tcPr>
+            <w:tcBorders>
+              <w:top w:val="single" w:color="CCCCCC" w:sz="1"/>
+              <w:left w:val="single" w:color="CCCCCC" w:sz="1"/>
+              <w:bottom w:val="single" w:color="CCCCCC" w:sz="1"/>
+              <w:right w:val="single" w:color="CCCCCC" w:sz="1"/>
+            </w:tcBorders>
+            <w:shd w:fill="F5F7FA" w:color="F5F7FA" w:val="solid"/>
+            <w:tcMar>
+              <w:top w:type="dxa" w:w="60"/>
+              <w:left w:type="dxa" w:w="100"/>
+              <w:bottom w:type="dxa" w:w="60"/>
+              <w:right w:type="dxa" w:w="100"/>
+            </w:tcMar>
+            <w:vAlign w:val="center"/>
+          </w:tcPr>
+          <w:p>
+            <w:pPr>
+              <w:jc w:val="center"/>
+            </w:pPr>
+            <w:r>
+              <w:rPr>
+                <w:rFonts w:ascii="Arial" w:cs="Arial" w:eastAsia="Arial" w:hAnsi="Arial"/>
+                <w:b w:val="false"/>
+                <w:bCs w:val="false"/>
+                <w:color w:val="333333"/>
+                <w:sz w:val="16"/>
+                <w:szCs w:val="16"/>
+              </w:rPr>
+              <w:t xml:space="preserve">0.4</w:t>
+            </w:r>
+          </w:p>
+        </w:tc>
+        <w:tc>
+          <w:tcPr>
+            <w:tcBorders>
+              <w:top w:val="single" w:color="CCCCCC" w:sz="1"/>
+              <w:left w:val="single" w:color="CCCCCC" w:sz="1"/>
+              <w:bottom w:val="single" w:color="CCCCCC" w:sz="1"/>
+              <w:right w:val="single" w:color="CCCCCC" w:sz="1"/>
+            </w:tcBorders>
+            <w:shd w:fill="F5F7FA" w:color="F5F7FA" w:val="solid"/>
+            <w:tcMar>
+              <w:top w:type="dxa" w:w="60"/>
+              <w:left w:type="dxa" w:w="100"/>
+              <w:bottom w:type="dxa" w:w="60"/>
+              <w:right w:type="dxa" w:w="100"/>
+            </w:tcMar>
+            <w:vAlign w:val="center"/>
+          </w:tcPr>
+          <w:p>
+            <w:pPr>
+              <w:jc w:val="center"/>
+            </w:pPr>
+            <w:r>
+              <w:rPr>
+                <w:rFonts w:ascii="Arial" w:cs="Arial" w:eastAsia="Arial" w:hAnsi="Arial"/>
+                <w:b w:val="false"/>
+                <w:bCs w:val="false"/>
+                <w:color w:val="333333"/>
+                <w:sz w:val="16"/>
+                <w:szCs w:val="16"/>
+              </w:rPr>
+              <w:t xml:space="preserve">29.8</w:t>
             </w:r>
           </w:p>
         </w:tc>
@@ -10928,6 +10928,280 @@
                 <w:sz w:val="13"/>
                 <w:szCs w:val="13"/>
               </w:rPr>
+              <w:t xml:space="preserve">変なホテル東京羽田</w:t>
+            </w:r>
+          </w:p>
+        </w:tc>
+        <w:tc>
+          <w:tcPr>
+            <w:tcBorders>
+              <w:top w:val="single" w:color="CCCCCC" w:sz="1"/>
+              <w:left w:val="single" w:color="CCCCCC" w:sz="1"/>
+              <w:bottom w:val="single" w:color="CCCCCC" w:sz="1"/>
+              <w:right w:val="single" w:color="CCCCCC" w:sz="1"/>
+            </w:tcBorders>
+            <w:shd w:fill="FFFFFF" w:color="FFFFFF" w:val="solid"/>
+            <w:tcMar>
+              <w:top w:type="dxa" w:w="60"/>
+              <w:left w:type="dxa" w:w="100"/>
+              <w:bottom w:type="dxa" w:w="60"/>
+              <w:right w:type="dxa" w:w="100"/>
+            </w:tcMar>
+            <w:vAlign w:val="center"/>
+          </w:tcPr>
+          <w:p>
+            <w:pPr>
+              <w:jc w:val="center"/>
+            </w:pPr>
+            <w:r>
+              <w:rPr>
+                <w:rFonts w:ascii="Arial" w:cs="Arial" w:eastAsia="Arial" w:hAnsi="Arial"/>
+                <w:b w:val="false"/>
+                <w:bCs w:val="false"/>
+                <w:color w:val="333333"/>
+                <w:sz w:val="16"/>
+                <w:szCs w:val="16"/>
+              </w:rPr>
+              <w:t xml:space="preserve">32</w:t>
+            </w:r>
+          </w:p>
+        </w:tc>
+        <w:tc>
+          <w:tcPr>
+            <w:tcBorders>
+              <w:top w:val="single" w:color="CCCCCC" w:sz="1"/>
+              <w:left w:val="single" w:color="CCCCCC" w:sz="1"/>
+              <w:bottom w:val="single" w:color="CCCCCC" w:sz="1"/>
+              <w:right w:val="single" w:color="CCCCCC" w:sz="1"/>
+            </w:tcBorders>
+            <w:shd w:fill="FFFFFF" w:color="FFFFFF" w:val="solid"/>
+            <w:tcMar>
+              <w:top w:type="dxa" w:w="60"/>
+              <w:left w:type="dxa" w:w="100"/>
+              <w:bottom w:type="dxa" w:w="60"/>
+              <w:right w:type="dxa" w:w="100"/>
+            </w:tcMar>
+            <w:vAlign w:val="center"/>
+          </w:tcPr>
+          <w:p>
+            <w:pPr>
+              <w:jc w:val="center"/>
+            </w:pPr>
+            <w:r>
+              <w:rPr>
+                <w:rFonts w:ascii="Arial" w:cs="Arial" w:eastAsia="Arial" w:hAnsi="Arial"/>
+                <w:b w:val="false"/>
+                <w:bCs w:val="false"/>
+                <w:color w:val="333333"/>
+                <w:sz w:val="16"/>
+                <w:szCs w:val="16"/>
+              </w:rPr>
+              <w:t xml:space="preserve">26</w:t>
+            </w:r>
+          </w:p>
+        </w:tc>
+        <w:tc>
+          <w:tcPr>
+            <w:tcBorders>
+              <w:top w:val="single" w:color="CCCCCC" w:sz="1"/>
+              <w:left w:val="single" w:color="CCCCCC" w:sz="1"/>
+              <w:bottom w:val="single" w:color="CCCCCC" w:sz="1"/>
+              <w:right w:val="single" w:color="CCCCCC" w:sz="1"/>
+            </w:tcBorders>
+            <w:shd w:fill="FFFFFF" w:color="FFFFFF" w:val="solid"/>
+            <w:tcMar>
+              <w:top w:type="dxa" w:w="60"/>
+              <w:left w:type="dxa" w:w="100"/>
+              <w:bottom w:type="dxa" w:w="60"/>
+              <w:right w:type="dxa" w:w="100"/>
+            </w:tcMar>
+            <w:vAlign w:val="center"/>
+          </w:tcPr>
+          <w:p>
+            <w:pPr>
+              <w:jc w:val="center"/>
+            </w:pPr>
+            <w:r>
+              <w:rPr>
+                <w:rFonts w:ascii="Arial" w:cs="Arial" w:eastAsia="Arial" w:hAnsi="Arial"/>
+                <w:b w:val="false"/>
+                <w:bCs w:val="false"/>
+                <w:color w:val="333333"/>
+                <w:sz w:val="16"/>
+                <w:szCs w:val="16"/>
+              </w:rPr>
+              <w:t xml:space="preserve">6</w:t>
+            </w:r>
+          </w:p>
+        </w:tc>
+        <w:tc>
+          <w:tcPr>
+            <w:tcBorders>
+              <w:top w:val="single" w:color="CCCCCC" w:sz="1"/>
+              <w:left w:val="single" w:color="CCCCCC" w:sz="1"/>
+              <w:bottom w:val="single" w:color="CCCCCC" w:sz="1"/>
+              <w:right w:val="single" w:color="CCCCCC" w:sz="1"/>
+            </w:tcBorders>
+            <w:shd w:fill="FFFFFF" w:color="FFFFFF" w:val="solid"/>
+            <w:tcMar>
+              <w:top w:type="dxa" w:w="60"/>
+              <w:left w:type="dxa" w:w="100"/>
+              <w:bottom w:type="dxa" w:w="60"/>
+              <w:right w:type="dxa" w:w="100"/>
+            </w:tcMar>
+            <w:vAlign w:val="center"/>
+          </w:tcPr>
+          <w:p>
+            <w:pPr>
+              <w:jc w:val="center"/>
+            </w:pPr>
+            <w:r>
+              <w:rPr>
+                <w:rFonts w:ascii="Arial" w:cs="Arial" w:eastAsia="Arial" w:hAnsi="Arial"/>
+                <w:b w:val="false"/>
+                <w:bCs w:val="false"/>
+                <w:color w:val="333333"/>
+                <w:sz w:val="16"/>
+                <w:szCs w:val="16"/>
+              </w:rPr>
+              <w:t xml:space="preserve">5</w:t>
+            </w:r>
+          </w:p>
+        </w:tc>
+        <w:tc>
+          <w:tcPr>
+            <w:tcBorders>
+              <w:top w:val="single" w:color="CCCCCC" w:sz="1"/>
+              <w:left w:val="single" w:color="CCCCCC" w:sz="1"/>
+              <w:bottom w:val="single" w:color="CCCCCC" w:sz="1"/>
+              <w:right w:val="single" w:color="CCCCCC" w:sz="1"/>
+            </w:tcBorders>
+            <w:shd w:fill="FFFFFF" w:color="FFFFFF" w:val="solid"/>
+            <w:tcMar>
+              <w:top w:type="dxa" w:w="60"/>
+              <w:left w:type="dxa" w:w="100"/>
+              <w:bottom w:type="dxa" w:w="60"/>
+              <w:right w:type="dxa" w:w="100"/>
+            </w:tcMar>
+            <w:vAlign w:val="center"/>
+          </w:tcPr>
+          <w:p>
+            <w:pPr>
+              <w:jc w:val="center"/>
+            </w:pPr>
+            <w:r>
+              <w:rPr>
+                <w:rFonts w:ascii="Arial" w:cs="Arial" w:eastAsia="Arial" w:hAnsi="Arial"/>
+                <w:b/>
+                <w:bCs/>
+                <w:color w:val="333333"/>
+                <w:sz w:val="16"/>
+                <w:szCs w:val="16"/>
+              </w:rPr>
+              <w:t xml:space="preserve">0.19</w:t>
+            </w:r>
+          </w:p>
+        </w:tc>
+        <w:tc>
+          <w:tcPr>
+            <w:tcBorders>
+              <w:top w:val="single" w:color="CCCCCC" w:sz="1"/>
+              <w:left w:val="single" w:color="CCCCCC" w:sz="1"/>
+              <w:bottom w:val="single" w:color="CCCCCC" w:sz="1"/>
+              <w:right w:val="single" w:color="CCCCCC" w:sz="1"/>
+            </w:tcBorders>
+            <w:shd w:fill="FFFFFF" w:color="FFFFFF" w:val="solid"/>
+            <w:tcMar>
+              <w:top w:type="dxa" w:w="60"/>
+              <w:left w:type="dxa" w:w="100"/>
+              <w:bottom w:type="dxa" w:w="60"/>
+              <w:right w:type="dxa" w:w="100"/>
+            </w:tcMar>
+            <w:vAlign w:val="center"/>
+          </w:tcPr>
+          <w:p>
+            <w:pPr>
+              <w:jc w:val="center"/>
+            </w:pPr>
+            <w:r>
+              <w:rPr>
+                <w:rFonts w:ascii="Arial" w:cs="Arial" w:eastAsia="Arial" w:hAnsi="Arial"/>
+                <w:b w:val="false"/>
+                <w:bCs w:val="false"/>
+                <w:color w:val="333333"/>
+                <w:sz w:val="16"/>
+                <w:szCs w:val="16"/>
+              </w:rPr>
+              <w:t xml:space="preserve">10.9</w:t>
+            </w:r>
+          </w:p>
+        </w:tc>
+        <w:tc>
+          <w:tcPr>
+            <w:tcBorders>
+              <w:top w:val="single" w:color="CCCCCC" w:sz="1"/>
+              <w:left w:val="single" w:color="CCCCCC" w:sz="1"/>
+              <w:bottom w:val="single" w:color="CCCCCC" w:sz="1"/>
+              <w:right w:val="single" w:color="CCCCCC" w:sz="1"/>
+            </w:tcBorders>
+            <w:shd w:fill="FFFFFF" w:color="FFFFFF" w:val="solid"/>
+            <w:tcMar>
+              <w:top w:type="dxa" w:w="60"/>
+              <w:left w:type="dxa" w:w="100"/>
+              <w:bottom w:type="dxa" w:w="60"/>
+              <w:right w:type="dxa" w:w="100"/>
+            </w:tcMar>
+            <w:vAlign w:val="center"/>
+          </w:tcPr>
+          <w:p>
+            <w:pPr>
+              <w:jc w:val="center"/>
+            </w:pPr>
+            <w:r>
+              <w:rPr>
+                <w:rFonts w:ascii="Arial" w:cs="Arial" w:eastAsia="Arial" w:hAnsi="Arial"/>
+                <w:b w:val="false"/>
+                <w:bCs w:val="false"/>
+                <w:color w:val="333333"/>
+                <w:sz w:val="16"/>
+                <w:szCs w:val="16"/>
+              </w:rPr>
+              <w:t xml:space="preserve">30.0</w:t>
+            </w:r>
+          </w:p>
+        </w:tc>
+      </w:tr>
+      <w:tr>
+        <w:tc>
+          <w:tcPr>
+            <w:tcBorders>
+              <w:top w:val="single" w:color="CCCCCC" w:sz="1"/>
+              <w:left w:val="single" w:color="CCCCCC" w:sz="1"/>
+              <w:bottom w:val="single" w:color="CCCCCC" w:sz="1"/>
+              <w:right w:val="single" w:color="CCCCCC" w:sz="1"/>
+            </w:tcBorders>
+            <w:shd w:fill="F5F7FA" w:color="F5F7FA" w:val="solid"/>
+            <w:tcMar>
+              <w:top w:type="dxa" w:w="60"/>
+              <w:left w:type="dxa" w:w="100"/>
+              <w:bottom w:type="dxa" w:w="60"/>
+              <w:right w:type="dxa" w:w="100"/>
+            </w:tcMar>
+            <w:vAlign w:val="center"/>
+          </w:tcPr>
+          <w:p>
+            <w:pPr>
+              <w:jc w:val="left"/>
+            </w:pPr>
+            <w:r>
+              <w:rPr>
+                <w:rFonts w:ascii="Arial" w:cs="Arial" w:eastAsia="Arial" w:hAnsi="Arial"/>
+                <w:b w:val="false"/>
+                <w:bCs w:val="false"/>
+                <w:color w:val="333333"/>
+                <w:sz w:val="13"/>
+                <w:szCs w:val="13"/>
+              </w:rPr>
               <w:t xml:space="preserve">ホテルケヤキゲート東京府中</w:t>
             </w:r>
           </w:p>
@@ -10940,75 +11214,75 @@
               <w:bottom w:val="single" w:color="CCCCCC" w:sz="1"/>
               <w:right w:val="single" w:color="CCCCCC" w:sz="1"/>
             </w:tcBorders>
-            <w:shd w:fill="FFFFFF" w:color="FFFFFF" w:val="solid"/>
-            <w:tcMar>
-              <w:top w:type="dxa" w:w="60"/>
-              <w:left w:type="dxa" w:w="100"/>
-              <w:bottom w:type="dxa" w:w="60"/>
-              <w:right w:type="dxa" w:w="100"/>
-            </w:tcMar>
-            <w:vAlign w:val="center"/>
-          </w:tcPr>
-          <w:p>
-            <w:pPr>
-              <w:jc w:val="center"/>
-            </w:pPr>
-            <w:r>
-              <w:rPr>
-                <w:rFonts w:ascii="Arial" w:cs="Arial" w:eastAsia="Arial" w:hAnsi="Arial"/>
-                <w:b w:val="false"/>
-                <w:bCs w:val="false"/>
-                <w:color w:val="333333"/>
-                <w:sz w:val="16"/>
-                <w:szCs w:val="16"/>
-              </w:rPr>
-              <w:t xml:space="preserve">28</w:t>
-            </w:r>
-          </w:p>
-        </w:tc>
-        <w:tc>
-          <w:tcPr>
-            <w:tcBorders>
-              <w:top w:val="single" w:color="CCCCCC" w:sz="1"/>
-              <w:left w:val="single" w:color="CCCCCC" w:sz="1"/>
-              <w:bottom w:val="single" w:color="CCCCCC" w:sz="1"/>
-              <w:right w:val="single" w:color="CCCCCC" w:sz="1"/>
-            </w:tcBorders>
-            <w:shd w:fill="FFFFFF" w:color="FFFFFF" w:val="solid"/>
-            <w:tcMar>
-              <w:top w:type="dxa" w:w="60"/>
-              <w:left w:type="dxa" w:w="100"/>
-              <w:bottom w:type="dxa" w:w="60"/>
-              <w:right w:type="dxa" w:w="100"/>
-            </w:tcMar>
-            <w:vAlign w:val="center"/>
-          </w:tcPr>
-          <w:p>
-            <w:pPr>
-              <w:jc w:val="center"/>
-            </w:pPr>
-            <w:r>
-              <w:rPr>
-                <w:rFonts w:ascii="Arial" w:cs="Arial" w:eastAsia="Arial" w:hAnsi="Arial"/>
-                <w:b w:val="false"/>
-                <w:bCs w:val="false"/>
-                <w:color w:val="333333"/>
-                <w:sz w:val="16"/>
-                <w:szCs w:val="16"/>
-              </w:rPr>
-              <w:t xml:space="preserve">19</w:t>
-            </w:r>
-          </w:p>
-        </w:tc>
-        <w:tc>
-          <w:tcPr>
-            <w:tcBorders>
-              <w:top w:val="single" w:color="CCCCCC" w:sz="1"/>
-              <w:left w:val="single" w:color="CCCCCC" w:sz="1"/>
-              <w:bottom w:val="single" w:color="CCCCCC" w:sz="1"/>
-              <w:right w:val="single" w:color="CCCCCC" w:sz="1"/>
-            </w:tcBorders>
-            <w:shd w:fill="FFFFFF" w:color="FFFFFF" w:val="solid"/>
+            <w:shd w:fill="F5F7FA" w:color="F5F7FA" w:val="solid"/>
+            <w:tcMar>
+              <w:top w:type="dxa" w:w="60"/>
+              <w:left w:type="dxa" w:w="100"/>
+              <w:bottom w:type="dxa" w:w="60"/>
+              <w:right w:type="dxa" w:w="100"/>
+            </w:tcMar>
+            <w:vAlign w:val="center"/>
+          </w:tcPr>
+          <w:p>
+            <w:pPr>
+              <w:jc w:val="center"/>
+            </w:pPr>
+            <w:r>
+              <w:rPr>
+                <w:rFonts w:ascii="Arial" w:cs="Arial" w:eastAsia="Arial" w:hAnsi="Arial"/>
+                <w:b w:val="false"/>
+                <w:bCs w:val="false"/>
+                <w:color w:val="333333"/>
+                <w:sz w:val="16"/>
+                <w:szCs w:val="16"/>
+              </w:rPr>
+              <w:t xml:space="preserve">25</w:t>
+            </w:r>
+          </w:p>
+        </w:tc>
+        <w:tc>
+          <w:tcPr>
+            <w:tcBorders>
+              <w:top w:val="single" w:color="CCCCCC" w:sz="1"/>
+              <w:left w:val="single" w:color="CCCCCC" w:sz="1"/>
+              <w:bottom w:val="single" w:color="CCCCCC" w:sz="1"/>
+              <w:right w:val="single" w:color="CCCCCC" w:sz="1"/>
+            </w:tcBorders>
+            <w:shd w:fill="F5F7FA" w:color="F5F7FA" w:val="solid"/>
+            <w:tcMar>
+              <w:top w:type="dxa" w:w="60"/>
+              <w:left w:type="dxa" w:w="100"/>
+              <w:bottom w:type="dxa" w:w="60"/>
+              <w:right w:type="dxa" w:w="100"/>
+            </w:tcMar>
+            <w:vAlign w:val="center"/>
+          </w:tcPr>
+          <w:p>
+            <w:pPr>
+              <w:jc w:val="center"/>
+            </w:pPr>
+            <w:r>
+              <w:rPr>
+                <w:rFonts w:ascii="Arial" w:cs="Arial" w:eastAsia="Arial" w:hAnsi="Arial"/>
+                <w:b w:val="false"/>
+                <w:bCs w:val="false"/>
+                <w:color w:val="333333"/>
+                <w:sz w:val="16"/>
+                <w:szCs w:val="16"/>
+              </w:rPr>
+              <w:t xml:space="preserve">18</w:t>
+            </w:r>
+          </w:p>
+        </w:tc>
+        <w:tc>
+          <w:tcPr>
+            <w:tcBorders>
+              <w:top w:val="single" w:color="CCCCCC" w:sz="1"/>
+              <w:left w:val="single" w:color="CCCCCC" w:sz="1"/>
+              <w:bottom w:val="single" w:color="CCCCCC" w:sz="1"/>
+              <w:right w:val="single" w:color="CCCCCC" w:sz="1"/>
+            </w:tcBorders>
+            <w:shd w:fill="F5F7FA" w:color="F5F7FA" w:val="solid"/>
             <w:tcMar>
               <w:top w:type="dxa" w:w="60"/>
               <w:left w:type="dxa" w:w="100"/>
@@ -11042,41 +11316,41 @@
               <w:bottom w:val="single" w:color="CCCCCC" w:sz="1"/>
               <w:right w:val="single" w:color="CCCCCC" w:sz="1"/>
             </w:tcBorders>
-            <w:shd w:fill="FFFFFF" w:color="FFFFFF" w:val="solid"/>
-            <w:tcMar>
-              <w:top w:type="dxa" w:w="60"/>
-              <w:left w:type="dxa" w:w="100"/>
-              <w:bottom w:type="dxa" w:w="60"/>
-              <w:right w:type="dxa" w:w="100"/>
-            </w:tcMar>
-            <w:vAlign w:val="center"/>
-          </w:tcPr>
-          <w:p>
-            <w:pPr>
-              <w:jc w:val="center"/>
-            </w:pPr>
-            <w:r>
-              <w:rPr>
-                <w:rFonts w:ascii="Arial" w:cs="Arial" w:eastAsia="Arial" w:hAnsi="Arial"/>
-                <w:b w:val="false"/>
-                <w:bCs w:val="false"/>
-                <w:color w:val="333333"/>
-                <w:sz w:val="16"/>
-                <w:szCs w:val="16"/>
-              </w:rPr>
-              <w:t xml:space="preserve">4</w:t>
-            </w:r>
-          </w:p>
-        </w:tc>
-        <w:tc>
-          <w:tcPr>
-            <w:tcBorders>
-              <w:top w:val="single" w:color="CCCCCC" w:sz="1"/>
-              <w:left w:val="single" w:color="CCCCCC" w:sz="1"/>
-              <w:bottom w:val="single" w:color="CCCCCC" w:sz="1"/>
-              <w:right w:val="single" w:color="CCCCCC" w:sz="1"/>
-            </w:tcBorders>
-            <w:shd w:fill="FFFFFF" w:color="FFFFFF" w:val="solid"/>
+            <w:shd w:fill="F5F7FA" w:color="F5F7FA" w:val="solid"/>
+            <w:tcMar>
+              <w:top w:type="dxa" w:w="60"/>
+              <w:left w:type="dxa" w:w="100"/>
+              <w:bottom w:type="dxa" w:w="60"/>
+              <w:right w:type="dxa" w:w="100"/>
+            </w:tcMar>
+            <w:vAlign w:val="center"/>
+          </w:tcPr>
+          <w:p>
+            <w:pPr>
+              <w:jc w:val="center"/>
+            </w:pPr>
+            <w:r>
+              <w:rPr>
+                <w:rFonts w:ascii="Arial" w:cs="Arial" w:eastAsia="Arial" w:hAnsi="Arial"/>
+                <w:b w:val="false"/>
+                <w:bCs w:val="false"/>
+                <w:color w:val="333333"/>
+                <w:sz w:val="16"/>
+                <w:szCs w:val="16"/>
+              </w:rPr>
+              <w:t xml:space="preserve">5</w:t>
+            </w:r>
+          </w:p>
+        </w:tc>
+        <w:tc>
+          <w:tcPr>
+            <w:tcBorders>
+              <w:top w:val="single" w:color="CCCCCC" w:sz="1"/>
+              <w:left w:val="single" w:color="CCCCCC" w:sz="1"/>
+              <w:bottom w:val="single" w:color="CCCCCC" w:sz="1"/>
+              <w:right w:val="single" w:color="CCCCCC" w:sz="1"/>
+            </w:tcBorders>
+            <w:shd w:fill="F5F7FA" w:color="F5F7FA" w:val="solid"/>
             <w:tcMar>
               <w:top w:type="dxa" w:w="60"/>
               <w:left w:type="dxa" w:w="100"/>
@@ -11098,75 +11372,75 @@
                 <w:sz w:val="16"/>
                 <w:szCs w:val="16"/>
               </w:rPr>
-              <w:t xml:space="preserve">0.21</w:t>
-            </w:r>
-          </w:p>
-        </w:tc>
-        <w:tc>
-          <w:tcPr>
-            <w:tcBorders>
-              <w:top w:val="single" w:color="CCCCCC" w:sz="1"/>
-              <w:left w:val="single" w:color="CCCCCC" w:sz="1"/>
-              <w:bottom w:val="single" w:color="CCCCCC" w:sz="1"/>
-              <w:right w:val="single" w:color="CCCCCC" w:sz="1"/>
-            </w:tcBorders>
-            <w:shd w:fill="FFFFFF" w:color="FFFFFF" w:val="solid"/>
-            <w:tcMar>
-              <w:top w:type="dxa" w:w="60"/>
-              <w:left w:type="dxa" w:w="100"/>
-              <w:bottom w:type="dxa" w:w="60"/>
-              <w:right w:type="dxa" w:w="100"/>
-            </w:tcMar>
-            <w:vAlign w:val="center"/>
-          </w:tcPr>
-          <w:p>
-            <w:pPr>
-              <w:jc w:val="center"/>
-            </w:pPr>
-            <w:r>
-              <w:rPr>
-                <w:rFonts w:ascii="Arial" w:cs="Arial" w:eastAsia="Arial" w:hAnsi="Arial"/>
-                <w:b w:val="false"/>
-                <w:bCs w:val="false"/>
-                <w:color w:val="333333"/>
-                <w:sz w:val="16"/>
-                <w:szCs w:val="16"/>
-              </w:rPr>
-              <w:t xml:space="preserve">8.6</w:t>
-            </w:r>
-          </w:p>
-        </w:tc>
-        <w:tc>
-          <w:tcPr>
-            <w:tcBorders>
-              <w:top w:val="single" w:color="CCCCCC" w:sz="1"/>
-              <w:left w:val="single" w:color="CCCCCC" w:sz="1"/>
-              <w:bottom w:val="single" w:color="CCCCCC" w:sz="1"/>
-              <w:right w:val="single" w:color="CCCCCC" w:sz="1"/>
-            </w:tcBorders>
-            <w:shd w:fill="FFFFFF" w:color="FFFFFF" w:val="solid"/>
-            <w:tcMar>
-              <w:top w:type="dxa" w:w="60"/>
-              <w:left w:type="dxa" w:w="100"/>
-              <w:bottom w:type="dxa" w:w="60"/>
-              <w:right w:type="dxa" w:w="100"/>
-            </w:tcMar>
-            <w:vAlign w:val="center"/>
-          </w:tcPr>
-          <w:p>
-            <w:pPr>
-              <w:jc w:val="center"/>
-            </w:pPr>
-            <w:r>
-              <w:rPr>
-                <w:rFonts w:ascii="Arial" w:cs="Arial" w:eastAsia="Arial" w:hAnsi="Arial"/>
-                <w:b w:val="false"/>
-                <w:bCs w:val="false"/>
-                <w:color w:val="333333"/>
-                <w:sz w:val="16"/>
-                <w:szCs w:val="16"/>
-              </w:rPr>
-              <w:t xml:space="preserve">16.8</w:t>
+              <w:t xml:space="preserve">0.28</w:t>
+            </w:r>
+          </w:p>
+        </w:tc>
+        <w:tc>
+          <w:tcPr>
+            <w:tcBorders>
+              <w:top w:val="single" w:color="CCCCCC" w:sz="1"/>
+              <w:left w:val="single" w:color="CCCCCC" w:sz="1"/>
+              <w:bottom w:val="single" w:color="CCCCCC" w:sz="1"/>
+              <w:right w:val="single" w:color="CCCCCC" w:sz="1"/>
+            </w:tcBorders>
+            <w:shd w:fill="F5F7FA" w:color="F5F7FA" w:val="solid"/>
+            <w:tcMar>
+              <w:top w:type="dxa" w:w="60"/>
+              <w:left w:type="dxa" w:w="100"/>
+              <w:bottom w:type="dxa" w:w="60"/>
+              <w:right w:type="dxa" w:w="100"/>
+            </w:tcMar>
+            <w:vAlign w:val="center"/>
+          </w:tcPr>
+          <w:p>
+            <w:pPr>
+              <w:jc w:val="center"/>
+            </w:pPr>
+            <w:r>
+              <w:rPr>
+                <w:rFonts w:ascii="Arial" w:cs="Arial" w:eastAsia="Arial" w:hAnsi="Arial"/>
+                <w:b w:val="false"/>
+                <w:bCs w:val="false"/>
+                <w:color w:val="333333"/>
+                <w:sz w:val="16"/>
+                <w:szCs w:val="16"/>
+              </w:rPr>
+              <w:t xml:space="preserve">10.6</w:t>
+            </w:r>
+          </w:p>
+        </w:tc>
+        <w:tc>
+          <w:tcPr>
+            <w:tcBorders>
+              <w:top w:val="single" w:color="CCCCCC" w:sz="1"/>
+              <w:left w:val="single" w:color="CCCCCC" w:sz="1"/>
+              <w:bottom w:val="single" w:color="CCCCCC" w:sz="1"/>
+              <w:right w:val="single" w:color="CCCCCC" w:sz="1"/>
+            </w:tcBorders>
+            <w:shd w:fill="F5F7FA" w:color="F5F7FA" w:val="solid"/>
+            <w:tcMar>
+              <w:top w:type="dxa" w:w="60"/>
+              <w:left w:type="dxa" w:w="100"/>
+              <w:bottom w:type="dxa" w:w="60"/>
+              <w:right w:type="dxa" w:w="100"/>
+            </w:tcMar>
+            <w:vAlign w:val="center"/>
+          </w:tcPr>
+          <w:p>
+            <w:pPr>
+              <w:jc w:val="center"/>
+            </w:pPr>
+            <w:r>
+              <w:rPr>
+                <w:rFonts w:ascii="Arial" w:cs="Arial" w:eastAsia="Arial" w:hAnsi="Arial"/>
+                <w:b w:val="false"/>
+                <w:bCs w:val="false"/>
+                <w:color w:val="333333"/>
+                <w:sz w:val="16"/>
+                <w:szCs w:val="16"/>
+              </w:rPr>
+              <w:t xml:space="preserve">27.8</w:t>
             </w:r>
           </w:p>
         </w:tc>
@@ -11180,7 +11454,7 @@
               <w:bottom w:val="single" w:color="CCCCCC" w:sz="1"/>
               <w:right w:val="single" w:color="CCCCCC" w:sz="1"/>
             </w:tcBorders>
-            <w:shd w:fill="F5F7FA" w:color="F5F7FA" w:val="solid"/>
+            <w:shd w:fill="FFFFFF" w:color="FFFFFF" w:val="solid"/>
             <w:tcMar>
               <w:top w:type="dxa" w:w="60"/>
               <w:left w:type="dxa" w:w="100"/>
@@ -11214,75 +11488,75 @@
               <w:bottom w:val="single" w:color="CCCCCC" w:sz="1"/>
               <w:right w:val="single" w:color="CCCCCC" w:sz="1"/>
             </w:tcBorders>
-            <w:shd w:fill="F5F7FA" w:color="F5F7FA" w:val="solid"/>
-            <w:tcMar>
-              <w:top w:type="dxa" w:w="60"/>
-              <w:left w:type="dxa" w:w="100"/>
-              <w:bottom w:type="dxa" w:w="60"/>
-              <w:right w:type="dxa" w:w="100"/>
-            </w:tcMar>
-            <w:vAlign w:val="center"/>
-          </w:tcPr>
-          <w:p>
-            <w:pPr>
-              <w:jc w:val="center"/>
-            </w:pPr>
-            <w:r>
-              <w:rPr>
-                <w:rFonts w:ascii="Arial" w:cs="Arial" w:eastAsia="Arial" w:hAnsi="Arial"/>
-                <w:b w:val="false"/>
-                <w:bCs w:val="false"/>
-                <w:color w:val="333333"/>
-                <w:sz w:val="16"/>
-                <w:szCs w:val="16"/>
-              </w:rPr>
-              <w:t xml:space="preserve">21</w:t>
-            </w:r>
-          </w:p>
-        </w:tc>
-        <w:tc>
-          <w:tcPr>
-            <w:tcBorders>
-              <w:top w:val="single" w:color="CCCCCC" w:sz="1"/>
-              <w:left w:val="single" w:color="CCCCCC" w:sz="1"/>
-              <w:bottom w:val="single" w:color="CCCCCC" w:sz="1"/>
-              <w:right w:val="single" w:color="CCCCCC" w:sz="1"/>
-            </w:tcBorders>
-            <w:shd w:fill="F5F7FA" w:color="F5F7FA" w:val="solid"/>
-            <w:tcMar>
-              <w:top w:type="dxa" w:w="60"/>
-              <w:left w:type="dxa" w:w="100"/>
-              <w:bottom w:type="dxa" w:w="60"/>
-              <w:right w:type="dxa" w:w="100"/>
-            </w:tcMar>
-            <w:vAlign w:val="center"/>
-          </w:tcPr>
-          <w:p>
-            <w:pPr>
-              <w:jc w:val="center"/>
-            </w:pPr>
-            <w:r>
-              <w:rPr>
-                <w:rFonts w:ascii="Arial" w:cs="Arial" w:eastAsia="Arial" w:hAnsi="Arial"/>
-                <w:b w:val="false"/>
-                <w:bCs w:val="false"/>
-                <w:color w:val="333333"/>
-                <w:sz w:val="16"/>
-                <w:szCs w:val="16"/>
-              </w:rPr>
-              <w:t xml:space="preserve">19</w:t>
-            </w:r>
-          </w:p>
-        </w:tc>
-        <w:tc>
-          <w:tcPr>
-            <w:tcBorders>
-              <w:top w:val="single" w:color="CCCCCC" w:sz="1"/>
-              <w:left w:val="single" w:color="CCCCCC" w:sz="1"/>
-              <w:bottom w:val="single" w:color="CCCCCC" w:sz="1"/>
-              <w:right w:val="single" w:color="CCCCCC" w:sz="1"/>
-            </w:tcBorders>
-            <w:shd w:fill="F5F7FA" w:color="F5F7FA" w:val="solid"/>
+            <w:shd w:fill="FFFFFF" w:color="FFFFFF" w:val="solid"/>
+            <w:tcMar>
+              <w:top w:type="dxa" w:w="60"/>
+              <w:left w:type="dxa" w:w="100"/>
+              <w:bottom w:type="dxa" w:w="60"/>
+              <w:right w:type="dxa" w:w="100"/>
+            </w:tcMar>
+            <w:vAlign w:val="center"/>
+          </w:tcPr>
+          <w:p>
+            <w:pPr>
+              <w:jc w:val="center"/>
+            </w:pPr>
+            <w:r>
+              <w:rPr>
+                <w:rFonts w:ascii="Arial" w:cs="Arial" w:eastAsia="Arial" w:hAnsi="Arial"/>
+                <w:b w:val="false"/>
+                <w:bCs w:val="false"/>
+                <w:color w:val="333333"/>
+                <w:sz w:val="16"/>
+                <w:szCs w:val="16"/>
+              </w:rPr>
+              <w:t xml:space="preserve">20</w:t>
+            </w:r>
+          </w:p>
+        </w:tc>
+        <w:tc>
+          <w:tcPr>
+            <w:tcBorders>
+              <w:top w:val="single" w:color="CCCCCC" w:sz="1"/>
+              <w:left w:val="single" w:color="CCCCCC" w:sz="1"/>
+              <w:bottom w:val="single" w:color="CCCCCC" w:sz="1"/>
+              <w:right w:val="single" w:color="CCCCCC" w:sz="1"/>
+            </w:tcBorders>
+            <w:shd w:fill="FFFFFF" w:color="FFFFFF" w:val="solid"/>
+            <w:tcMar>
+              <w:top w:type="dxa" w:w="60"/>
+              <w:left w:type="dxa" w:w="100"/>
+              <w:bottom w:type="dxa" w:w="60"/>
+              <w:right w:type="dxa" w:w="100"/>
+            </w:tcMar>
+            <w:vAlign w:val="center"/>
+          </w:tcPr>
+          <w:p>
+            <w:pPr>
+              <w:jc w:val="center"/>
+            </w:pPr>
+            <w:r>
+              <w:rPr>
+                <w:rFonts w:ascii="Arial" w:cs="Arial" w:eastAsia="Arial" w:hAnsi="Arial"/>
+                <w:b w:val="false"/>
+                <w:bCs w:val="false"/>
+                <w:color w:val="333333"/>
+                <w:sz w:val="16"/>
+                <w:szCs w:val="16"/>
+              </w:rPr>
+              <w:t xml:space="preserve">18</w:t>
+            </w:r>
+          </w:p>
+        </w:tc>
+        <w:tc>
+          <w:tcPr>
+            <w:tcBorders>
+              <w:top w:val="single" w:color="CCCCCC" w:sz="1"/>
+              <w:left w:val="single" w:color="CCCCCC" w:sz="1"/>
+              <w:bottom w:val="single" w:color="CCCCCC" w:sz="1"/>
+              <w:right w:val="single" w:color="CCCCCC" w:sz="1"/>
+            </w:tcBorders>
+            <w:shd w:fill="FFFFFF" w:color="FFFFFF" w:val="solid"/>
             <w:tcMar>
               <w:top w:type="dxa" w:w="60"/>
               <w:left w:type="dxa" w:w="100"/>
@@ -11316,41 +11590,41 @@
               <w:bottom w:val="single" w:color="CCCCCC" w:sz="1"/>
               <w:right w:val="single" w:color="CCCCCC" w:sz="1"/>
             </w:tcBorders>
-            <w:shd w:fill="F5F7FA" w:color="F5F7FA" w:val="solid"/>
-            <w:tcMar>
-              <w:top w:type="dxa" w:w="60"/>
-              <w:left w:type="dxa" w:w="100"/>
-              <w:bottom w:type="dxa" w:w="60"/>
-              <w:right w:type="dxa" w:w="100"/>
-            </w:tcMar>
-            <w:vAlign w:val="center"/>
-          </w:tcPr>
-          <w:p>
-            <w:pPr>
-              <w:jc w:val="center"/>
-            </w:pPr>
-            <w:r>
-              <w:rPr>
-                <w:rFonts w:ascii="Arial" w:cs="Arial" w:eastAsia="Arial" w:hAnsi="Arial"/>
-                <w:b w:val="false"/>
-                <w:bCs w:val="false"/>
-                <w:color w:val="333333"/>
-                <w:sz w:val="16"/>
-                <w:szCs w:val="16"/>
-              </w:rPr>
-              <w:t xml:space="preserve">4</w:t>
-            </w:r>
-          </w:p>
-        </w:tc>
-        <w:tc>
-          <w:tcPr>
-            <w:tcBorders>
-              <w:top w:val="single" w:color="CCCCCC" w:sz="1"/>
-              <w:left w:val="single" w:color="CCCCCC" w:sz="1"/>
-              <w:bottom w:val="single" w:color="CCCCCC" w:sz="1"/>
-              <w:right w:val="single" w:color="CCCCCC" w:sz="1"/>
-            </w:tcBorders>
-            <w:shd w:fill="F5F7FA" w:color="F5F7FA" w:val="solid"/>
+            <w:shd w:fill="FFFFFF" w:color="FFFFFF" w:val="solid"/>
+            <w:tcMar>
+              <w:top w:type="dxa" w:w="60"/>
+              <w:left w:type="dxa" w:w="100"/>
+              <w:bottom w:type="dxa" w:w="60"/>
+              <w:right w:type="dxa" w:w="100"/>
+            </w:tcMar>
+            <w:vAlign w:val="center"/>
+          </w:tcPr>
+          <w:p>
+            <w:pPr>
+              <w:jc w:val="center"/>
+            </w:pPr>
+            <w:r>
+              <w:rPr>
+                <w:rFonts w:ascii="Arial" w:cs="Arial" w:eastAsia="Arial" w:hAnsi="Arial"/>
+                <w:b w:val="false"/>
+                <w:bCs w:val="false"/>
+                <w:color w:val="333333"/>
+                <w:sz w:val="16"/>
+                <w:szCs w:val="16"/>
+              </w:rPr>
+              <w:t xml:space="preserve">5</w:t>
+            </w:r>
+          </w:p>
+        </w:tc>
+        <w:tc>
+          <w:tcPr>
+            <w:tcBorders>
+              <w:top w:val="single" w:color="CCCCCC" w:sz="1"/>
+              <w:left w:val="single" w:color="CCCCCC" w:sz="1"/>
+              <w:bottom w:val="single" w:color="CCCCCC" w:sz="1"/>
+              <w:right w:val="single" w:color="CCCCCC" w:sz="1"/>
+            </w:tcBorders>
+            <w:shd w:fill="FFFFFF" w:color="FFFFFF" w:val="solid"/>
             <w:tcMar>
               <w:top w:type="dxa" w:w="60"/>
               <w:left w:type="dxa" w:w="100"/>
@@ -11372,75 +11646,75 @@
                 <w:sz w:val="16"/>
                 <w:szCs w:val="16"/>
               </w:rPr>
-              <w:t xml:space="preserve">0.21</w:t>
-            </w:r>
-          </w:p>
-        </w:tc>
-        <w:tc>
-          <w:tcPr>
-            <w:tcBorders>
-              <w:top w:val="single" w:color="CCCCCC" w:sz="1"/>
-              <w:left w:val="single" w:color="CCCCCC" w:sz="1"/>
-              <w:bottom w:val="single" w:color="CCCCCC" w:sz="1"/>
-              <w:right w:val="single" w:color="CCCCCC" w:sz="1"/>
-            </w:tcBorders>
-            <w:shd w:fill="F5F7FA" w:color="F5F7FA" w:val="solid"/>
-            <w:tcMar>
-              <w:top w:type="dxa" w:w="60"/>
-              <w:left w:type="dxa" w:w="100"/>
-              <w:bottom w:type="dxa" w:w="60"/>
-              <w:right w:type="dxa" w:w="100"/>
-            </w:tcMar>
-            <w:vAlign w:val="center"/>
-          </w:tcPr>
-          <w:p>
-            <w:pPr>
-              <w:jc w:val="center"/>
-            </w:pPr>
-            <w:r>
-              <w:rPr>
-                <w:rFonts w:ascii="Arial" w:cs="Arial" w:eastAsia="Arial" w:hAnsi="Arial"/>
-                <w:b w:val="false"/>
-                <w:bCs w:val="false"/>
-                <w:color w:val="333333"/>
-                <w:sz w:val="16"/>
-                <w:szCs w:val="16"/>
-              </w:rPr>
-              <w:t xml:space="preserve">10.4</w:t>
-            </w:r>
-          </w:p>
-        </w:tc>
-        <w:tc>
-          <w:tcPr>
-            <w:tcBorders>
-              <w:top w:val="single" w:color="CCCCCC" w:sz="1"/>
-              <w:left w:val="single" w:color="CCCCCC" w:sz="1"/>
-              <w:bottom w:val="single" w:color="CCCCCC" w:sz="1"/>
-              <w:right w:val="single" w:color="CCCCCC" w:sz="1"/>
-            </w:tcBorders>
-            <w:shd w:fill="F5F7FA" w:color="F5F7FA" w:val="solid"/>
-            <w:tcMar>
-              <w:top w:type="dxa" w:w="60"/>
-              <w:left w:type="dxa" w:w="100"/>
-              <w:bottom w:type="dxa" w:w="60"/>
-              <w:right w:type="dxa" w:w="100"/>
-            </w:tcMar>
-            <w:vAlign w:val="center"/>
-          </w:tcPr>
-          <w:p>
-            <w:pPr>
-              <w:jc w:val="center"/>
-            </w:pPr>
-            <w:r>
-              <w:rPr>
-                <w:rFonts w:ascii="Arial" w:cs="Arial" w:eastAsia="Arial" w:hAnsi="Arial"/>
-                <w:b w:val="false"/>
-                <w:bCs w:val="false"/>
-                <w:color w:val="333333"/>
-                <w:sz w:val="16"/>
-                <w:szCs w:val="16"/>
-              </w:rPr>
-              <w:t xml:space="preserve">16.3</w:t>
+              <w:t xml:space="preserve">0.28</w:t>
+            </w:r>
+          </w:p>
+        </w:tc>
+        <w:tc>
+          <w:tcPr>
+            <w:tcBorders>
+              <w:top w:val="single" w:color="CCCCCC" w:sz="1"/>
+              <w:left w:val="single" w:color="CCCCCC" w:sz="1"/>
+              <w:bottom w:val="single" w:color="CCCCCC" w:sz="1"/>
+              <w:right w:val="single" w:color="CCCCCC" w:sz="1"/>
+            </w:tcBorders>
+            <w:shd w:fill="FFFFFF" w:color="FFFFFF" w:val="solid"/>
+            <w:tcMar>
+              <w:top w:type="dxa" w:w="60"/>
+              <w:left w:type="dxa" w:w="100"/>
+              <w:bottom w:type="dxa" w:w="60"/>
+              <w:right w:type="dxa" w:w="100"/>
+            </w:tcMar>
+            <w:vAlign w:val="center"/>
+          </w:tcPr>
+          <w:p>
+            <w:pPr>
+              <w:jc w:val="center"/>
+            </w:pPr>
+            <w:r>
+              <w:rPr>
+                <w:rFonts w:ascii="Arial" w:cs="Arial" w:eastAsia="Arial" w:hAnsi="Arial"/>
+                <w:b w:val="false"/>
+                <w:bCs w:val="false"/>
+                <w:color w:val="333333"/>
+                <w:sz w:val="16"/>
+                <w:szCs w:val="16"/>
+              </w:rPr>
+              <w:t xml:space="preserve">15.0</w:t>
+            </w:r>
+          </w:p>
+        </w:tc>
+        <w:tc>
+          <w:tcPr>
+            <w:tcBorders>
+              <w:top w:val="single" w:color="CCCCCC" w:sz="1"/>
+              <w:left w:val="single" w:color="CCCCCC" w:sz="1"/>
+              <w:bottom w:val="single" w:color="CCCCCC" w:sz="1"/>
+              <w:right w:val="single" w:color="CCCCCC" w:sz="1"/>
+            </w:tcBorders>
+            <w:shd w:fill="FFFFFF" w:color="FFFFFF" w:val="solid"/>
+            <w:tcMar>
+              <w:top w:type="dxa" w:w="60"/>
+              <w:left w:type="dxa" w:w="100"/>
+              <w:bottom w:type="dxa" w:w="60"/>
+              <w:right w:type="dxa" w:w="100"/>
+            </w:tcMar>
+            <w:vAlign w:val="center"/>
+          </w:tcPr>
+          <w:p>
+            <w:pPr>
+              <w:jc w:val="center"/>
+            </w:pPr>
+            <w:r>
+              <w:rPr>
+                <w:rFonts w:ascii="Arial" w:cs="Arial" w:eastAsia="Arial" w:hAnsi="Arial"/>
+                <w:b w:val="false"/>
+                <w:bCs w:val="false"/>
+                <w:color w:val="333333"/>
+                <w:sz w:val="16"/>
+                <w:szCs w:val="16"/>
+              </w:rPr>
+              <w:t xml:space="preserve">26.7</w:t>
             </w:r>
           </w:p>
         </w:tc>
@@ -11454,7 +11728,7 @@
               <w:bottom w:val="single" w:color="CCCCCC" w:sz="1"/>
               <w:right w:val="single" w:color="CCCCCC" w:sz="1"/>
             </w:tcBorders>
-            <w:shd w:fill="FFFFFF" w:color="FFFFFF" w:val="solid"/>
+            <w:shd w:fill="F5F7FA" w:color="F5F7FA" w:val="solid"/>
             <w:tcMar>
               <w:top w:type="dxa" w:w="60"/>
               <w:left w:type="dxa" w:w="100"/>
@@ -11488,143 +11762,143 @@
               <w:bottom w:val="single" w:color="CCCCCC" w:sz="1"/>
               <w:right w:val="single" w:color="CCCCCC" w:sz="1"/>
             </w:tcBorders>
-            <w:shd w:fill="FFFFFF" w:color="FFFFFF" w:val="solid"/>
-            <w:tcMar>
-              <w:top w:type="dxa" w:w="60"/>
-              <w:left w:type="dxa" w:w="100"/>
-              <w:bottom w:type="dxa" w:w="60"/>
-              <w:right w:type="dxa" w:w="100"/>
-            </w:tcMar>
-            <w:vAlign w:val="center"/>
-          </w:tcPr>
-          <w:p>
-            <w:pPr>
-              <w:jc w:val="center"/>
-            </w:pPr>
-            <w:r>
-              <w:rPr>
-                <w:rFonts w:ascii="Arial" w:cs="Arial" w:eastAsia="Arial" w:hAnsi="Arial"/>
-                <w:b w:val="false"/>
-                <w:bCs w:val="false"/>
-                <w:color w:val="333333"/>
-                <w:sz w:val="16"/>
-                <w:szCs w:val="16"/>
-              </w:rPr>
-              <w:t xml:space="preserve">41</w:t>
-            </w:r>
-          </w:p>
-        </w:tc>
-        <w:tc>
-          <w:tcPr>
-            <w:tcBorders>
-              <w:top w:val="single" w:color="CCCCCC" w:sz="1"/>
-              <w:left w:val="single" w:color="CCCCCC" w:sz="1"/>
-              <w:bottom w:val="single" w:color="CCCCCC" w:sz="1"/>
-              <w:right w:val="single" w:color="CCCCCC" w:sz="1"/>
-            </w:tcBorders>
-            <w:shd w:fill="FFFFFF" w:color="FFFFFF" w:val="solid"/>
-            <w:tcMar>
-              <w:top w:type="dxa" w:w="60"/>
-              <w:left w:type="dxa" w:w="100"/>
-              <w:bottom w:type="dxa" w:w="60"/>
-              <w:right w:type="dxa" w:w="100"/>
-            </w:tcMar>
-            <w:vAlign w:val="center"/>
-          </w:tcPr>
-          <w:p>
-            <w:pPr>
-              <w:jc w:val="center"/>
-            </w:pPr>
-            <w:r>
-              <w:rPr>
-                <w:rFonts w:ascii="Arial" w:cs="Arial" w:eastAsia="Arial" w:hAnsi="Arial"/>
-                <w:b w:val="false"/>
-                <w:bCs w:val="false"/>
-                <w:color w:val="333333"/>
-                <w:sz w:val="16"/>
-                <w:szCs w:val="16"/>
-              </w:rPr>
-              <w:t xml:space="preserve">36</w:t>
-            </w:r>
-          </w:p>
-        </w:tc>
-        <w:tc>
-          <w:tcPr>
-            <w:tcBorders>
-              <w:top w:val="single" w:color="CCCCCC" w:sz="1"/>
-              <w:left w:val="single" w:color="CCCCCC" w:sz="1"/>
-              <w:bottom w:val="single" w:color="CCCCCC" w:sz="1"/>
-              <w:right w:val="single" w:color="CCCCCC" w:sz="1"/>
-            </w:tcBorders>
-            <w:shd w:fill="FFFFFF" w:color="FFFFFF" w:val="solid"/>
-            <w:tcMar>
-              <w:top w:type="dxa" w:w="60"/>
-              <w:left w:type="dxa" w:w="100"/>
-              <w:bottom w:type="dxa" w:w="60"/>
-              <w:right w:type="dxa" w:w="100"/>
-            </w:tcMar>
-            <w:vAlign w:val="center"/>
-          </w:tcPr>
-          <w:p>
-            <w:pPr>
-              <w:jc w:val="center"/>
-            </w:pPr>
-            <w:r>
-              <w:rPr>
-                <w:rFonts w:ascii="Arial" w:cs="Arial" w:eastAsia="Arial" w:hAnsi="Arial"/>
-                <w:b w:val="false"/>
-                <w:bCs w:val="false"/>
-                <w:color w:val="333333"/>
-                <w:sz w:val="16"/>
-                <w:szCs w:val="16"/>
-              </w:rPr>
-              <w:t xml:space="preserve">5</w:t>
-            </w:r>
-          </w:p>
-        </w:tc>
-        <w:tc>
-          <w:tcPr>
-            <w:tcBorders>
-              <w:top w:val="single" w:color="CCCCCC" w:sz="1"/>
-              <w:left w:val="single" w:color="CCCCCC" w:sz="1"/>
-              <w:bottom w:val="single" w:color="CCCCCC" w:sz="1"/>
-              <w:right w:val="single" w:color="CCCCCC" w:sz="1"/>
-            </w:tcBorders>
-            <w:shd w:fill="FFFFFF" w:color="FFFFFF" w:val="solid"/>
-            <w:tcMar>
-              <w:top w:type="dxa" w:w="60"/>
-              <w:left w:type="dxa" w:w="100"/>
-              <w:bottom w:type="dxa" w:w="60"/>
-              <w:right w:type="dxa" w:w="100"/>
-            </w:tcMar>
-            <w:vAlign w:val="center"/>
-          </w:tcPr>
-          <w:p>
-            <w:pPr>
-              <w:jc w:val="center"/>
-            </w:pPr>
-            <w:r>
-              <w:rPr>
-                <w:rFonts w:ascii="Arial" w:cs="Arial" w:eastAsia="Arial" w:hAnsi="Arial"/>
-                <w:b w:val="false"/>
-                <w:bCs w:val="false"/>
-                <w:color w:val="333333"/>
-                <w:sz w:val="16"/>
-                <w:szCs w:val="16"/>
-              </w:rPr>
-              <w:t xml:space="preserve">10</w:t>
-            </w:r>
-          </w:p>
-        </w:tc>
-        <w:tc>
-          <w:tcPr>
-            <w:tcBorders>
-              <w:top w:val="single" w:color="CCCCCC" w:sz="1"/>
-              <w:left w:val="single" w:color="CCCCCC" w:sz="1"/>
-              <w:bottom w:val="single" w:color="CCCCCC" w:sz="1"/>
-              <w:right w:val="single" w:color="CCCCCC" w:sz="1"/>
-            </w:tcBorders>
-            <w:shd w:fill="FFFFFF" w:color="FFFFFF" w:val="solid"/>
+            <w:shd w:fill="F5F7FA" w:color="F5F7FA" w:val="solid"/>
+            <w:tcMar>
+              <w:top w:type="dxa" w:w="60"/>
+              <w:left w:type="dxa" w:w="100"/>
+              <w:bottom w:type="dxa" w:w="60"/>
+              <w:right w:type="dxa" w:w="100"/>
+            </w:tcMar>
+            <w:vAlign w:val="center"/>
+          </w:tcPr>
+          <w:p>
+            <w:pPr>
+              <w:jc w:val="center"/>
+            </w:pPr>
+            <w:r>
+              <w:rPr>
+                <w:rFonts w:ascii="Arial" w:cs="Arial" w:eastAsia="Arial" w:hAnsi="Arial"/>
+                <w:b w:val="false"/>
+                <w:bCs w:val="false"/>
+                <w:color w:val="333333"/>
+                <w:sz w:val="16"/>
+                <w:szCs w:val="16"/>
+              </w:rPr>
+              <w:t xml:space="preserve">48</w:t>
+            </w:r>
+          </w:p>
+        </w:tc>
+        <w:tc>
+          <w:tcPr>
+            <w:tcBorders>
+              <w:top w:val="single" w:color="CCCCCC" w:sz="1"/>
+              <w:left w:val="single" w:color="CCCCCC" w:sz="1"/>
+              <w:bottom w:val="single" w:color="CCCCCC" w:sz="1"/>
+              <w:right w:val="single" w:color="CCCCCC" w:sz="1"/>
+            </w:tcBorders>
+            <w:shd w:fill="F5F7FA" w:color="F5F7FA" w:val="solid"/>
+            <w:tcMar>
+              <w:top w:type="dxa" w:w="60"/>
+              <w:left w:type="dxa" w:w="100"/>
+              <w:bottom w:type="dxa" w:w="60"/>
+              <w:right w:type="dxa" w:w="100"/>
+            </w:tcMar>
+            <w:vAlign w:val="center"/>
+          </w:tcPr>
+          <w:p>
+            <w:pPr>
+              <w:jc w:val="center"/>
+            </w:pPr>
+            <w:r>
+              <w:rPr>
+                <w:rFonts w:ascii="Arial" w:cs="Arial" w:eastAsia="Arial" w:hAnsi="Arial"/>
+                <w:b w:val="false"/>
+                <w:bCs w:val="false"/>
+                <w:color w:val="333333"/>
+                <w:sz w:val="16"/>
+                <w:szCs w:val="16"/>
+              </w:rPr>
+              <w:t xml:space="preserve">39</w:t>
+            </w:r>
+          </w:p>
+        </w:tc>
+        <w:tc>
+          <w:tcPr>
+            <w:tcBorders>
+              <w:top w:val="single" w:color="CCCCCC" w:sz="1"/>
+              <w:left w:val="single" w:color="CCCCCC" w:sz="1"/>
+              <w:bottom w:val="single" w:color="CCCCCC" w:sz="1"/>
+              <w:right w:val="single" w:color="CCCCCC" w:sz="1"/>
+            </w:tcBorders>
+            <w:shd w:fill="F5F7FA" w:color="F5F7FA" w:val="solid"/>
+            <w:tcMar>
+              <w:top w:type="dxa" w:w="60"/>
+              <w:left w:type="dxa" w:w="100"/>
+              <w:bottom w:type="dxa" w:w="60"/>
+              <w:right w:type="dxa" w:w="100"/>
+            </w:tcMar>
+            <w:vAlign w:val="center"/>
+          </w:tcPr>
+          <w:p>
+            <w:pPr>
+              <w:jc w:val="center"/>
+            </w:pPr>
+            <w:r>
+              <w:rPr>
+                <w:rFonts w:ascii="Arial" w:cs="Arial" w:eastAsia="Arial" w:hAnsi="Arial"/>
+                <w:b w:val="false"/>
+                <w:bCs w:val="false"/>
+                <w:color w:val="333333"/>
+                <w:sz w:val="16"/>
+                <w:szCs w:val="16"/>
+              </w:rPr>
+              <w:t xml:space="preserve">7</w:t>
+            </w:r>
+          </w:p>
+        </w:tc>
+        <w:tc>
+          <w:tcPr>
+            <w:tcBorders>
+              <w:top w:val="single" w:color="CCCCCC" w:sz="1"/>
+              <w:left w:val="single" w:color="CCCCCC" w:sz="1"/>
+              <w:bottom w:val="single" w:color="CCCCCC" w:sz="1"/>
+              <w:right w:val="single" w:color="CCCCCC" w:sz="1"/>
+            </w:tcBorders>
+            <w:shd w:fill="F5F7FA" w:color="F5F7FA" w:val="solid"/>
+            <w:tcMar>
+              <w:top w:type="dxa" w:w="60"/>
+              <w:left w:type="dxa" w:w="100"/>
+              <w:bottom w:type="dxa" w:w="60"/>
+              <w:right w:type="dxa" w:w="100"/>
+            </w:tcMar>
+            <w:vAlign w:val="center"/>
+          </w:tcPr>
+          <w:p>
+            <w:pPr>
+              <w:jc w:val="center"/>
+            </w:pPr>
+            <w:r>
+              <w:rPr>
+                <w:rFonts w:ascii="Arial" w:cs="Arial" w:eastAsia="Arial" w:hAnsi="Arial"/>
+                <w:b w:val="false"/>
+                <w:bCs w:val="false"/>
+                <w:color w:val="333333"/>
+                <w:sz w:val="16"/>
+                <w:szCs w:val="16"/>
+              </w:rPr>
+              <w:t xml:space="preserve">11</w:t>
+            </w:r>
+          </w:p>
+        </w:tc>
+        <w:tc>
+          <w:tcPr>
+            <w:tcBorders>
+              <w:top w:val="single" w:color="CCCCCC" w:sz="1"/>
+              <w:left w:val="single" w:color="CCCCCC" w:sz="1"/>
+              <w:bottom w:val="single" w:color="CCCCCC" w:sz="1"/>
+              <w:right w:val="single" w:color="CCCCCC" w:sz="1"/>
+            </w:tcBorders>
+            <w:shd w:fill="F5F7FA" w:color="F5F7FA" w:val="solid"/>
             <w:tcMar>
               <w:top w:type="dxa" w:w="60"/>
               <w:left w:type="dxa" w:w="100"/>
@@ -11658,63 +11932,63 @@
               <w:bottom w:val="single" w:color="CCCCCC" w:sz="1"/>
               <w:right w:val="single" w:color="CCCCCC" w:sz="1"/>
             </w:tcBorders>
-            <w:shd w:fill="FFFFFF" w:color="FFFFFF" w:val="solid"/>
-            <w:tcMar>
-              <w:top w:type="dxa" w:w="60"/>
-              <w:left w:type="dxa" w:w="100"/>
-              <w:bottom w:type="dxa" w:w="60"/>
-              <w:right w:type="dxa" w:w="100"/>
-            </w:tcMar>
-            <w:vAlign w:val="center"/>
-          </w:tcPr>
-          <w:p>
-            <w:pPr>
-              <w:jc w:val="center"/>
-            </w:pPr>
-            <w:r>
-              <w:rPr>
-                <w:rFonts w:ascii="Arial" w:cs="Arial" w:eastAsia="Arial" w:hAnsi="Arial"/>
-                <w:b w:val="false"/>
-                <w:bCs w:val="false"/>
-                <w:color w:val="333333"/>
-                <w:sz w:val="16"/>
-                <w:szCs w:val="16"/>
-              </w:rPr>
-              <w:t xml:space="preserve">4.1</w:t>
-            </w:r>
-          </w:p>
-        </w:tc>
-        <w:tc>
-          <w:tcPr>
-            <w:tcBorders>
-              <w:top w:val="single" w:color="CCCCCC" w:sz="1"/>
-              <w:left w:val="single" w:color="CCCCCC" w:sz="1"/>
-              <w:bottom w:val="single" w:color="CCCCCC" w:sz="1"/>
-              <w:right w:val="single" w:color="CCCCCC" w:sz="1"/>
-            </w:tcBorders>
-            <w:shd w:fill="FFFFFF" w:color="FFFFFF" w:val="solid"/>
-            <w:tcMar>
-              <w:top w:type="dxa" w:w="60"/>
-              <w:left w:type="dxa" w:w="100"/>
-              <w:bottom w:type="dxa" w:w="60"/>
-              <w:right w:type="dxa" w:w="100"/>
-            </w:tcMar>
-            <w:vAlign w:val="center"/>
-          </w:tcPr>
-          <w:p>
-            <w:pPr>
-              <w:jc w:val="center"/>
-            </w:pPr>
-            <w:r>
-              <w:rPr>
-                <w:rFonts w:ascii="Arial" w:cs="Arial" w:eastAsia="Arial" w:hAnsi="Arial"/>
-                <w:b w:val="false"/>
-                <w:bCs w:val="false"/>
-                <w:color w:val="333333"/>
-                <w:sz w:val="16"/>
-                <w:szCs w:val="16"/>
-              </w:rPr>
-              <w:t xml:space="preserve">15.6</w:t>
+            <w:shd w:fill="F5F7FA" w:color="F5F7FA" w:val="solid"/>
+            <w:tcMar>
+              <w:top w:type="dxa" w:w="60"/>
+              <w:left w:type="dxa" w:w="100"/>
+              <w:bottom w:type="dxa" w:w="60"/>
+              <w:right w:type="dxa" w:w="100"/>
+            </w:tcMar>
+            <w:vAlign w:val="center"/>
+          </w:tcPr>
+          <w:p>
+            <w:pPr>
+              <w:jc w:val="center"/>
+            </w:pPr>
+            <w:r>
+              <w:rPr>
+                <w:rFonts w:ascii="Arial" w:cs="Arial" w:eastAsia="Arial" w:hAnsi="Arial"/>
+                <w:b w:val="false"/>
+                <w:bCs w:val="false"/>
+                <w:color w:val="333333"/>
+                <w:sz w:val="16"/>
+                <w:szCs w:val="16"/>
+              </w:rPr>
+              <w:t xml:space="preserve">4.2</w:t>
+            </w:r>
+          </w:p>
+        </w:tc>
+        <w:tc>
+          <w:tcPr>
+            <w:tcBorders>
+              <w:top w:val="single" w:color="CCCCCC" w:sz="1"/>
+              <w:left w:val="single" w:color="CCCCCC" w:sz="1"/>
+              <w:bottom w:val="single" w:color="CCCCCC" w:sz="1"/>
+              <w:right w:val="single" w:color="CCCCCC" w:sz="1"/>
+            </w:tcBorders>
+            <w:shd w:fill="F5F7FA" w:color="F5F7FA" w:val="solid"/>
+            <w:tcMar>
+              <w:top w:type="dxa" w:w="60"/>
+              <w:left w:type="dxa" w:w="100"/>
+              <w:bottom w:type="dxa" w:w="60"/>
+              <w:right w:type="dxa" w:w="100"/>
+            </w:tcMar>
+            <w:vAlign w:val="center"/>
+          </w:tcPr>
+          <w:p>
+            <w:pPr>
+              <w:jc w:val="center"/>
+            </w:pPr>
+            <w:r>
+              <w:rPr>
+                <w:rFonts w:ascii="Arial" w:cs="Arial" w:eastAsia="Arial" w:hAnsi="Arial"/>
+                <w:b w:val="false"/>
+                <w:bCs w:val="false"/>
+                <w:color w:val="333333"/>
+                <w:sz w:val="16"/>
+                <w:szCs w:val="16"/>
+              </w:rPr>
+              <w:t xml:space="preserve">24.1</w:t>
             </w:r>
           </w:p>
         </w:tc>
@@ -11728,7 +12002,7 @@
               <w:bottom w:val="single" w:color="CCCCCC" w:sz="1"/>
               <w:right w:val="single" w:color="CCCCCC" w:sz="1"/>
             </w:tcBorders>
-            <w:shd w:fill="F5F7FA" w:color="F5F7FA" w:val="solid"/>
+            <w:shd w:fill="FFFFFF" w:color="FFFFFF" w:val="solid"/>
             <w:tcMar>
               <w:top w:type="dxa" w:w="60"/>
               <w:left w:type="dxa" w:w="100"/>
@@ -11750,87 +12024,87 @@
                 <w:sz w:val="13"/>
                 <w:szCs w:val="13"/>
               </w:rPr>
-              <w:t xml:space="preserve">ハートンホテル東品川</w:t>
-            </w:r>
-          </w:p>
-        </w:tc>
-        <w:tc>
-          <w:tcPr>
-            <w:tcBorders>
-              <w:top w:val="single" w:color="CCCCCC" w:sz="1"/>
-              <w:left w:val="single" w:color="CCCCCC" w:sz="1"/>
-              <w:bottom w:val="single" w:color="CCCCCC" w:sz="1"/>
-              <w:right w:val="single" w:color="CCCCCC" w:sz="1"/>
-            </w:tcBorders>
-            <w:shd w:fill="F5F7FA" w:color="F5F7FA" w:val="solid"/>
-            <w:tcMar>
-              <w:top w:type="dxa" w:w="60"/>
-              <w:left w:type="dxa" w:w="100"/>
-              <w:bottom w:type="dxa" w:w="60"/>
-              <w:right w:type="dxa" w:w="100"/>
-            </w:tcMar>
-            <w:vAlign w:val="center"/>
-          </w:tcPr>
-          <w:p>
-            <w:pPr>
-              <w:jc w:val="center"/>
-            </w:pPr>
-            <w:r>
-              <w:rPr>
-                <w:rFonts w:ascii="Arial" w:cs="Arial" w:eastAsia="Arial" w:hAnsi="Arial"/>
-                <w:b w:val="false"/>
-                <w:bCs w:val="false"/>
-                <w:color w:val="333333"/>
-                <w:sz w:val="16"/>
-                <w:szCs w:val="16"/>
-              </w:rPr>
-              <w:t xml:space="preserve">34</w:t>
-            </w:r>
-          </w:p>
-        </w:tc>
-        <w:tc>
-          <w:tcPr>
-            <w:tcBorders>
-              <w:top w:val="single" w:color="CCCCCC" w:sz="1"/>
-              <w:left w:val="single" w:color="CCCCCC" w:sz="1"/>
-              <w:bottom w:val="single" w:color="CCCCCC" w:sz="1"/>
-              <w:right w:val="single" w:color="CCCCCC" w:sz="1"/>
-            </w:tcBorders>
-            <w:shd w:fill="F5F7FA" w:color="F5F7FA" w:val="solid"/>
-            <w:tcMar>
-              <w:top w:type="dxa" w:w="60"/>
-              <w:left w:type="dxa" w:w="100"/>
-              <w:bottom w:type="dxa" w:w="60"/>
-              <w:right w:type="dxa" w:w="100"/>
-            </w:tcMar>
-            <w:vAlign w:val="center"/>
-          </w:tcPr>
-          <w:p>
-            <w:pPr>
-              <w:jc w:val="center"/>
-            </w:pPr>
-            <w:r>
-              <w:rPr>
-                <w:rFonts w:ascii="Arial" w:cs="Arial" w:eastAsia="Arial" w:hAnsi="Arial"/>
-                <w:b w:val="false"/>
-                <w:bCs w:val="false"/>
-                <w:color w:val="333333"/>
-                <w:sz w:val="16"/>
-                <w:szCs w:val="16"/>
-              </w:rPr>
-              <w:t xml:space="preserve">29</w:t>
-            </w:r>
-          </w:p>
-        </w:tc>
-        <w:tc>
-          <w:tcPr>
-            <w:tcBorders>
-              <w:top w:val="single" w:color="CCCCCC" w:sz="1"/>
-              <w:left w:val="single" w:color="CCCCCC" w:sz="1"/>
-              <w:bottom w:val="single" w:color="CCCCCC" w:sz="1"/>
-              <w:right w:val="single" w:color="CCCCCC" w:sz="1"/>
-            </w:tcBorders>
-            <w:shd w:fill="F5F7FA" w:color="F5F7FA" w:val="solid"/>
+              <w:t xml:space="preserve">第一イン池袋</w:t>
+            </w:r>
+          </w:p>
+        </w:tc>
+        <w:tc>
+          <w:tcPr>
+            <w:tcBorders>
+              <w:top w:val="single" w:color="CCCCCC" w:sz="1"/>
+              <w:left w:val="single" w:color="CCCCCC" w:sz="1"/>
+              <w:bottom w:val="single" w:color="CCCCCC" w:sz="1"/>
+              <w:right w:val="single" w:color="CCCCCC" w:sz="1"/>
+            </w:tcBorders>
+            <w:shd w:fill="FFFFFF" w:color="FFFFFF" w:val="solid"/>
+            <w:tcMar>
+              <w:top w:type="dxa" w:w="60"/>
+              <w:left w:type="dxa" w:w="100"/>
+              <w:bottom w:type="dxa" w:w="60"/>
+              <w:right w:type="dxa" w:w="100"/>
+            </w:tcMar>
+            <w:vAlign w:val="center"/>
+          </w:tcPr>
+          <w:p>
+            <w:pPr>
+              <w:jc w:val="center"/>
+            </w:pPr>
+            <w:r>
+              <w:rPr>
+                <w:rFonts w:ascii="Arial" w:cs="Arial" w:eastAsia="Arial" w:hAnsi="Arial"/>
+                <w:b w:val="false"/>
+                <w:bCs w:val="false"/>
+                <w:color w:val="333333"/>
+                <w:sz w:val="16"/>
+                <w:szCs w:val="16"/>
+              </w:rPr>
+              <w:t xml:space="preserve">15</w:t>
+            </w:r>
+          </w:p>
+        </w:tc>
+        <w:tc>
+          <w:tcPr>
+            <w:tcBorders>
+              <w:top w:val="single" w:color="CCCCCC" w:sz="1"/>
+              <w:left w:val="single" w:color="CCCCCC" w:sz="1"/>
+              <w:bottom w:val="single" w:color="CCCCCC" w:sz="1"/>
+              <w:right w:val="single" w:color="CCCCCC" w:sz="1"/>
+            </w:tcBorders>
+            <w:shd w:fill="FFFFFF" w:color="FFFFFF" w:val="solid"/>
+            <w:tcMar>
+              <w:top w:type="dxa" w:w="60"/>
+              <w:left w:type="dxa" w:w="100"/>
+              <w:bottom w:type="dxa" w:w="60"/>
+              <w:right w:type="dxa" w:w="100"/>
+            </w:tcMar>
+            <w:vAlign w:val="center"/>
+          </w:tcPr>
+          <w:p>
+            <w:pPr>
+              <w:jc w:val="center"/>
+            </w:pPr>
+            <w:r>
+              <w:rPr>
+                <w:rFonts w:ascii="Arial" w:cs="Arial" w:eastAsia="Arial" w:hAnsi="Arial"/>
+                <w:b w:val="false"/>
+                <w:bCs w:val="false"/>
+                <w:color w:val="333333"/>
+                <w:sz w:val="16"/>
+                <w:szCs w:val="16"/>
+              </w:rPr>
+              <w:t xml:space="preserve">7</w:t>
+            </w:r>
+          </w:p>
+        </w:tc>
+        <w:tc>
+          <w:tcPr>
+            <w:tcBorders>
+              <w:top w:val="single" w:color="CCCCCC" w:sz="1"/>
+              <w:left w:val="single" w:color="CCCCCC" w:sz="1"/>
+              <w:bottom w:val="single" w:color="CCCCCC" w:sz="1"/>
+              <w:right w:val="single" w:color="CCCCCC" w:sz="1"/>
+            </w:tcBorders>
+            <w:shd w:fill="FFFFFF" w:color="FFFFFF" w:val="solid"/>
             <w:tcMar>
               <w:top w:type="dxa" w:w="60"/>
               <w:left w:type="dxa" w:w="100"/>
@@ -11864,41 +12138,41 @@
               <w:bottom w:val="single" w:color="CCCCCC" w:sz="1"/>
               <w:right w:val="single" w:color="CCCCCC" w:sz="1"/>
             </w:tcBorders>
-            <w:shd w:fill="F5F7FA" w:color="F5F7FA" w:val="solid"/>
-            <w:tcMar>
-              <w:top w:type="dxa" w:w="60"/>
-              <w:left w:type="dxa" w:w="100"/>
-              <w:bottom w:type="dxa" w:w="60"/>
-              <w:right w:type="dxa" w:w="100"/>
-            </w:tcMar>
-            <w:vAlign w:val="center"/>
-          </w:tcPr>
-          <w:p>
-            <w:pPr>
-              <w:jc w:val="center"/>
-            </w:pPr>
-            <w:r>
-              <w:rPr>
-                <w:rFonts w:ascii="Arial" w:cs="Arial" w:eastAsia="Arial" w:hAnsi="Arial"/>
-                <w:b w:val="false"/>
-                <w:bCs w:val="false"/>
-                <w:color w:val="333333"/>
-                <w:sz w:val="16"/>
-                <w:szCs w:val="16"/>
-              </w:rPr>
-              <w:t xml:space="preserve">10</w:t>
-            </w:r>
-          </w:p>
-        </w:tc>
-        <w:tc>
-          <w:tcPr>
-            <w:tcBorders>
-              <w:top w:val="single" w:color="CCCCCC" w:sz="1"/>
-              <w:left w:val="single" w:color="CCCCCC" w:sz="1"/>
-              <w:bottom w:val="single" w:color="CCCCCC" w:sz="1"/>
-              <w:right w:val="single" w:color="CCCCCC" w:sz="1"/>
-            </w:tcBorders>
-            <w:shd w:fill="F5F7FA" w:color="F5F7FA" w:val="solid"/>
+            <w:shd w:fill="FFFFFF" w:color="FFFFFF" w:val="solid"/>
+            <w:tcMar>
+              <w:top w:type="dxa" w:w="60"/>
+              <w:left w:type="dxa" w:w="100"/>
+              <w:bottom w:type="dxa" w:w="60"/>
+              <w:right w:type="dxa" w:w="100"/>
+            </w:tcMar>
+            <w:vAlign w:val="center"/>
+          </w:tcPr>
+          <w:p>
+            <w:pPr>
+              <w:jc w:val="center"/>
+            </w:pPr>
+            <w:r>
+              <w:rPr>
+                <w:rFonts w:ascii="Arial" w:cs="Arial" w:eastAsia="Arial" w:hAnsi="Arial"/>
+                <w:b w:val="false"/>
+                <w:bCs w:val="false"/>
+                <w:color w:val="333333"/>
+                <w:sz w:val="16"/>
+                <w:szCs w:val="16"/>
+              </w:rPr>
+              <w:t xml:space="preserve">3</w:t>
+            </w:r>
+          </w:p>
+        </w:tc>
+        <w:tc>
+          <w:tcPr>
+            <w:tcBorders>
+              <w:top w:val="single" w:color="CCCCCC" w:sz="1"/>
+              <w:left w:val="single" w:color="CCCCCC" w:sz="1"/>
+              <w:bottom w:val="single" w:color="CCCCCC" w:sz="1"/>
+              <w:right w:val="single" w:color="CCCCCC" w:sz="1"/>
+            </w:tcBorders>
+            <w:shd w:fill="FFFFFF" w:color="FFFFFF" w:val="solid"/>
             <w:tcMar>
               <w:top w:type="dxa" w:w="60"/>
               <w:left w:type="dxa" w:w="100"/>
@@ -11920,75 +12194,75 @@
                 <w:sz w:val="16"/>
                 <w:szCs w:val="16"/>
               </w:rPr>
-              <w:t xml:space="preserve">0.34</w:t>
-            </w:r>
-          </w:p>
-        </w:tc>
-        <w:tc>
-          <w:tcPr>
-            <w:tcBorders>
-              <w:top w:val="single" w:color="CCCCCC" w:sz="1"/>
-              <w:left w:val="single" w:color="CCCCCC" w:sz="1"/>
-              <w:bottom w:val="single" w:color="CCCCCC" w:sz="1"/>
-              <w:right w:val="single" w:color="CCCCCC" w:sz="1"/>
-            </w:tcBorders>
-            <w:shd w:fill="F5F7FA" w:color="F5F7FA" w:val="solid"/>
-            <w:tcMar>
-              <w:top w:type="dxa" w:w="60"/>
-              <w:left w:type="dxa" w:w="100"/>
-              <w:bottom w:type="dxa" w:w="60"/>
-              <w:right w:type="dxa" w:w="100"/>
-            </w:tcMar>
-            <w:vAlign w:val="center"/>
-          </w:tcPr>
-          <w:p>
-            <w:pPr>
-              <w:jc w:val="center"/>
-            </w:pPr>
-            <w:r>
-              <w:rPr>
-                <w:rFonts w:ascii="Arial" w:cs="Arial" w:eastAsia="Arial" w:hAnsi="Arial"/>
-                <w:b w:val="false"/>
-                <w:bCs w:val="false"/>
-                <w:color w:val="333333"/>
-                <w:sz w:val="16"/>
-                <w:szCs w:val="16"/>
-              </w:rPr>
-              <w:t xml:space="preserve">14.5</w:t>
-            </w:r>
-          </w:p>
-        </w:tc>
-        <w:tc>
-          <w:tcPr>
-            <w:tcBorders>
-              <w:top w:val="single" w:color="CCCCCC" w:sz="1"/>
-              <w:left w:val="single" w:color="CCCCCC" w:sz="1"/>
-              <w:bottom w:val="single" w:color="CCCCCC" w:sz="1"/>
-              <w:right w:val="single" w:color="CCCCCC" w:sz="1"/>
-            </w:tcBorders>
-            <w:shd w:fill="F5F7FA" w:color="F5F7FA" w:val="solid"/>
-            <w:tcMar>
-              <w:top w:type="dxa" w:w="60"/>
-              <w:left w:type="dxa" w:w="100"/>
-              <w:bottom w:type="dxa" w:w="60"/>
-              <w:right w:type="dxa" w:w="100"/>
-            </w:tcMar>
-            <w:vAlign w:val="center"/>
-          </w:tcPr>
-          <w:p>
-            <w:pPr>
-              <w:jc w:val="center"/>
-            </w:pPr>
-            <w:r>
-              <w:rPr>
-                <w:rFonts w:ascii="Arial" w:cs="Arial" w:eastAsia="Arial" w:hAnsi="Arial"/>
-                <w:b w:val="false"/>
-                <w:bCs w:val="false"/>
-                <w:color w:val="333333"/>
-                <w:sz w:val="16"/>
-                <w:szCs w:val="16"/>
-              </w:rPr>
-              <w:t xml:space="preserve">21.5</w:t>
+              <w:t xml:space="preserve">0.43</w:t>
+            </w:r>
+          </w:p>
+        </w:tc>
+        <w:tc>
+          <w:tcPr>
+            <w:tcBorders>
+              <w:top w:val="single" w:color="CCCCCC" w:sz="1"/>
+              <w:left w:val="single" w:color="CCCCCC" w:sz="1"/>
+              <w:bottom w:val="single" w:color="CCCCCC" w:sz="1"/>
+              <w:right w:val="single" w:color="CCCCCC" w:sz="1"/>
+            </w:tcBorders>
+            <w:shd w:fill="FFFFFF" w:color="FFFFFF" w:val="solid"/>
+            <w:tcMar>
+              <w:top w:type="dxa" w:w="60"/>
+              <w:left w:type="dxa" w:w="100"/>
+              <w:bottom w:type="dxa" w:w="60"/>
+              <w:right w:type="dxa" w:w="100"/>
+            </w:tcMar>
+            <w:vAlign w:val="center"/>
+          </w:tcPr>
+          <w:p>
+            <w:pPr>
+              <w:jc w:val="center"/>
+            </w:pPr>
+            <w:r>
+              <w:rPr>
+                <w:rFonts w:ascii="Arial" w:cs="Arial" w:eastAsia="Arial" w:hAnsi="Arial"/>
+                <w:b w:val="false"/>
+                <w:bCs w:val="false"/>
+                <w:color w:val="333333"/>
+                <w:sz w:val="16"/>
+                <w:szCs w:val="16"/>
+              </w:rPr>
+              <w:t xml:space="preserve">11.4</w:t>
+            </w:r>
+          </w:p>
+        </w:tc>
+        <w:tc>
+          <w:tcPr>
+            <w:tcBorders>
+              <w:top w:val="single" w:color="CCCCCC" w:sz="1"/>
+              <w:left w:val="single" w:color="CCCCCC" w:sz="1"/>
+              <w:bottom w:val="single" w:color="CCCCCC" w:sz="1"/>
+              <w:right w:val="single" w:color="CCCCCC" w:sz="1"/>
+            </w:tcBorders>
+            <w:shd w:fill="FFFFFF" w:color="FFFFFF" w:val="solid"/>
+            <w:tcMar>
+              <w:top w:type="dxa" w:w="60"/>
+              <w:left w:type="dxa" w:w="100"/>
+              <w:bottom w:type="dxa" w:w="60"/>
+              <w:right w:type="dxa" w:w="100"/>
+            </w:tcMar>
+            <w:vAlign w:val="center"/>
+          </w:tcPr>
+          <w:p>
+            <w:pPr>
+              <w:jc w:val="center"/>
+            </w:pPr>
+            <w:r>
+              <w:rPr>
+                <w:rFonts w:ascii="Arial" w:cs="Arial" w:eastAsia="Arial" w:hAnsi="Arial"/>
+                <w:b w:val="false"/>
+                <w:bCs w:val="false"/>
+                <w:color w:val="333333"/>
+                <w:sz w:val="16"/>
+                <w:szCs w:val="16"/>
+              </w:rPr>
+              <w:t xml:space="preserve">33.5</w:t>
             </w:r>
           </w:p>
         </w:tc>
@@ -12002,7 +12276,7 @@
               <w:bottom w:val="single" w:color="CCCCCC" w:sz="1"/>
               <w:right w:val="single" w:color="CCCCCC" w:sz="1"/>
             </w:tcBorders>
-            <w:shd w:fill="FFFFFF" w:color="FFFFFF" w:val="solid"/>
+            <w:shd w:fill="F5F7FA" w:color="F5F7FA" w:val="solid"/>
             <w:tcMar>
               <w:top w:type="dxa" w:w="60"/>
               <w:left w:type="dxa" w:w="100"/>
@@ -12024,554 +12298,6 @@
                 <w:sz w:val="13"/>
                 <w:szCs w:val="13"/>
               </w:rPr>
-              <w:t xml:space="preserve">アパホテル蒲田駅東</w:t>
-            </w:r>
-          </w:p>
-        </w:tc>
-        <w:tc>
-          <w:tcPr>
-            <w:tcBorders>
-              <w:top w:val="single" w:color="CCCCCC" w:sz="1"/>
-              <w:left w:val="single" w:color="CCCCCC" w:sz="1"/>
-              <w:bottom w:val="single" w:color="CCCCCC" w:sz="1"/>
-              <w:right w:val="single" w:color="CCCCCC" w:sz="1"/>
-            </w:tcBorders>
-            <w:shd w:fill="FFFFFF" w:color="FFFFFF" w:val="solid"/>
-            <w:tcMar>
-              <w:top w:type="dxa" w:w="60"/>
-              <w:left w:type="dxa" w:w="100"/>
-              <w:bottom w:type="dxa" w:w="60"/>
-              <w:right w:type="dxa" w:w="100"/>
-            </w:tcMar>
-            <w:vAlign w:val="center"/>
-          </w:tcPr>
-          <w:p>
-            <w:pPr>
-              <w:jc w:val="center"/>
-            </w:pPr>
-            <w:r>
-              <w:rPr>
-                <w:rFonts w:ascii="Arial" w:cs="Arial" w:eastAsia="Arial" w:hAnsi="Arial"/>
-                <w:b w:val="false"/>
-                <w:bCs w:val="false"/>
-                <w:color w:val="333333"/>
-                <w:sz w:val="16"/>
-                <w:szCs w:val="16"/>
-              </w:rPr>
-              <w:t xml:space="preserve">37</w:t>
-            </w:r>
-          </w:p>
-        </w:tc>
-        <w:tc>
-          <w:tcPr>
-            <w:tcBorders>
-              <w:top w:val="single" w:color="CCCCCC" w:sz="1"/>
-              <w:left w:val="single" w:color="CCCCCC" w:sz="1"/>
-              <w:bottom w:val="single" w:color="CCCCCC" w:sz="1"/>
-              <w:right w:val="single" w:color="CCCCCC" w:sz="1"/>
-            </w:tcBorders>
-            <w:shd w:fill="FFFFFF" w:color="FFFFFF" w:val="solid"/>
-            <w:tcMar>
-              <w:top w:type="dxa" w:w="60"/>
-              <w:left w:type="dxa" w:w="100"/>
-              <w:bottom w:type="dxa" w:w="60"/>
-              <w:right w:type="dxa" w:w="100"/>
-            </w:tcMar>
-            <w:vAlign w:val="center"/>
-          </w:tcPr>
-          <w:p>
-            <w:pPr>
-              <w:jc w:val="center"/>
-            </w:pPr>
-            <w:r>
-              <w:rPr>
-                <w:rFonts w:ascii="Arial" w:cs="Arial" w:eastAsia="Arial" w:hAnsi="Arial"/>
-                <w:b w:val="false"/>
-                <w:bCs w:val="false"/>
-                <w:color w:val="333333"/>
-                <w:sz w:val="16"/>
-                <w:szCs w:val="16"/>
-              </w:rPr>
-              <w:t xml:space="preserve">26</w:t>
-            </w:r>
-          </w:p>
-        </w:tc>
-        <w:tc>
-          <w:tcPr>
-            <w:tcBorders>
-              <w:top w:val="single" w:color="CCCCCC" w:sz="1"/>
-              <w:left w:val="single" w:color="CCCCCC" w:sz="1"/>
-              <w:bottom w:val="single" w:color="CCCCCC" w:sz="1"/>
-              <w:right w:val="single" w:color="CCCCCC" w:sz="1"/>
-            </w:tcBorders>
-            <w:shd w:fill="FFFFFF" w:color="FFFFFF" w:val="solid"/>
-            <w:tcMar>
-              <w:top w:type="dxa" w:w="60"/>
-              <w:left w:type="dxa" w:w="100"/>
-              <w:bottom w:type="dxa" w:w="60"/>
-              <w:right w:type="dxa" w:w="100"/>
-            </w:tcMar>
-            <w:vAlign w:val="center"/>
-          </w:tcPr>
-          <w:p>
-            <w:pPr>
-              <w:jc w:val="center"/>
-            </w:pPr>
-            <w:r>
-              <w:rPr>
-                <w:rFonts w:ascii="Arial" w:cs="Arial" w:eastAsia="Arial" w:hAnsi="Arial"/>
-                <w:b w:val="false"/>
-                <w:bCs w:val="false"/>
-                <w:color w:val="333333"/>
-                <w:sz w:val="16"/>
-                <w:szCs w:val="16"/>
-              </w:rPr>
-              <w:t xml:space="preserve">1</w:t>
-            </w:r>
-          </w:p>
-        </w:tc>
-        <w:tc>
-          <w:tcPr>
-            <w:tcBorders>
-              <w:top w:val="single" w:color="CCCCCC" w:sz="1"/>
-              <w:left w:val="single" w:color="CCCCCC" w:sz="1"/>
-              <w:bottom w:val="single" w:color="CCCCCC" w:sz="1"/>
-              <w:right w:val="single" w:color="CCCCCC" w:sz="1"/>
-            </w:tcBorders>
-            <w:shd w:fill="FFFFFF" w:color="FFFFFF" w:val="solid"/>
-            <w:tcMar>
-              <w:top w:type="dxa" w:w="60"/>
-              <w:left w:type="dxa" w:w="100"/>
-              <w:bottom w:type="dxa" w:w="60"/>
-              <w:right w:type="dxa" w:w="100"/>
-            </w:tcMar>
-            <w:vAlign w:val="center"/>
-          </w:tcPr>
-          <w:p>
-            <w:pPr>
-              <w:jc w:val="center"/>
-            </w:pPr>
-            <w:r>
-              <w:rPr>
-                <w:rFonts w:ascii="Arial" w:cs="Arial" w:eastAsia="Arial" w:hAnsi="Arial"/>
-                <w:b w:val="false"/>
-                <w:bCs w:val="false"/>
-                <w:color w:val="333333"/>
-                <w:sz w:val="16"/>
-                <w:szCs w:val="16"/>
-              </w:rPr>
-              <w:t xml:space="preserve">10</w:t>
-            </w:r>
-          </w:p>
-        </w:tc>
-        <w:tc>
-          <w:tcPr>
-            <w:tcBorders>
-              <w:top w:val="single" w:color="CCCCCC" w:sz="1"/>
-              <w:left w:val="single" w:color="CCCCCC" w:sz="1"/>
-              <w:bottom w:val="single" w:color="CCCCCC" w:sz="1"/>
-              <w:right w:val="single" w:color="CCCCCC" w:sz="1"/>
-            </w:tcBorders>
-            <w:shd w:fill="FFFFFF" w:color="FFFFFF" w:val="solid"/>
-            <w:tcMar>
-              <w:top w:type="dxa" w:w="60"/>
-              <w:left w:type="dxa" w:w="100"/>
-              <w:bottom w:type="dxa" w:w="60"/>
-              <w:right w:type="dxa" w:w="100"/>
-            </w:tcMar>
-            <w:vAlign w:val="center"/>
-          </w:tcPr>
-          <w:p>
-            <w:pPr>
-              <w:jc w:val="center"/>
-            </w:pPr>
-            <w:r>
-              <w:rPr>
-                <w:rFonts w:ascii="Arial" w:cs="Arial" w:eastAsia="Arial" w:hAnsi="Arial"/>
-                <w:b/>
-                <w:bCs/>
-                <w:color w:val="FF9800"/>
-                <w:sz w:val="16"/>
-                <w:szCs w:val="16"/>
-              </w:rPr>
-              <w:t xml:space="preserve">0.38</w:t>
-            </w:r>
-          </w:p>
-        </w:tc>
-        <w:tc>
-          <w:tcPr>
-            <w:tcBorders>
-              <w:top w:val="single" w:color="CCCCCC" w:sz="1"/>
-              <w:left w:val="single" w:color="CCCCCC" w:sz="1"/>
-              <w:bottom w:val="single" w:color="CCCCCC" w:sz="1"/>
-              <w:right w:val="single" w:color="CCCCCC" w:sz="1"/>
-            </w:tcBorders>
-            <w:shd w:fill="FFFFFF" w:color="FFFFFF" w:val="solid"/>
-            <w:tcMar>
-              <w:top w:type="dxa" w:w="60"/>
-              <w:left w:type="dxa" w:w="100"/>
-              <w:bottom w:type="dxa" w:w="60"/>
-              <w:right w:type="dxa" w:w="100"/>
-            </w:tcMar>
-            <w:vAlign w:val="center"/>
-          </w:tcPr>
-          <w:p>
-            <w:pPr>
-              <w:jc w:val="center"/>
-            </w:pPr>
-            <w:r>
-              <w:rPr>
-                <w:rFonts w:ascii="Arial" w:cs="Arial" w:eastAsia="Arial" w:hAnsi="Arial"/>
-                <w:b w:val="false"/>
-                <w:bCs w:val="false"/>
-                <w:color w:val="333333"/>
-                <w:sz w:val="16"/>
-                <w:szCs w:val="16"/>
-              </w:rPr>
-              <w:t xml:space="preserve">11.5</w:t>
-            </w:r>
-          </w:p>
-        </w:tc>
-        <w:tc>
-          <w:tcPr>
-            <w:tcBorders>
-              <w:top w:val="single" w:color="CCCCCC" w:sz="1"/>
-              <w:left w:val="single" w:color="CCCCCC" w:sz="1"/>
-              <w:bottom w:val="single" w:color="CCCCCC" w:sz="1"/>
-              <w:right w:val="single" w:color="CCCCCC" w:sz="1"/>
-            </w:tcBorders>
-            <w:shd w:fill="FFFFFF" w:color="FFFFFF" w:val="solid"/>
-            <w:tcMar>
-              <w:top w:type="dxa" w:w="60"/>
-              <w:left w:type="dxa" w:w="100"/>
-              <w:bottom w:type="dxa" w:w="60"/>
-              <w:right w:type="dxa" w:w="100"/>
-            </w:tcMar>
-            <w:vAlign w:val="center"/>
-          </w:tcPr>
-          <w:p>
-            <w:pPr>
-              <w:jc w:val="center"/>
-            </w:pPr>
-            <w:r>
-              <w:rPr>
-                <w:rFonts w:ascii="Arial" w:cs="Arial" w:eastAsia="Arial" w:hAnsi="Arial"/>
-                <w:b w:val="false"/>
-                <w:bCs w:val="false"/>
-                <w:color w:val="333333"/>
-                <w:sz w:val="16"/>
-                <w:szCs w:val="16"/>
-              </w:rPr>
-              <w:t xml:space="preserve">20.1</w:t>
-            </w:r>
-          </w:p>
-        </w:tc>
-      </w:tr>
-      <w:tr>
-        <w:tc>
-          <w:tcPr>
-            <w:tcBorders>
-              <w:top w:val="single" w:color="CCCCCC" w:sz="1"/>
-              <w:left w:val="single" w:color="CCCCCC" w:sz="1"/>
-              <w:bottom w:val="single" w:color="CCCCCC" w:sz="1"/>
-              <w:right w:val="single" w:color="CCCCCC" w:sz="1"/>
-            </w:tcBorders>
-            <w:shd w:fill="F5F7FA" w:color="F5F7FA" w:val="solid"/>
-            <w:tcMar>
-              <w:top w:type="dxa" w:w="60"/>
-              <w:left w:type="dxa" w:w="100"/>
-              <w:bottom w:type="dxa" w:w="60"/>
-              <w:right w:type="dxa" w:w="100"/>
-            </w:tcMar>
-            <w:vAlign w:val="center"/>
-          </w:tcPr>
-          <w:p>
-            <w:pPr>
-              <w:jc w:val="left"/>
-            </w:pPr>
-            <w:r>
-              <w:rPr>
-                <w:rFonts w:ascii="Arial" w:cs="Arial" w:eastAsia="Arial" w:hAnsi="Arial"/>
-                <w:b w:val="false"/>
-                <w:bCs w:val="false"/>
-                <w:color w:val="333333"/>
-                <w:sz w:val="13"/>
-                <w:szCs w:val="13"/>
-              </w:rPr>
-              <w:t xml:space="preserve">チサンホテル浜松町</w:t>
-            </w:r>
-          </w:p>
-        </w:tc>
-        <w:tc>
-          <w:tcPr>
-            <w:tcBorders>
-              <w:top w:val="single" w:color="CCCCCC" w:sz="1"/>
-              <w:left w:val="single" w:color="CCCCCC" w:sz="1"/>
-              <w:bottom w:val="single" w:color="CCCCCC" w:sz="1"/>
-              <w:right w:val="single" w:color="CCCCCC" w:sz="1"/>
-            </w:tcBorders>
-            <w:shd w:fill="F5F7FA" w:color="F5F7FA" w:val="solid"/>
-            <w:tcMar>
-              <w:top w:type="dxa" w:w="60"/>
-              <w:left w:type="dxa" w:w="100"/>
-              <w:bottom w:type="dxa" w:w="60"/>
-              <w:right w:type="dxa" w:w="100"/>
-            </w:tcMar>
-            <w:vAlign w:val="center"/>
-          </w:tcPr>
-          <w:p>
-            <w:pPr>
-              <w:jc w:val="center"/>
-            </w:pPr>
-            <w:r>
-              <w:rPr>
-                <w:rFonts w:ascii="Arial" w:cs="Arial" w:eastAsia="Arial" w:hAnsi="Arial"/>
-                <w:b w:val="false"/>
-                <w:bCs w:val="false"/>
-                <w:color w:val="333333"/>
-                <w:sz w:val="16"/>
-                <w:szCs w:val="16"/>
-              </w:rPr>
-              <w:t xml:space="preserve">12</w:t>
-            </w:r>
-          </w:p>
-        </w:tc>
-        <w:tc>
-          <w:tcPr>
-            <w:tcBorders>
-              <w:top w:val="single" w:color="CCCCCC" w:sz="1"/>
-              <w:left w:val="single" w:color="CCCCCC" w:sz="1"/>
-              <w:bottom w:val="single" w:color="CCCCCC" w:sz="1"/>
-              <w:right w:val="single" w:color="CCCCCC" w:sz="1"/>
-            </w:tcBorders>
-            <w:shd w:fill="F5F7FA" w:color="F5F7FA" w:val="solid"/>
-            <w:tcMar>
-              <w:top w:type="dxa" w:w="60"/>
-              <w:left w:type="dxa" w:w="100"/>
-              <w:bottom w:type="dxa" w:w="60"/>
-              <w:right w:type="dxa" w:w="100"/>
-            </w:tcMar>
-            <w:vAlign w:val="center"/>
-          </w:tcPr>
-          <w:p>
-            <w:pPr>
-              <w:jc w:val="center"/>
-            </w:pPr>
-            <w:r>
-              <w:rPr>
-                <w:rFonts w:ascii="Arial" w:cs="Arial" w:eastAsia="Arial" w:hAnsi="Arial"/>
-                <w:b w:val="false"/>
-                <w:bCs w:val="false"/>
-                <w:color w:val="333333"/>
-                <w:sz w:val="16"/>
-                <w:szCs w:val="16"/>
-              </w:rPr>
-              <w:t xml:space="preserve">12</w:t>
-            </w:r>
-          </w:p>
-        </w:tc>
-        <w:tc>
-          <w:tcPr>
-            <w:tcBorders>
-              <w:top w:val="single" w:color="CCCCCC" w:sz="1"/>
-              <w:left w:val="single" w:color="CCCCCC" w:sz="1"/>
-              <w:bottom w:val="single" w:color="CCCCCC" w:sz="1"/>
-              <w:right w:val="single" w:color="CCCCCC" w:sz="1"/>
-            </w:tcBorders>
-            <w:shd w:fill="F5F7FA" w:color="F5F7FA" w:val="solid"/>
-            <w:tcMar>
-              <w:top w:type="dxa" w:w="60"/>
-              <w:left w:type="dxa" w:w="100"/>
-              <w:bottom w:type="dxa" w:w="60"/>
-              <w:right w:type="dxa" w:w="100"/>
-            </w:tcMar>
-            <w:vAlign w:val="center"/>
-          </w:tcPr>
-          <w:p>
-            <w:pPr>
-              <w:jc w:val="center"/>
-            </w:pPr>
-            <w:r>
-              <w:rPr>
-                <w:rFonts w:ascii="Arial" w:cs="Arial" w:eastAsia="Arial" w:hAnsi="Arial"/>
-                <w:b w:val="false"/>
-                <w:bCs w:val="false"/>
-                <w:color w:val="333333"/>
-                <w:sz w:val="16"/>
-                <w:szCs w:val="16"/>
-              </w:rPr>
-              <w:t xml:space="preserve">-</w:t>
-            </w:r>
-          </w:p>
-        </w:tc>
-        <w:tc>
-          <w:tcPr>
-            <w:tcBorders>
-              <w:top w:val="single" w:color="CCCCCC" w:sz="1"/>
-              <w:left w:val="single" w:color="CCCCCC" w:sz="1"/>
-              <w:bottom w:val="single" w:color="CCCCCC" w:sz="1"/>
-              <w:right w:val="single" w:color="CCCCCC" w:sz="1"/>
-            </w:tcBorders>
-            <w:shd w:fill="F5F7FA" w:color="F5F7FA" w:val="solid"/>
-            <w:tcMar>
-              <w:top w:type="dxa" w:w="60"/>
-              <w:left w:type="dxa" w:w="100"/>
-              <w:bottom w:type="dxa" w:w="60"/>
-              <w:right w:type="dxa" w:w="100"/>
-            </w:tcMar>
-            <w:vAlign w:val="center"/>
-          </w:tcPr>
-          <w:p>
-            <w:pPr>
-              <w:jc w:val="center"/>
-            </w:pPr>
-            <w:r>
-              <w:rPr>
-                <w:rFonts w:ascii="Arial" w:cs="Arial" w:eastAsia="Arial" w:hAnsi="Arial"/>
-                <w:b w:val="false"/>
-                <w:bCs w:val="false"/>
-                <w:color w:val="333333"/>
-                <w:sz w:val="16"/>
-                <w:szCs w:val="16"/>
-              </w:rPr>
-              <w:t xml:space="preserve">5</w:t>
-            </w:r>
-          </w:p>
-        </w:tc>
-        <w:tc>
-          <w:tcPr>
-            <w:tcBorders>
-              <w:top w:val="single" w:color="CCCCCC" w:sz="1"/>
-              <w:left w:val="single" w:color="CCCCCC" w:sz="1"/>
-              <w:bottom w:val="single" w:color="CCCCCC" w:sz="1"/>
-              <w:right w:val="single" w:color="CCCCCC" w:sz="1"/>
-            </w:tcBorders>
-            <w:shd w:fill="F5F7FA" w:color="F5F7FA" w:val="solid"/>
-            <w:tcMar>
-              <w:top w:type="dxa" w:w="60"/>
-              <w:left w:type="dxa" w:w="100"/>
-              <w:bottom w:type="dxa" w:w="60"/>
-              <w:right w:type="dxa" w:w="100"/>
-            </w:tcMar>
-            <w:vAlign w:val="center"/>
-          </w:tcPr>
-          <w:p>
-            <w:pPr>
-              <w:jc w:val="center"/>
-            </w:pPr>
-            <w:r>
-              <w:rPr>
-                <w:rFonts w:ascii="Arial" w:cs="Arial" w:eastAsia="Arial" w:hAnsi="Arial"/>
-                <w:b/>
-                <w:bCs/>
-                <w:color w:val="FF9800"/>
-                <w:sz w:val="16"/>
-                <w:szCs w:val="16"/>
-              </w:rPr>
-              <w:t xml:space="preserve">0.42</w:t>
-            </w:r>
-          </w:p>
-        </w:tc>
-        <w:tc>
-          <w:tcPr>
-            <w:tcBorders>
-              <w:top w:val="single" w:color="CCCCCC" w:sz="1"/>
-              <w:left w:val="single" w:color="CCCCCC" w:sz="1"/>
-              <w:bottom w:val="single" w:color="CCCCCC" w:sz="1"/>
-              <w:right w:val="single" w:color="CCCCCC" w:sz="1"/>
-            </w:tcBorders>
-            <w:shd w:fill="F5F7FA" w:color="F5F7FA" w:val="solid"/>
-            <w:tcMar>
-              <w:top w:type="dxa" w:w="60"/>
-              <w:left w:type="dxa" w:w="100"/>
-              <w:bottom w:type="dxa" w:w="60"/>
-              <w:right w:type="dxa" w:w="100"/>
-            </w:tcMar>
-            <w:vAlign w:val="center"/>
-          </w:tcPr>
-          <w:p>
-            <w:pPr>
-              <w:jc w:val="center"/>
-            </w:pPr>
-            <w:r>
-              <w:rPr>
-                <w:rFonts w:ascii="Arial" w:cs="Arial" w:eastAsia="Arial" w:hAnsi="Arial"/>
-                <w:b w:val="false"/>
-                <w:bCs w:val="false"/>
-                <w:color w:val="333333"/>
-                <w:sz w:val="16"/>
-                <w:szCs w:val="16"/>
-              </w:rPr>
-              <w:t xml:space="preserve">20.8</w:t>
-            </w:r>
-          </w:p>
-        </w:tc>
-        <w:tc>
-          <w:tcPr>
-            <w:tcBorders>
-              <w:top w:val="single" w:color="CCCCCC" w:sz="1"/>
-              <w:left w:val="single" w:color="CCCCCC" w:sz="1"/>
-              <w:bottom w:val="single" w:color="CCCCCC" w:sz="1"/>
-              <w:right w:val="single" w:color="CCCCCC" w:sz="1"/>
-            </w:tcBorders>
-            <w:shd w:fill="F5F7FA" w:color="F5F7FA" w:val="solid"/>
-            <w:tcMar>
-              <w:top w:type="dxa" w:w="60"/>
-              <w:left w:type="dxa" w:w="100"/>
-              <w:bottom w:type="dxa" w:w="60"/>
-              <w:right w:type="dxa" w:w="100"/>
-            </w:tcMar>
-            <w:vAlign w:val="center"/>
-          </w:tcPr>
-          <w:p>
-            <w:pPr>
-              <w:jc w:val="center"/>
-            </w:pPr>
-            <w:r>
-              <w:rPr>
-                <w:rFonts w:ascii="Arial" w:cs="Arial" w:eastAsia="Arial" w:hAnsi="Arial"/>
-                <w:b w:val="false"/>
-                <w:bCs w:val="false"/>
-                <w:color w:val="333333"/>
-                <w:sz w:val="16"/>
-                <w:szCs w:val="16"/>
-              </w:rPr>
-              <w:t xml:space="preserve">29.8</w:t>
-            </w:r>
-          </w:p>
-        </w:tc>
-      </w:tr>
-      <w:tr>
-        <w:tc>
-          <w:tcPr>
-            <w:tcBorders>
-              <w:top w:val="single" w:color="CCCCCC" w:sz="1"/>
-              <w:left w:val="single" w:color="CCCCCC" w:sz="1"/>
-              <w:bottom w:val="single" w:color="CCCCCC" w:sz="1"/>
-              <w:right w:val="single" w:color="CCCCCC" w:sz="1"/>
-            </w:tcBorders>
-            <w:shd w:fill="FFFFFF" w:color="FFFFFF" w:val="solid"/>
-            <w:tcMar>
-              <w:top w:type="dxa" w:w="60"/>
-              <w:left w:type="dxa" w:w="100"/>
-              <w:bottom w:type="dxa" w:w="60"/>
-              <w:right w:type="dxa" w:w="100"/>
-            </w:tcMar>
-            <w:vAlign w:val="center"/>
-          </w:tcPr>
-          <w:p>
-            <w:pPr>
-              <w:jc w:val="left"/>
-            </w:pPr>
-            <w:r>
-              <w:rPr>
-                <w:rFonts w:ascii="Arial" w:cs="Arial" w:eastAsia="Arial" w:hAnsi="Arial"/>
-                <w:b w:val="false"/>
-                <w:bCs w:val="false"/>
-                <w:color w:val="333333"/>
-                <w:sz w:val="13"/>
-                <w:szCs w:val="13"/>
-              </w:rPr>
               <w:t xml:space="preserve">京成リッチモンドホテル東京錦糸町</w:t>
             </w:r>
           </w:p>
@@ -12584,75 +12310,75 @@
               <w:bottom w:val="single" w:color="CCCCCC" w:sz="1"/>
               <w:right w:val="single" w:color="CCCCCC" w:sz="1"/>
             </w:tcBorders>
-            <w:shd w:fill="FFFFFF" w:color="FFFFFF" w:val="solid"/>
-            <w:tcMar>
-              <w:top w:type="dxa" w:w="60"/>
-              <w:left w:type="dxa" w:w="100"/>
-              <w:bottom w:type="dxa" w:w="60"/>
-              <w:right w:type="dxa" w:w="100"/>
-            </w:tcMar>
-            <w:vAlign w:val="center"/>
-          </w:tcPr>
-          <w:p>
-            <w:pPr>
-              <w:jc w:val="center"/>
-            </w:pPr>
-            <w:r>
-              <w:rPr>
-                <w:rFonts w:ascii="Arial" w:cs="Arial" w:eastAsia="Arial" w:hAnsi="Arial"/>
-                <w:b w:val="false"/>
-                <w:bCs w:val="false"/>
-                <w:color w:val="333333"/>
-                <w:sz w:val="16"/>
-                <w:szCs w:val="16"/>
-              </w:rPr>
-              <w:t xml:space="preserve">29</w:t>
-            </w:r>
-          </w:p>
-        </w:tc>
-        <w:tc>
-          <w:tcPr>
-            <w:tcBorders>
-              <w:top w:val="single" w:color="CCCCCC" w:sz="1"/>
-              <w:left w:val="single" w:color="CCCCCC" w:sz="1"/>
-              <w:bottom w:val="single" w:color="CCCCCC" w:sz="1"/>
-              <w:right w:val="single" w:color="CCCCCC" w:sz="1"/>
-            </w:tcBorders>
-            <w:shd w:fill="FFFFFF" w:color="FFFFFF" w:val="solid"/>
-            <w:tcMar>
-              <w:top w:type="dxa" w:w="60"/>
-              <w:left w:type="dxa" w:w="100"/>
-              <w:bottom w:type="dxa" w:w="60"/>
-              <w:right w:type="dxa" w:w="100"/>
-            </w:tcMar>
-            <w:vAlign w:val="center"/>
-          </w:tcPr>
-          <w:p>
-            <w:pPr>
-              <w:jc w:val="center"/>
-            </w:pPr>
-            <w:r>
-              <w:rPr>
-                <w:rFonts w:ascii="Arial" w:cs="Arial" w:eastAsia="Arial" w:hAnsi="Arial"/>
-                <w:b w:val="false"/>
-                <w:bCs w:val="false"/>
-                <w:color w:val="333333"/>
-                <w:sz w:val="16"/>
-                <w:szCs w:val="16"/>
-              </w:rPr>
-              <w:t xml:space="preserve">19</w:t>
-            </w:r>
-          </w:p>
-        </w:tc>
-        <w:tc>
-          <w:tcPr>
-            <w:tcBorders>
-              <w:top w:val="single" w:color="CCCCCC" w:sz="1"/>
-              <w:left w:val="single" w:color="CCCCCC" w:sz="1"/>
-              <w:bottom w:val="single" w:color="CCCCCC" w:sz="1"/>
-              <w:right w:val="single" w:color="CCCCCC" w:sz="1"/>
-            </w:tcBorders>
-            <w:shd w:fill="FFFFFF" w:color="FFFFFF" w:val="solid"/>
+            <w:shd w:fill="F5F7FA" w:color="F5F7FA" w:val="solid"/>
+            <w:tcMar>
+              <w:top w:type="dxa" w:w="60"/>
+              <w:left w:type="dxa" w:w="100"/>
+              <w:bottom w:type="dxa" w:w="60"/>
+              <w:right w:type="dxa" w:w="100"/>
+            </w:tcMar>
+            <w:vAlign w:val="center"/>
+          </w:tcPr>
+          <w:p>
+            <w:pPr>
+              <w:jc w:val="center"/>
+            </w:pPr>
+            <w:r>
+              <w:rPr>
+                <w:rFonts w:ascii="Arial" w:cs="Arial" w:eastAsia="Arial" w:hAnsi="Arial"/>
+                <w:b w:val="false"/>
+                <w:bCs w:val="false"/>
+                <w:color w:val="333333"/>
+                <w:sz w:val="16"/>
+                <w:szCs w:val="16"/>
+              </w:rPr>
+              <w:t xml:space="preserve">30</w:t>
+            </w:r>
+          </w:p>
+        </w:tc>
+        <w:tc>
+          <w:tcPr>
+            <w:tcBorders>
+              <w:top w:val="single" w:color="CCCCCC" w:sz="1"/>
+              <w:left w:val="single" w:color="CCCCCC" w:sz="1"/>
+              <w:bottom w:val="single" w:color="CCCCCC" w:sz="1"/>
+              <w:right w:val="single" w:color="CCCCCC" w:sz="1"/>
+            </w:tcBorders>
+            <w:shd w:fill="F5F7FA" w:color="F5F7FA" w:val="solid"/>
+            <w:tcMar>
+              <w:top w:type="dxa" w:w="60"/>
+              <w:left w:type="dxa" w:w="100"/>
+              <w:bottom w:type="dxa" w:w="60"/>
+              <w:right w:type="dxa" w:w="100"/>
+            </w:tcMar>
+            <w:vAlign w:val="center"/>
+          </w:tcPr>
+          <w:p>
+            <w:pPr>
+              <w:jc w:val="center"/>
+            </w:pPr>
+            <w:r>
+              <w:rPr>
+                <w:rFonts w:ascii="Arial" w:cs="Arial" w:eastAsia="Arial" w:hAnsi="Arial"/>
+                <w:b w:val="false"/>
+                <w:bCs w:val="false"/>
+                <w:color w:val="333333"/>
+                <w:sz w:val="16"/>
+                <w:szCs w:val="16"/>
+              </w:rPr>
+              <w:t xml:space="preserve">22</w:t>
+            </w:r>
+          </w:p>
+        </w:tc>
+        <w:tc>
+          <w:tcPr>
+            <w:tcBorders>
+              <w:top w:val="single" w:color="CCCCCC" w:sz="1"/>
+              <w:left w:val="single" w:color="CCCCCC" w:sz="1"/>
+              <w:bottom w:val="single" w:color="CCCCCC" w:sz="1"/>
+              <w:right w:val="single" w:color="CCCCCC" w:sz="1"/>
+            </w:tcBorders>
+            <w:shd w:fill="F5F7FA" w:color="F5F7FA" w:val="solid"/>
             <w:tcMar>
               <w:top w:type="dxa" w:w="60"/>
               <w:left w:type="dxa" w:w="100"/>
@@ -12686,555 +12412,7 @@
               <w:bottom w:val="single" w:color="CCCCCC" w:sz="1"/>
               <w:right w:val="single" w:color="CCCCCC" w:sz="1"/>
             </w:tcBorders>
-            <w:shd w:fill="FFFFFF" w:color="FFFFFF" w:val="solid"/>
-            <w:tcMar>
-              <w:top w:type="dxa" w:w="60"/>
-              <w:left w:type="dxa" w:w="100"/>
-              <w:bottom w:type="dxa" w:w="60"/>
-              <w:right w:type="dxa" w:w="100"/>
-            </w:tcMar>
-            <w:vAlign w:val="center"/>
-          </w:tcPr>
-          <w:p>
-            <w:pPr>
-              <w:jc w:val="center"/>
-            </w:pPr>
-            <w:r>
-              <w:rPr>
-                <w:rFonts w:ascii="Arial" w:cs="Arial" w:eastAsia="Arial" w:hAnsi="Arial"/>
-                <w:b w:val="false"/>
-                <w:bCs w:val="false"/>
-                <w:color w:val="333333"/>
-                <w:sz w:val="16"/>
-                <w:szCs w:val="16"/>
-              </w:rPr>
-              <w:t xml:space="preserve">8</w:t>
-            </w:r>
-          </w:p>
-        </w:tc>
-        <w:tc>
-          <w:tcPr>
-            <w:tcBorders>
-              <w:top w:val="single" w:color="CCCCCC" w:sz="1"/>
-              <w:left w:val="single" w:color="CCCCCC" w:sz="1"/>
-              <w:bottom w:val="single" w:color="CCCCCC" w:sz="1"/>
-              <w:right w:val="single" w:color="CCCCCC" w:sz="1"/>
-            </w:tcBorders>
-            <w:shd w:fill="FFFFFF" w:color="FFFFFF" w:val="solid"/>
-            <w:tcMar>
-              <w:top w:type="dxa" w:w="60"/>
-              <w:left w:type="dxa" w:w="100"/>
-              <w:bottom w:type="dxa" w:w="60"/>
-              <w:right w:type="dxa" w:w="100"/>
-            </w:tcMar>
-            <w:vAlign w:val="center"/>
-          </w:tcPr>
-          <w:p>
-            <w:pPr>
-              <w:jc w:val="center"/>
-            </w:pPr>
-            <w:r>
-              <w:rPr>
-                <w:rFonts w:ascii="Arial" w:cs="Arial" w:eastAsia="Arial" w:hAnsi="Arial"/>
-                <w:b/>
-                <w:bCs/>
-                <w:color w:val="FF9800"/>
-                <w:sz w:val="16"/>
-                <w:szCs w:val="16"/>
-              </w:rPr>
-              <w:t xml:space="preserve">0.42</w:t>
-            </w:r>
-          </w:p>
-        </w:tc>
-        <w:tc>
-          <w:tcPr>
-            <w:tcBorders>
-              <w:top w:val="single" w:color="CCCCCC" w:sz="1"/>
-              <w:left w:val="single" w:color="CCCCCC" w:sz="1"/>
-              <w:bottom w:val="single" w:color="CCCCCC" w:sz="1"/>
-              <w:right w:val="single" w:color="CCCCCC" w:sz="1"/>
-            </w:tcBorders>
-            <w:shd w:fill="FFFFFF" w:color="FFFFFF" w:val="solid"/>
-            <w:tcMar>
-              <w:top w:type="dxa" w:w="60"/>
-              <w:left w:type="dxa" w:w="100"/>
-              <w:bottom w:type="dxa" w:w="60"/>
-              <w:right w:type="dxa" w:w="100"/>
-            </w:tcMar>
-            <w:vAlign w:val="center"/>
-          </w:tcPr>
-          <w:p>
-            <w:pPr>
-              <w:jc w:val="center"/>
-            </w:pPr>
-            <w:r>
-              <w:rPr>
-                <w:rFonts w:ascii="Arial" w:cs="Arial" w:eastAsia="Arial" w:hAnsi="Arial"/>
-                <w:b w:val="false"/>
-                <w:bCs w:val="false"/>
-                <w:color w:val="333333"/>
-                <w:sz w:val="16"/>
-                <w:szCs w:val="16"/>
-              </w:rPr>
-              <w:t xml:space="preserve">10.9</w:t>
-            </w:r>
-          </w:p>
-        </w:tc>
-        <w:tc>
-          <w:tcPr>
-            <w:tcBorders>
-              <w:top w:val="single" w:color="CCCCCC" w:sz="1"/>
-              <w:left w:val="single" w:color="CCCCCC" w:sz="1"/>
-              <w:bottom w:val="single" w:color="CCCCCC" w:sz="1"/>
-              <w:right w:val="single" w:color="CCCCCC" w:sz="1"/>
-            </w:tcBorders>
-            <w:shd w:fill="FFFFFF" w:color="FFFFFF" w:val="solid"/>
-            <w:tcMar>
-              <w:top w:type="dxa" w:w="60"/>
-              <w:left w:type="dxa" w:w="100"/>
-              <w:bottom w:type="dxa" w:w="60"/>
-              <w:right w:type="dxa" w:w="100"/>
-            </w:tcMar>
-            <w:vAlign w:val="center"/>
-          </w:tcPr>
-          <w:p>
-            <w:pPr>
-              <w:jc w:val="center"/>
-            </w:pPr>
-            <w:r>
-              <w:rPr>
-                <w:rFonts w:ascii="Arial" w:cs="Arial" w:eastAsia="Arial" w:hAnsi="Arial"/>
-                <w:b w:val="false"/>
-                <w:bCs w:val="false"/>
-                <w:color w:val="333333"/>
-                <w:sz w:val="16"/>
-                <w:szCs w:val="16"/>
-              </w:rPr>
-              <w:t xml:space="preserve">18.3</w:t>
-            </w:r>
-          </w:p>
-        </w:tc>
-      </w:tr>
-      <w:tr>
-        <w:tc>
-          <w:tcPr>
-            <w:tcBorders>
-              <w:top w:val="single" w:color="CCCCCC" w:sz="1"/>
-              <w:left w:val="single" w:color="CCCCCC" w:sz="1"/>
-              <w:bottom w:val="single" w:color="CCCCCC" w:sz="1"/>
-              <w:right w:val="single" w:color="CCCCCC" w:sz="1"/>
-            </w:tcBorders>
-            <w:shd w:fill="F5F7FA" w:color="F5F7FA" w:val="solid"/>
-            <w:tcMar>
-              <w:top w:type="dxa" w:w="60"/>
-              <w:left w:type="dxa" w:w="100"/>
-              <w:bottom w:type="dxa" w:w="60"/>
-              <w:right w:type="dxa" w:w="100"/>
-            </w:tcMar>
-            <w:vAlign w:val="center"/>
-          </w:tcPr>
-          <w:p>
-            <w:pPr>
-              <w:jc w:val="left"/>
-            </w:pPr>
-            <w:r>
-              <w:rPr>
-                <w:rFonts w:ascii="Arial" w:cs="Arial" w:eastAsia="Arial" w:hAnsi="Arial"/>
-                <w:b w:val="false"/>
-                <w:bCs w:val="false"/>
-                <w:color w:val="333333"/>
-                <w:sz w:val="13"/>
-                <w:szCs w:val="13"/>
-              </w:rPr>
-              <w:t xml:space="preserve">第一イン池袋</w:t>
-            </w:r>
-          </w:p>
-        </w:tc>
-        <w:tc>
-          <w:tcPr>
-            <w:tcBorders>
-              <w:top w:val="single" w:color="CCCCCC" w:sz="1"/>
-              <w:left w:val="single" w:color="CCCCCC" w:sz="1"/>
-              <w:bottom w:val="single" w:color="CCCCCC" w:sz="1"/>
-              <w:right w:val="single" w:color="CCCCCC" w:sz="1"/>
-            </w:tcBorders>
-            <w:shd w:fill="F5F7FA" w:color="F5F7FA" w:val="solid"/>
-            <w:tcMar>
-              <w:top w:type="dxa" w:w="60"/>
-              <w:left w:type="dxa" w:w="100"/>
-              <w:bottom w:type="dxa" w:w="60"/>
-              <w:right w:type="dxa" w:w="100"/>
-            </w:tcMar>
-            <w:vAlign w:val="center"/>
-          </w:tcPr>
-          <w:p>
-            <w:pPr>
-              <w:jc w:val="center"/>
-            </w:pPr>
-            <w:r>
-              <w:rPr>
-                <w:rFonts w:ascii="Arial" w:cs="Arial" w:eastAsia="Arial" w:hAnsi="Arial"/>
-                <w:b w:val="false"/>
-                <w:bCs w:val="false"/>
-                <w:color w:val="333333"/>
-                <w:sz w:val="16"/>
-                <w:szCs w:val="16"/>
-              </w:rPr>
-              <w:t xml:space="preserve">16</w:t>
-            </w:r>
-          </w:p>
-        </w:tc>
-        <w:tc>
-          <w:tcPr>
-            <w:tcBorders>
-              <w:top w:val="single" w:color="CCCCCC" w:sz="1"/>
-              <w:left w:val="single" w:color="CCCCCC" w:sz="1"/>
-              <w:bottom w:val="single" w:color="CCCCCC" w:sz="1"/>
-              <w:right w:val="single" w:color="CCCCCC" w:sz="1"/>
-            </w:tcBorders>
-            <w:shd w:fill="F5F7FA" w:color="F5F7FA" w:val="solid"/>
-            <w:tcMar>
-              <w:top w:type="dxa" w:w="60"/>
-              <w:left w:type="dxa" w:w="100"/>
-              <w:bottom w:type="dxa" w:w="60"/>
-              <w:right w:type="dxa" w:w="100"/>
-            </w:tcMar>
-            <w:vAlign w:val="center"/>
-          </w:tcPr>
-          <w:p>
-            <w:pPr>
-              <w:jc w:val="center"/>
-            </w:pPr>
-            <w:r>
-              <w:rPr>
-                <w:rFonts w:ascii="Arial" w:cs="Arial" w:eastAsia="Arial" w:hAnsi="Arial"/>
-                <w:b w:val="false"/>
-                <w:bCs w:val="false"/>
-                <w:color w:val="333333"/>
-                <w:sz w:val="16"/>
-                <w:szCs w:val="16"/>
-              </w:rPr>
-              <w:t xml:space="preserve">7</w:t>
-            </w:r>
-          </w:p>
-        </w:tc>
-        <w:tc>
-          <w:tcPr>
-            <w:tcBorders>
-              <w:top w:val="single" w:color="CCCCCC" w:sz="1"/>
-              <w:left w:val="single" w:color="CCCCCC" w:sz="1"/>
-              <w:bottom w:val="single" w:color="CCCCCC" w:sz="1"/>
-              <w:right w:val="single" w:color="CCCCCC" w:sz="1"/>
-            </w:tcBorders>
-            <w:shd w:fill="F5F7FA" w:color="F5F7FA" w:val="solid"/>
-            <w:tcMar>
-              <w:top w:type="dxa" w:w="60"/>
-              <w:left w:type="dxa" w:w="100"/>
-              <w:bottom w:type="dxa" w:w="60"/>
-              <w:right w:type="dxa" w:w="100"/>
-            </w:tcMar>
-            <w:vAlign w:val="center"/>
-          </w:tcPr>
-          <w:p>
-            <w:pPr>
-              <w:jc w:val="center"/>
-            </w:pPr>
-            <w:r>
-              <w:rPr>
-                <w:rFonts w:ascii="Arial" w:cs="Arial" w:eastAsia="Arial" w:hAnsi="Arial"/>
-                <w:b w:val="false"/>
-                <w:bCs w:val="false"/>
-                <w:color w:val="333333"/>
-                <w:sz w:val="16"/>
-                <w:szCs w:val="16"/>
-              </w:rPr>
-              <w:t xml:space="preserve">5</w:t>
-            </w:r>
-          </w:p>
-        </w:tc>
-        <w:tc>
-          <w:tcPr>
-            <w:tcBorders>
-              <w:top w:val="single" w:color="CCCCCC" w:sz="1"/>
-              <w:left w:val="single" w:color="CCCCCC" w:sz="1"/>
-              <w:bottom w:val="single" w:color="CCCCCC" w:sz="1"/>
-              <w:right w:val="single" w:color="CCCCCC" w:sz="1"/>
-            </w:tcBorders>
-            <w:shd w:fill="F5F7FA" w:color="F5F7FA" w:val="solid"/>
-            <w:tcMar>
-              <w:top w:type="dxa" w:w="60"/>
-              <w:left w:type="dxa" w:w="100"/>
-              <w:bottom w:type="dxa" w:w="60"/>
-              <w:right w:type="dxa" w:w="100"/>
-            </w:tcMar>
-            <w:vAlign w:val="center"/>
-          </w:tcPr>
-          <w:p>
-            <w:pPr>
-              <w:jc w:val="center"/>
-            </w:pPr>
-            <w:r>
-              <w:rPr>
-                <w:rFonts w:ascii="Arial" w:cs="Arial" w:eastAsia="Arial" w:hAnsi="Arial"/>
-                <w:b w:val="false"/>
-                <w:bCs w:val="false"/>
-                <w:color w:val="333333"/>
-                <w:sz w:val="16"/>
-                <w:szCs w:val="16"/>
-              </w:rPr>
-              <w:t xml:space="preserve">3</w:t>
-            </w:r>
-          </w:p>
-        </w:tc>
-        <w:tc>
-          <w:tcPr>
-            <w:tcBorders>
-              <w:top w:val="single" w:color="CCCCCC" w:sz="1"/>
-              <w:left w:val="single" w:color="CCCCCC" w:sz="1"/>
-              <w:bottom w:val="single" w:color="CCCCCC" w:sz="1"/>
-              <w:right w:val="single" w:color="CCCCCC" w:sz="1"/>
-            </w:tcBorders>
-            <w:shd w:fill="F5F7FA" w:color="F5F7FA" w:val="solid"/>
-            <w:tcMar>
-              <w:top w:type="dxa" w:w="60"/>
-              <w:left w:type="dxa" w:w="100"/>
-              <w:bottom w:type="dxa" w:w="60"/>
-              <w:right w:type="dxa" w:w="100"/>
-            </w:tcMar>
-            <w:vAlign w:val="center"/>
-          </w:tcPr>
-          <w:p>
-            <w:pPr>
-              <w:jc w:val="center"/>
-            </w:pPr>
-            <w:r>
-              <w:rPr>
-                <w:rFonts w:ascii="Arial" w:cs="Arial" w:eastAsia="Arial" w:hAnsi="Arial"/>
-                <w:b/>
-                <w:bCs/>
-                <w:color w:val="FF9800"/>
-                <w:sz w:val="16"/>
-                <w:szCs w:val="16"/>
-              </w:rPr>
-              <w:t xml:space="preserve">0.43</w:t>
-            </w:r>
-          </w:p>
-        </w:tc>
-        <w:tc>
-          <w:tcPr>
-            <w:tcBorders>
-              <w:top w:val="single" w:color="CCCCCC" w:sz="1"/>
-              <w:left w:val="single" w:color="CCCCCC" w:sz="1"/>
-              <w:bottom w:val="single" w:color="CCCCCC" w:sz="1"/>
-              <w:right w:val="single" w:color="CCCCCC" w:sz="1"/>
-            </w:tcBorders>
-            <w:shd w:fill="F5F7FA" w:color="F5F7FA" w:val="solid"/>
-            <w:tcMar>
-              <w:top w:type="dxa" w:w="60"/>
-              <w:left w:type="dxa" w:w="100"/>
-              <w:bottom w:type="dxa" w:w="60"/>
-              <w:right w:type="dxa" w:w="100"/>
-            </w:tcMar>
-            <w:vAlign w:val="center"/>
-          </w:tcPr>
-          <w:p>
-            <w:pPr>
-              <w:jc w:val="center"/>
-            </w:pPr>
-            <w:r>
-              <w:rPr>
-                <w:rFonts w:ascii="Arial" w:cs="Arial" w:eastAsia="Arial" w:hAnsi="Arial"/>
-                <w:b w:val="false"/>
-                <w:bCs w:val="false"/>
-                <w:color w:val="333333"/>
-                <w:sz w:val="16"/>
-                <w:szCs w:val="16"/>
-              </w:rPr>
-              <w:t xml:space="preserve">11.1</w:t>
-            </w:r>
-          </w:p>
-        </w:tc>
-        <w:tc>
-          <w:tcPr>
-            <w:tcBorders>
-              <w:top w:val="single" w:color="CCCCCC" w:sz="1"/>
-              <w:left w:val="single" w:color="CCCCCC" w:sz="1"/>
-              <w:bottom w:val="single" w:color="CCCCCC" w:sz="1"/>
-              <w:right w:val="single" w:color="CCCCCC" w:sz="1"/>
-            </w:tcBorders>
-            <w:shd w:fill="F5F7FA" w:color="F5F7FA" w:val="solid"/>
-            <w:tcMar>
-              <w:top w:type="dxa" w:w="60"/>
-              <w:left w:type="dxa" w:w="100"/>
-              <w:bottom w:type="dxa" w:w="60"/>
-              <w:right w:type="dxa" w:w="100"/>
-            </w:tcMar>
-            <w:vAlign w:val="center"/>
-          </w:tcPr>
-          <w:p>
-            <w:pPr>
-              <w:jc w:val="center"/>
-            </w:pPr>
-            <w:r>
-              <w:rPr>
-                <w:rFonts w:ascii="Arial" w:cs="Arial" w:eastAsia="Arial" w:hAnsi="Arial"/>
-                <w:b w:val="false"/>
-                <w:bCs w:val="false"/>
-                <w:color w:val="333333"/>
-                <w:sz w:val="16"/>
-                <w:szCs w:val="16"/>
-              </w:rPr>
-              <w:t xml:space="preserve">20.9</w:t>
-            </w:r>
-          </w:p>
-        </w:tc>
-      </w:tr>
-      <w:tr>
-        <w:tc>
-          <w:tcPr>
-            <w:tcBorders>
-              <w:top w:val="single" w:color="CCCCCC" w:sz="1"/>
-              <w:left w:val="single" w:color="CCCCCC" w:sz="1"/>
-              <w:bottom w:val="single" w:color="CCCCCC" w:sz="1"/>
-              <w:right w:val="single" w:color="CCCCCC" w:sz="1"/>
-            </w:tcBorders>
-            <w:shd w:fill="FFFFFF" w:color="FFFFFF" w:val="solid"/>
-            <w:tcMar>
-              <w:top w:type="dxa" w:w="60"/>
-              <w:left w:type="dxa" w:w="100"/>
-              <w:bottom w:type="dxa" w:w="60"/>
-              <w:right w:type="dxa" w:w="100"/>
-            </w:tcMar>
-            <w:vAlign w:val="center"/>
-          </w:tcPr>
-          <w:p>
-            <w:pPr>
-              <w:jc w:val="left"/>
-            </w:pPr>
-            <w:r>
-              <w:rPr>
-                <w:rFonts w:ascii="Arial" w:cs="Arial" w:eastAsia="Arial" w:hAnsi="Arial"/>
-                <w:b w:val="false"/>
-                <w:bCs w:val="false"/>
-                <w:color w:val="333333"/>
-                <w:sz w:val="13"/>
-                <w:szCs w:val="13"/>
-              </w:rPr>
-              <w:t xml:space="preserve">ダイワロイネットホテル東京大崎</w:t>
-            </w:r>
-          </w:p>
-        </w:tc>
-        <w:tc>
-          <w:tcPr>
-            <w:tcBorders>
-              <w:top w:val="single" w:color="CCCCCC" w:sz="1"/>
-              <w:left w:val="single" w:color="CCCCCC" w:sz="1"/>
-              <w:bottom w:val="single" w:color="CCCCCC" w:sz="1"/>
-              <w:right w:val="single" w:color="CCCCCC" w:sz="1"/>
-            </w:tcBorders>
-            <w:shd w:fill="FFFFFF" w:color="FFFFFF" w:val="solid"/>
-            <w:tcMar>
-              <w:top w:type="dxa" w:w="60"/>
-              <w:left w:type="dxa" w:w="100"/>
-              <w:bottom w:type="dxa" w:w="60"/>
-              <w:right w:type="dxa" w:w="100"/>
-            </w:tcMar>
-            <w:vAlign w:val="center"/>
-          </w:tcPr>
-          <w:p>
-            <w:pPr>
-              <w:jc w:val="center"/>
-            </w:pPr>
-            <w:r>
-              <w:rPr>
-                <w:rFonts w:ascii="Arial" w:cs="Arial" w:eastAsia="Arial" w:hAnsi="Arial"/>
-                <w:b w:val="false"/>
-                <w:bCs w:val="false"/>
-                <w:color w:val="333333"/>
-                <w:sz w:val="16"/>
-                <w:szCs w:val="16"/>
-              </w:rPr>
-              <w:t xml:space="preserve">18</w:t>
-            </w:r>
-          </w:p>
-        </w:tc>
-        <w:tc>
-          <w:tcPr>
-            <w:tcBorders>
-              <w:top w:val="single" w:color="CCCCCC" w:sz="1"/>
-              <w:left w:val="single" w:color="CCCCCC" w:sz="1"/>
-              <w:bottom w:val="single" w:color="CCCCCC" w:sz="1"/>
-              <w:right w:val="single" w:color="CCCCCC" w:sz="1"/>
-            </w:tcBorders>
-            <w:shd w:fill="FFFFFF" w:color="FFFFFF" w:val="solid"/>
-            <w:tcMar>
-              <w:top w:type="dxa" w:w="60"/>
-              <w:left w:type="dxa" w:w="100"/>
-              <w:bottom w:type="dxa" w:w="60"/>
-              <w:right w:type="dxa" w:w="100"/>
-            </w:tcMar>
-            <w:vAlign w:val="center"/>
-          </w:tcPr>
-          <w:p>
-            <w:pPr>
-              <w:jc w:val="center"/>
-            </w:pPr>
-            <w:r>
-              <w:rPr>
-                <w:rFonts w:ascii="Arial" w:cs="Arial" w:eastAsia="Arial" w:hAnsi="Arial"/>
-                <w:b w:val="false"/>
-                <w:bCs w:val="false"/>
-                <w:color w:val="333333"/>
-                <w:sz w:val="16"/>
-                <w:szCs w:val="16"/>
-              </w:rPr>
-              <w:t xml:space="preserve">15</w:t>
-            </w:r>
-          </w:p>
-        </w:tc>
-        <w:tc>
-          <w:tcPr>
-            <w:tcBorders>
-              <w:top w:val="single" w:color="CCCCCC" w:sz="1"/>
-              <w:left w:val="single" w:color="CCCCCC" w:sz="1"/>
-              <w:bottom w:val="single" w:color="CCCCCC" w:sz="1"/>
-              <w:right w:val="single" w:color="CCCCCC" w:sz="1"/>
-            </w:tcBorders>
-            <w:shd w:fill="FFFFFF" w:color="FFFFFF" w:val="solid"/>
-            <w:tcMar>
-              <w:top w:type="dxa" w:w="60"/>
-              <w:left w:type="dxa" w:w="100"/>
-              <w:bottom w:type="dxa" w:w="60"/>
-              <w:right w:type="dxa" w:w="100"/>
-            </w:tcMar>
-            <w:vAlign w:val="center"/>
-          </w:tcPr>
-          <w:p>
-            <w:pPr>
-              <w:jc w:val="center"/>
-            </w:pPr>
-            <w:r>
-              <w:rPr>
-                <w:rFonts w:ascii="Arial" w:cs="Arial" w:eastAsia="Arial" w:hAnsi="Arial"/>
-                <w:b w:val="false"/>
-                <w:bCs w:val="false"/>
-                <w:color w:val="333333"/>
-                <w:sz w:val="16"/>
-                <w:szCs w:val="16"/>
-              </w:rPr>
-              <w:t xml:space="preserve">3</w:t>
-            </w:r>
-          </w:p>
-        </w:tc>
-        <w:tc>
-          <w:tcPr>
-            <w:tcBorders>
-              <w:top w:val="single" w:color="CCCCCC" w:sz="1"/>
-              <w:left w:val="single" w:color="CCCCCC" w:sz="1"/>
-              <w:bottom w:val="single" w:color="CCCCCC" w:sz="1"/>
-              <w:right w:val="single" w:color="CCCCCC" w:sz="1"/>
-            </w:tcBorders>
-            <w:shd w:fill="FFFFFF" w:color="FFFFFF" w:val="solid"/>
+            <w:shd w:fill="F5F7FA" w:color="F5F7FA" w:val="solid"/>
             <w:tcMar>
               <w:top w:type="dxa" w:w="60"/>
               <w:left w:type="dxa" w:w="100"/>
@@ -13268,7 +12446,7 @@
               <w:bottom w:val="single" w:color="CCCCCC" w:sz="1"/>
               <w:right w:val="single" w:color="CCCCCC" w:sz="1"/>
             </w:tcBorders>
-            <w:shd w:fill="FFFFFF" w:color="FFFFFF" w:val="solid"/>
+            <w:shd w:fill="F5F7FA" w:color="F5F7FA" w:val="solid"/>
             <w:tcMar>
               <w:top w:type="dxa" w:w="60"/>
               <w:left w:type="dxa" w:w="100"/>
@@ -13290,75 +12468,75 @@
                 <w:sz w:val="16"/>
                 <w:szCs w:val="16"/>
               </w:rPr>
-              <w:t xml:space="preserve">0.73</w:t>
-            </w:r>
-          </w:p>
-        </w:tc>
-        <w:tc>
-          <w:tcPr>
-            <w:tcBorders>
-              <w:top w:val="single" w:color="CCCCCC" w:sz="1"/>
-              <w:left w:val="single" w:color="CCCCCC" w:sz="1"/>
-              <w:bottom w:val="single" w:color="CCCCCC" w:sz="1"/>
-              <w:right w:val="single" w:color="CCCCCC" w:sz="1"/>
-            </w:tcBorders>
-            <w:shd w:fill="FFFFFF" w:color="FFFFFF" w:val="solid"/>
-            <w:tcMar>
-              <w:top w:type="dxa" w:w="60"/>
-              <w:left w:type="dxa" w:w="100"/>
-              <w:bottom w:type="dxa" w:w="60"/>
-              <w:right w:type="dxa" w:w="100"/>
-            </w:tcMar>
-            <w:vAlign w:val="center"/>
-          </w:tcPr>
-          <w:p>
-            <w:pPr>
-              <w:jc w:val="center"/>
-            </w:pPr>
-            <w:r>
-              <w:rPr>
-                <w:rFonts w:ascii="Arial" w:cs="Arial" w:eastAsia="Arial" w:hAnsi="Arial"/>
-                <w:b w:val="false"/>
-                <w:bCs w:val="false"/>
-                <w:color w:val="333333"/>
-                <w:sz w:val="16"/>
-                <w:szCs w:val="16"/>
-              </w:rPr>
-              <w:t xml:space="preserve">14.3</w:t>
-            </w:r>
-          </w:p>
-        </w:tc>
-        <w:tc>
-          <w:tcPr>
-            <w:tcBorders>
-              <w:top w:val="single" w:color="CCCCCC" w:sz="1"/>
-              <w:left w:val="single" w:color="CCCCCC" w:sz="1"/>
-              <w:bottom w:val="single" w:color="CCCCCC" w:sz="1"/>
-              <w:right w:val="single" w:color="CCCCCC" w:sz="1"/>
-            </w:tcBorders>
-            <w:shd w:fill="FFFFFF" w:color="FFFFFF" w:val="solid"/>
-            <w:tcMar>
-              <w:top w:type="dxa" w:w="60"/>
-              <w:left w:type="dxa" w:w="100"/>
-              <w:bottom w:type="dxa" w:w="60"/>
-              <w:right w:type="dxa" w:w="100"/>
-            </w:tcMar>
-            <w:vAlign w:val="center"/>
-          </w:tcPr>
-          <w:p>
-            <w:pPr>
-              <w:jc w:val="center"/>
-            </w:pPr>
-            <w:r>
-              <w:rPr>
-                <w:rFonts w:ascii="Arial" w:cs="Arial" w:eastAsia="Arial" w:hAnsi="Arial"/>
-                <w:b w:val="false"/>
-                <w:bCs w:val="false"/>
-                <w:color w:val="333333"/>
-                <w:sz w:val="16"/>
-                <w:szCs w:val="16"/>
-              </w:rPr>
-              <w:t xml:space="preserve">27.2</w:t>
+              <w:t xml:space="preserve">0.50</w:t>
+            </w:r>
+          </w:p>
+        </w:tc>
+        <w:tc>
+          <w:tcPr>
+            <w:tcBorders>
+              <w:top w:val="single" w:color="CCCCCC" w:sz="1"/>
+              <w:left w:val="single" w:color="CCCCCC" w:sz="1"/>
+              <w:bottom w:val="single" w:color="CCCCCC" w:sz="1"/>
+              <w:right w:val="single" w:color="CCCCCC" w:sz="1"/>
+            </w:tcBorders>
+            <w:shd w:fill="F5F7FA" w:color="F5F7FA" w:val="solid"/>
+            <w:tcMar>
+              <w:top w:type="dxa" w:w="60"/>
+              <w:left w:type="dxa" w:w="100"/>
+              <w:bottom w:type="dxa" w:w="60"/>
+              <w:right w:type="dxa" w:w="100"/>
+            </w:tcMar>
+            <w:vAlign w:val="center"/>
+          </w:tcPr>
+          <w:p>
+            <w:pPr>
+              <w:jc w:val="center"/>
+            </w:pPr>
+            <w:r>
+              <w:rPr>
+                <w:rFonts w:ascii="Arial" w:cs="Arial" w:eastAsia="Arial" w:hAnsi="Arial"/>
+                <w:b w:val="false"/>
+                <w:bCs w:val="false"/>
+                <w:color w:val="333333"/>
+                <w:sz w:val="16"/>
+                <w:szCs w:val="16"/>
+              </w:rPr>
+              <w:t xml:space="preserve">9.0</w:t>
+            </w:r>
+          </w:p>
+        </w:tc>
+        <w:tc>
+          <w:tcPr>
+            <w:tcBorders>
+              <w:top w:val="single" w:color="CCCCCC" w:sz="1"/>
+              <w:left w:val="single" w:color="CCCCCC" w:sz="1"/>
+              <w:bottom w:val="single" w:color="CCCCCC" w:sz="1"/>
+              <w:right w:val="single" w:color="CCCCCC" w:sz="1"/>
+            </w:tcBorders>
+            <w:shd w:fill="F5F7FA" w:color="F5F7FA" w:val="solid"/>
+            <w:tcMar>
+              <w:top w:type="dxa" w:w="60"/>
+              <w:left w:type="dxa" w:w="100"/>
+              <w:bottom w:type="dxa" w:w="60"/>
+              <w:right w:type="dxa" w:w="100"/>
+            </w:tcMar>
+            <w:vAlign w:val="center"/>
+          </w:tcPr>
+          <w:p>
+            <w:pPr>
+              <w:jc w:val="center"/>
+            </w:pPr>
+            <w:r>
+              <w:rPr>
+                <w:rFonts w:ascii="Arial" w:cs="Arial" w:eastAsia="Arial" w:hAnsi="Arial"/>
+                <w:b w:val="false"/>
+                <w:bCs w:val="false"/>
+                <w:color w:val="333333"/>
+                <w:sz w:val="16"/>
+                <w:szCs w:val="16"/>
+              </w:rPr>
+              <w:t xml:space="preserve">28.5</w:t>
             </w:r>
           </w:p>
         </w:tc>
@@ -13372,7 +12550,7 @@
               <w:bottom w:val="single" w:color="CCCCCC" w:sz="1"/>
               <w:right w:val="single" w:color="CCCCCC" w:sz="1"/>
             </w:tcBorders>
-            <w:shd w:fill="F5F7FA" w:color="F5F7FA" w:val="solid"/>
+            <w:shd w:fill="FFFFFF" w:color="FFFFFF" w:val="solid"/>
             <w:tcMar>
               <w:top w:type="dxa" w:w="60"/>
               <w:left w:type="dxa" w:w="100"/>
@@ -13394,155 +12572,155 @@
                 <w:sz w:val="13"/>
                 <w:szCs w:val="13"/>
               </w:rPr>
-              <w:t xml:space="preserve">川崎日航ホテル</w:t>
-            </w:r>
-          </w:p>
-        </w:tc>
-        <w:tc>
-          <w:tcPr>
-            <w:tcBorders>
-              <w:top w:val="single" w:color="CCCCCC" w:sz="1"/>
-              <w:left w:val="single" w:color="CCCCCC" w:sz="1"/>
-              <w:bottom w:val="single" w:color="CCCCCC" w:sz="1"/>
-              <w:right w:val="single" w:color="CCCCCC" w:sz="1"/>
-            </w:tcBorders>
-            <w:shd w:fill="F5F7FA" w:color="F5F7FA" w:val="solid"/>
-            <w:tcMar>
-              <w:top w:type="dxa" w:w="60"/>
-              <w:left w:type="dxa" w:w="100"/>
-              <w:bottom w:type="dxa" w:w="60"/>
-              <w:right w:type="dxa" w:w="100"/>
-            </w:tcMar>
-            <w:vAlign w:val="center"/>
-          </w:tcPr>
-          <w:p>
-            <w:pPr>
-              <w:jc w:val="center"/>
-            </w:pPr>
-            <w:r>
-              <w:rPr>
-                <w:rFonts w:ascii="Arial" w:cs="Arial" w:eastAsia="Arial" w:hAnsi="Arial"/>
-                <w:b w:val="false"/>
-                <w:bCs w:val="false"/>
-                <w:color w:val="333333"/>
-                <w:sz w:val="16"/>
-                <w:szCs w:val="16"/>
-              </w:rPr>
-              <w:t xml:space="preserve">27</w:t>
-            </w:r>
-          </w:p>
-        </w:tc>
-        <w:tc>
-          <w:tcPr>
-            <w:tcBorders>
-              <w:top w:val="single" w:color="CCCCCC" w:sz="1"/>
-              <w:left w:val="single" w:color="CCCCCC" w:sz="1"/>
-              <w:bottom w:val="single" w:color="CCCCCC" w:sz="1"/>
-              <w:right w:val="single" w:color="CCCCCC" w:sz="1"/>
-            </w:tcBorders>
-            <w:shd w:fill="F5F7FA" w:color="F5F7FA" w:val="solid"/>
-            <w:tcMar>
-              <w:top w:type="dxa" w:w="60"/>
-              <w:left w:type="dxa" w:w="100"/>
-              <w:bottom w:type="dxa" w:w="60"/>
-              <w:right w:type="dxa" w:w="100"/>
-            </w:tcMar>
-            <w:vAlign w:val="center"/>
-          </w:tcPr>
-          <w:p>
-            <w:pPr>
-              <w:jc w:val="center"/>
-            </w:pPr>
-            <w:r>
-              <w:rPr>
-                <w:rFonts w:ascii="Arial" w:cs="Arial" w:eastAsia="Arial" w:hAnsi="Arial"/>
-                <w:b w:val="false"/>
-                <w:bCs w:val="false"/>
-                <w:color w:val="333333"/>
-                <w:sz w:val="16"/>
-                <w:szCs w:val="16"/>
-              </w:rPr>
-              <w:t xml:space="preserve">13</w:t>
-            </w:r>
-          </w:p>
-        </w:tc>
-        <w:tc>
-          <w:tcPr>
-            <w:tcBorders>
-              <w:top w:val="single" w:color="CCCCCC" w:sz="1"/>
-              <w:left w:val="single" w:color="CCCCCC" w:sz="1"/>
-              <w:bottom w:val="single" w:color="CCCCCC" w:sz="1"/>
-              <w:right w:val="single" w:color="CCCCCC" w:sz="1"/>
-            </w:tcBorders>
-            <w:shd w:fill="F5F7FA" w:color="F5F7FA" w:val="solid"/>
-            <w:tcMar>
-              <w:top w:type="dxa" w:w="60"/>
-              <w:left w:type="dxa" w:w="100"/>
-              <w:bottom w:type="dxa" w:w="60"/>
-              <w:right w:type="dxa" w:w="100"/>
-            </w:tcMar>
-            <w:vAlign w:val="center"/>
-          </w:tcPr>
-          <w:p>
-            <w:pPr>
-              <w:jc w:val="center"/>
-            </w:pPr>
-            <w:r>
-              <w:rPr>
-                <w:rFonts w:ascii="Arial" w:cs="Arial" w:eastAsia="Arial" w:hAnsi="Arial"/>
-                <w:b w:val="false"/>
-                <w:bCs w:val="false"/>
-                <w:color w:val="333333"/>
-                <w:sz w:val="16"/>
-                <w:szCs w:val="16"/>
-              </w:rPr>
-              <w:t xml:space="preserve">4</w:t>
-            </w:r>
-          </w:p>
-        </w:tc>
-        <w:tc>
-          <w:tcPr>
-            <w:tcBorders>
-              <w:top w:val="single" w:color="CCCCCC" w:sz="1"/>
-              <w:left w:val="single" w:color="CCCCCC" w:sz="1"/>
-              <w:bottom w:val="single" w:color="CCCCCC" w:sz="1"/>
-              <w:right w:val="single" w:color="CCCCCC" w:sz="1"/>
-            </w:tcBorders>
-            <w:shd w:fill="F5F7FA" w:color="F5F7FA" w:val="solid"/>
-            <w:tcMar>
-              <w:top w:type="dxa" w:w="60"/>
-              <w:left w:type="dxa" w:w="100"/>
-              <w:bottom w:type="dxa" w:w="60"/>
-              <w:right w:type="dxa" w:w="100"/>
-            </w:tcMar>
-            <w:vAlign w:val="center"/>
-          </w:tcPr>
-          <w:p>
-            <w:pPr>
-              <w:jc w:val="center"/>
-            </w:pPr>
-            <w:r>
-              <w:rPr>
-                <w:rFonts w:ascii="Arial" w:cs="Arial" w:eastAsia="Arial" w:hAnsi="Arial"/>
-                <w:b w:val="false"/>
-                <w:bCs w:val="false"/>
-                <w:color w:val="333333"/>
-                <w:sz w:val="16"/>
-                <w:szCs w:val="16"/>
-              </w:rPr>
-              <w:t xml:space="preserve">13</w:t>
-            </w:r>
-          </w:p>
-        </w:tc>
-        <w:tc>
-          <w:tcPr>
-            <w:tcBorders>
-              <w:top w:val="single" w:color="CCCCCC" w:sz="1"/>
-              <w:left w:val="single" w:color="CCCCCC" w:sz="1"/>
-              <w:bottom w:val="single" w:color="CCCCCC" w:sz="1"/>
-              <w:right w:val="single" w:color="CCCCCC" w:sz="1"/>
-            </w:tcBorders>
-            <w:shd w:fill="F5F7FA" w:color="F5F7FA" w:val="solid"/>
+              <w:t xml:space="preserve">ハートンホテル東品川</w:t>
+            </w:r>
+          </w:p>
+        </w:tc>
+        <w:tc>
+          <w:tcPr>
+            <w:tcBorders>
+              <w:top w:val="single" w:color="CCCCCC" w:sz="1"/>
+              <w:left w:val="single" w:color="CCCCCC" w:sz="1"/>
+              <w:bottom w:val="single" w:color="CCCCCC" w:sz="1"/>
+              <w:right w:val="single" w:color="CCCCCC" w:sz="1"/>
+            </w:tcBorders>
+            <w:shd w:fill="FFFFFF" w:color="FFFFFF" w:val="solid"/>
+            <w:tcMar>
+              <w:top w:type="dxa" w:w="60"/>
+              <w:left w:type="dxa" w:w="100"/>
+              <w:bottom w:type="dxa" w:w="60"/>
+              <w:right w:type="dxa" w:w="100"/>
+            </w:tcMar>
+            <w:vAlign w:val="center"/>
+          </w:tcPr>
+          <w:p>
+            <w:pPr>
+              <w:jc w:val="center"/>
+            </w:pPr>
+            <w:r>
+              <w:rPr>
+                <w:rFonts w:ascii="Arial" w:cs="Arial" w:eastAsia="Arial" w:hAnsi="Arial"/>
+                <w:b w:val="false"/>
+                <w:bCs w:val="false"/>
+                <w:color w:val="333333"/>
+                <w:sz w:val="16"/>
+                <w:szCs w:val="16"/>
+              </w:rPr>
+              <w:t xml:space="preserve">28</w:t>
+            </w:r>
+          </w:p>
+        </w:tc>
+        <w:tc>
+          <w:tcPr>
+            <w:tcBorders>
+              <w:top w:val="single" w:color="CCCCCC" w:sz="1"/>
+              <w:left w:val="single" w:color="CCCCCC" w:sz="1"/>
+              <w:bottom w:val="single" w:color="CCCCCC" w:sz="1"/>
+              <w:right w:val="single" w:color="CCCCCC" w:sz="1"/>
+            </w:tcBorders>
+            <w:shd w:fill="FFFFFF" w:color="FFFFFF" w:val="solid"/>
+            <w:tcMar>
+              <w:top w:type="dxa" w:w="60"/>
+              <w:left w:type="dxa" w:w="100"/>
+              <w:bottom w:type="dxa" w:w="60"/>
+              <w:right w:type="dxa" w:w="100"/>
+            </w:tcMar>
+            <w:vAlign w:val="center"/>
+          </w:tcPr>
+          <w:p>
+            <w:pPr>
+              <w:jc w:val="center"/>
+            </w:pPr>
+            <w:r>
+              <w:rPr>
+                <w:rFonts w:ascii="Arial" w:cs="Arial" w:eastAsia="Arial" w:hAnsi="Arial"/>
+                <w:b w:val="false"/>
+                <w:bCs w:val="false"/>
+                <w:color w:val="333333"/>
+                <w:sz w:val="16"/>
+                <w:szCs w:val="16"/>
+              </w:rPr>
+              <w:t xml:space="preserve">26</w:t>
+            </w:r>
+          </w:p>
+        </w:tc>
+        <w:tc>
+          <w:tcPr>
+            <w:tcBorders>
+              <w:top w:val="single" w:color="CCCCCC" w:sz="1"/>
+              <w:left w:val="single" w:color="CCCCCC" w:sz="1"/>
+              <w:bottom w:val="single" w:color="CCCCCC" w:sz="1"/>
+              <w:right w:val="single" w:color="CCCCCC" w:sz="1"/>
+            </w:tcBorders>
+            <w:shd w:fill="FFFFFF" w:color="FFFFFF" w:val="solid"/>
+            <w:tcMar>
+              <w:top w:type="dxa" w:w="60"/>
+              <w:left w:type="dxa" w:w="100"/>
+              <w:bottom w:type="dxa" w:w="60"/>
+              <w:right w:type="dxa" w:w="100"/>
+            </w:tcMar>
+            <w:vAlign w:val="center"/>
+          </w:tcPr>
+          <w:p>
+            <w:pPr>
+              <w:jc w:val="center"/>
+            </w:pPr>
+            <w:r>
+              <w:rPr>
+                <w:rFonts w:ascii="Arial" w:cs="Arial" w:eastAsia="Arial" w:hAnsi="Arial"/>
+                <w:b w:val="false"/>
+                <w:bCs w:val="false"/>
+                <w:color w:val="333333"/>
+                <w:sz w:val="16"/>
+                <w:szCs w:val="16"/>
+              </w:rPr>
+              <w:t xml:space="preserve">2</w:t>
+            </w:r>
+          </w:p>
+        </w:tc>
+        <w:tc>
+          <w:tcPr>
+            <w:tcBorders>
+              <w:top w:val="single" w:color="CCCCCC" w:sz="1"/>
+              <w:left w:val="single" w:color="CCCCCC" w:sz="1"/>
+              <w:bottom w:val="single" w:color="CCCCCC" w:sz="1"/>
+              <w:right w:val="single" w:color="CCCCCC" w:sz="1"/>
+            </w:tcBorders>
+            <w:shd w:fill="FFFFFF" w:color="FFFFFF" w:val="solid"/>
+            <w:tcMar>
+              <w:top w:type="dxa" w:w="60"/>
+              <w:left w:type="dxa" w:w="100"/>
+              <w:bottom w:type="dxa" w:w="60"/>
+              <w:right w:type="dxa" w:w="100"/>
+            </w:tcMar>
+            <w:vAlign w:val="center"/>
+          </w:tcPr>
+          <w:p>
+            <w:pPr>
+              <w:jc w:val="center"/>
+            </w:pPr>
+            <w:r>
+              <w:rPr>
+                <w:rFonts w:ascii="Arial" w:cs="Arial" w:eastAsia="Arial" w:hAnsi="Arial"/>
+                <w:b w:val="false"/>
+                <w:bCs w:val="false"/>
+                <w:color w:val="333333"/>
+                <w:sz w:val="16"/>
+                <w:szCs w:val="16"/>
+              </w:rPr>
+              <w:t xml:space="preserve">14</w:t>
+            </w:r>
+          </w:p>
+        </w:tc>
+        <w:tc>
+          <w:tcPr>
+            <w:tcBorders>
+              <w:top w:val="single" w:color="CCCCCC" w:sz="1"/>
+              <w:left w:val="single" w:color="CCCCCC" w:sz="1"/>
+              <w:bottom w:val="single" w:color="CCCCCC" w:sz="1"/>
+              <w:right w:val="single" w:color="CCCCCC" w:sz="1"/>
+            </w:tcBorders>
+            <w:shd w:fill="FFFFFF" w:color="FFFFFF" w:val="solid"/>
             <w:tcMar>
               <w:top w:type="dxa" w:w="60"/>
               <w:left w:type="dxa" w:w="100"/>
@@ -13564,75 +12742,897 @@
                 <w:sz w:val="16"/>
                 <w:szCs w:val="16"/>
               </w:rPr>
-              <w:t xml:space="preserve">1.00</w:t>
-            </w:r>
-          </w:p>
-        </w:tc>
-        <w:tc>
-          <w:tcPr>
-            <w:tcBorders>
-              <w:top w:val="single" w:color="CCCCCC" w:sz="1"/>
-              <w:left w:val="single" w:color="CCCCCC" w:sz="1"/>
-              <w:bottom w:val="single" w:color="CCCCCC" w:sz="1"/>
-              <w:right w:val="single" w:color="CCCCCC" w:sz="1"/>
-            </w:tcBorders>
-            <w:shd w:fill="F5F7FA" w:color="F5F7FA" w:val="solid"/>
-            <w:tcMar>
-              <w:top w:type="dxa" w:w="60"/>
-              <w:left w:type="dxa" w:w="100"/>
-              <w:bottom w:type="dxa" w:w="60"/>
-              <w:right w:type="dxa" w:w="100"/>
-            </w:tcMar>
-            <w:vAlign w:val="center"/>
-          </w:tcPr>
-          <w:p>
-            <w:pPr>
-              <w:jc w:val="center"/>
-            </w:pPr>
-            <w:r>
-              <w:rPr>
-                <w:rFonts w:ascii="Arial" w:cs="Arial" w:eastAsia="Arial" w:hAnsi="Arial"/>
-                <w:b w:val="false"/>
-                <w:bCs w:val="false"/>
-                <w:color w:val="333333"/>
-                <w:sz w:val="16"/>
-                <w:szCs w:val="16"/>
-              </w:rPr>
-              <w:t xml:space="preserve">10.2</w:t>
-            </w:r>
-          </w:p>
-        </w:tc>
-        <w:tc>
-          <w:tcPr>
-            <w:tcBorders>
-              <w:top w:val="single" w:color="CCCCCC" w:sz="1"/>
-              <w:left w:val="single" w:color="CCCCCC" w:sz="1"/>
-              <w:bottom w:val="single" w:color="CCCCCC" w:sz="1"/>
-              <w:right w:val="single" w:color="CCCCCC" w:sz="1"/>
-            </w:tcBorders>
-            <w:shd w:fill="F5F7FA" w:color="F5F7FA" w:val="solid"/>
-            <w:tcMar>
-              <w:top w:type="dxa" w:w="60"/>
-              <w:left w:type="dxa" w:w="100"/>
-              <w:bottom w:type="dxa" w:w="60"/>
-              <w:right w:type="dxa" w:w="100"/>
-            </w:tcMar>
-            <w:vAlign w:val="center"/>
-          </w:tcPr>
-          <w:p>
-            <w:pPr>
-              <w:jc w:val="center"/>
-            </w:pPr>
-            <w:r>
-              <w:rPr>
-                <w:rFonts w:ascii="Arial" w:cs="Arial" w:eastAsia="Arial" w:hAnsi="Arial"/>
-                <w:b w:val="false"/>
-                <w:bCs w:val="false"/>
-                <w:color w:val="333333"/>
-                <w:sz w:val="16"/>
-                <w:szCs w:val="16"/>
-              </w:rPr>
-              <w:t xml:space="preserve">20.9</w:t>
+              <w:t xml:space="preserve">0.54</w:t>
+            </w:r>
+          </w:p>
+        </w:tc>
+        <w:tc>
+          <w:tcPr>
+            <w:tcBorders>
+              <w:top w:val="single" w:color="CCCCCC" w:sz="1"/>
+              <w:left w:val="single" w:color="CCCCCC" w:sz="1"/>
+              <w:bottom w:val="single" w:color="CCCCCC" w:sz="1"/>
+              <w:right w:val="single" w:color="CCCCCC" w:sz="1"/>
+            </w:tcBorders>
+            <w:shd w:fill="FFFFFF" w:color="FFFFFF" w:val="solid"/>
+            <w:tcMar>
+              <w:top w:type="dxa" w:w="60"/>
+              <w:left w:type="dxa" w:w="100"/>
+              <w:bottom w:type="dxa" w:w="60"/>
+              <w:right w:type="dxa" w:w="100"/>
+            </w:tcMar>
+            <w:vAlign w:val="center"/>
+          </w:tcPr>
+          <w:p>
+            <w:pPr>
+              <w:jc w:val="center"/>
+            </w:pPr>
+            <w:r>
+              <w:rPr>
+                <w:rFonts w:ascii="Arial" w:cs="Arial" w:eastAsia="Arial" w:hAnsi="Arial"/>
+                <w:b w:val="false"/>
+                <w:bCs w:val="false"/>
+                <w:color w:val="333333"/>
+                <w:sz w:val="16"/>
+                <w:szCs w:val="16"/>
+              </w:rPr>
+              <w:t xml:space="preserve">13.9</w:t>
+            </w:r>
+          </w:p>
+        </w:tc>
+        <w:tc>
+          <w:tcPr>
+            <w:tcBorders>
+              <w:top w:val="single" w:color="CCCCCC" w:sz="1"/>
+              <w:left w:val="single" w:color="CCCCCC" w:sz="1"/>
+              <w:bottom w:val="single" w:color="CCCCCC" w:sz="1"/>
+              <w:right w:val="single" w:color="CCCCCC" w:sz="1"/>
+            </w:tcBorders>
+            <w:shd w:fill="FFFFFF" w:color="FFFFFF" w:val="solid"/>
+            <w:tcMar>
+              <w:top w:type="dxa" w:w="60"/>
+              <w:left w:type="dxa" w:w="100"/>
+              <w:bottom w:type="dxa" w:w="60"/>
+              <w:right w:type="dxa" w:w="100"/>
+            </w:tcMar>
+            <w:vAlign w:val="center"/>
+          </w:tcPr>
+          <w:p>
+            <w:pPr>
+              <w:jc w:val="center"/>
+            </w:pPr>
+            <w:r>
+              <w:rPr>
+                <w:rFonts w:ascii="Arial" w:cs="Arial" w:eastAsia="Arial" w:hAnsi="Arial"/>
+                <w:b w:val="false"/>
+                <w:bCs w:val="false"/>
+                <w:color w:val="333333"/>
+                <w:sz w:val="16"/>
+                <w:szCs w:val="16"/>
+              </w:rPr>
+              <w:t xml:space="preserve">36.7</w:t>
+            </w:r>
+          </w:p>
+        </w:tc>
+      </w:tr>
+      <w:tr>
+        <w:tc>
+          <w:tcPr>
+            <w:tcBorders>
+              <w:top w:val="single" w:color="CCCCCC" w:sz="1"/>
+              <w:left w:val="single" w:color="CCCCCC" w:sz="1"/>
+              <w:bottom w:val="single" w:color="CCCCCC" w:sz="1"/>
+              <w:right w:val="single" w:color="CCCCCC" w:sz="1"/>
+            </w:tcBorders>
+            <w:shd w:fill="F5F7FA" w:color="F5F7FA" w:val="solid"/>
+            <w:tcMar>
+              <w:top w:type="dxa" w:w="60"/>
+              <w:left w:type="dxa" w:w="100"/>
+              <w:bottom w:type="dxa" w:w="60"/>
+              <w:right w:type="dxa" w:w="100"/>
+            </w:tcMar>
+            <w:vAlign w:val="center"/>
+          </w:tcPr>
+          <w:p>
+            <w:pPr>
+              <w:jc w:val="left"/>
+            </w:pPr>
+            <w:r>
+              <w:rPr>
+                <w:rFonts w:ascii="Arial" w:cs="Arial" w:eastAsia="Arial" w:hAnsi="Arial"/>
+                <w:b w:val="false"/>
+                <w:bCs w:val="false"/>
+                <w:color w:val="333333"/>
+                <w:sz w:val="13"/>
+                <w:szCs w:val="13"/>
+              </w:rPr>
+              <w:t xml:space="preserve">チサンホテル浜松町</w:t>
+            </w:r>
+          </w:p>
+        </w:tc>
+        <w:tc>
+          <w:tcPr>
+            <w:tcBorders>
+              <w:top w:val="single" w:color="CCCCCC" w:sz="1"/>
+              <w:left w:val="single" w:color="CCCCCC" w:sz="1"/>
+              <w:bottom w:val="single" w:color="CCCCCC" w:sz="1"/>
+              <w:right w:val="single" w:color="CCCCCC" w:sz="1"/>
+            </w:tcBorders>
+            <w:shd w:fill="F5F7FA" w:color="F5F7FA" w:val="solid"/>
+            <w:tcMar>
+              <w:top w:type="dxa" w:w="60"/>
+              <w:left w:type="dxa" w:w="100"/>
+              <w:bottom w:type="dxa" w:w="60"/>
+              <w:right w:type="dxa" w:w="100"/>
+            </w:tcMar>
+            <w:vAlign w:val="center"/>
+          </w:tcPr>
+          <w:p>
+            <w:pPr>
+              <w:jc w:val="center"/>
+            </w:pPr>
+            <w:r>
+              <w:rPr>
+                <w:rFonts w:ascii="Arial" w:cs="Arial" w:eastAsia="Arial" w:hAnsi="Arial"/>
+                <w:b w:val="false"/>
+                <w:bCs w:val="false"/>
+                <w:color w:val="333333"/>
+                <w:sz w:val="16"/>
+                <w:szCs w:val="16"/>
+              </w:rPr>
+              <w:t xml:space="preserve">12</w:t>
+            </w:r>
+          </w:p>
+        </w:tc>
+        <w:tc>
+          <w:tcPr>
+            <w:tcBorders>
+              <w:top w:val="single" w:color="CCCCCC" w:sz="1"/>
+              <w:left w:val="single" w:color="CCCCCC" w:sz="1"/>
+              <w:bottom w:val="single" w:color="CCCCCC" w:sz="1"/>
+              <w:right w:val="single" w:color="CCCCCC" w:sz="1"/>
+            </w:tcBorders>
+            <w:shd w:fill="F5F7FA" w:color="F5F7FA" w:val="solid"/>
+            <w:tcMar>
+              <w:top w:type="dxa" w:w="60"/>
+              <w:left w:type="dxa" w:w="100"/>
+              <w:bottom w:type="dxa" w:w="60"/>
+              <w:right w:type="dxa" w:w="100"/>
+            </w:tcMar>
+            <w:vAlign w:val="center"/>
+          </w:tcPr>
+          <w:p>
+            <w:pPr>
+              <w:jc w:val="center"/>
+            </w:pPr>
+            <w:r>
+              <w:rPr>
+                <w:rFonts w:ascii="Arial" w:cs="Arial" w:eastAsia="Arial" w:hAnsi="Arial"/>
+                <w:b w:val="false"/>
+                <w:bCs w:val="false"/>
+                <w:color w:val="333333"/>
+                <w:sz w:val="16"/>
+                <w:szCs w:val="16"/>
+              </w:rPr>
+              <w:t xml:space="preserve">12</w:t>
+            </w:r>
+          </w:p>
+        </w:tc>
+        <w:tc>
+          <w:tcPr>
+            <w:tcBorders>
+              <w:top w:val="single" w:color="CCCCCC" w:sz="1"/>
+              <w:left w:val="single" w:color="CCCCCC" w:sz="1"/>
+              <w:bottom w:val="single" w:color="CCCCCC" w:sz="1"/>
+              <w:right w:val="single" w:color="CCCCCC" w:sz="1"/>
+            </w:tcBorders>
+            <w:shd w:fill="F5F7FA" w:color="F5F7FA" w:val="solid"/>
+            <w:tcMar>
+              <w:top w:type="dxa" w:w="60"/>
+              <w:left w:type="dxa" w:w="100"/>
+              <w:bottom w:type="dxa" w:w="60"/>
+              <w:right w:type="dxa" w:w="100"/>
+            </w:tcMar>
+            <w:vAlign w:val="center"/>
+          </w:tcPr>
+          <w:p>
+            <w:pPr>
+              <w:jc w:val="center"/>
+            </w:pPr>
+            <w:r>
+              <w:rPr>
+                <w:rFonts w:ascii="Arial" w:cs="Arial" w:eastAsia="Arial" w:hAnsi="Arial"/>
+                <w:b w:val="false"/>
+                <w:bCs w:val="false"/>
+                <w:color w:val="333333"/>
+                <w:sz w:val="16"/>
+                <w:szCs w:val="16"/>
+              </w:rPr>
+              <w:t xml:space="preserve">-</w:t>
+            </w:r>
+          </w:p>
+        </w:tc>
+        <w:tc>
+          <w:tcPr>
+            <w:tcBorders>
+              <w:top w:val="single" w:color="CCCCCC" w:sz="1"/>
+              <w:left w:val="single" w:color="CCCCCC" w:sz="1"/>
+              <w:bottom w:val="single" w:color="CCCCCC" w:sz="1"/>
+              <w:right w:val="single" w:color="CCCCCC" w:sz="1"/>
+            </w:tcBorders>
+            <w:shd w:fill="F5F7FA" w:color="F5F7FA" w:val="solid"/>
+            <w:tcMar>
+              <w:top w:type="dxa" w:w="60"/>
+              <w:left w:type="dxa" w:w="100"/>
+              <w:bottom w:type="dxa" w:w="60"/>
+              <w:right w:type="dxa" w:w="100"/>
+            </w:tcMar>
+            <w:vAlign w:val="center"/>
+          </w:tcPr>
+          <w:p>
+            <w:pPr>
+              <w:jc w:val="center"/>
+            </w:pPr>
+            <w:r>
+              <w:rPr>
+                <w:rFonts w:ascii="Arial" w:cs="Arial" w:eastAsia="Arial" w:hAnsi="Arial"/>
+                <w:b w:val="false"/>
+                <w:bCs w:val="false"/>
+                <w:color w:val="333333"/>
+                <w:sz w:val="16"/>
+                <w:szCs w:val="16"/>
+              </w:rPr>
+              <w:t xml:space="preserve">7</w:t>
+            </w:r>
+          </w:p>
+        </w:tc>
+        <w:tc>
+          <w:tcPr>
+            <w:tcBorders>
+              <w:top w:val="single" w:color="CCCCCC" w:sz="1"/>
+              <w:left w:val="single" w:color="CCCCCC" w:sz="1"/>
+              <w:bottom w:val="single" w:color="CCCCCC" w:sz="1"/>
+              <w:right w:val="single" w:color="CCCCCC" w:sz="1"/>
+            </w:tcBorders>
+            <w:shd w:fill="F5F7FA" w:color="F5F7FA" w:val="solid"/>
+            <w:tcMar>
+              <w:top w:type="dxa" w:w="60"/>
+              <w:left w:type="dxa" w:w="100"/>
+              <w:bottom w:type="dxa" w:w="60"/>
+              <w:right w:type="dxa" w:w="100"/>
+            </w:tcMar>
+            <w:vAlign w:val="center"/>
+          </w:tcPr>
+          <w:p>
+            <w:pPr>
+              <w:jc w:val="center"/>
+            </w:pPr>
+            <w:r>
+              <w:rPr>
+                <w:rFonts w:ascii="Arial" w:cs="Arial" w:eastAsia="Arial" w:hAnsi="Arial"/>
+                <w:b/>
+                <w:bCs/>
+                <w:color w:val="E74C3C"/>
+                <w:sz w:val="16"/>
+                <w:szCs w:val="16"/>
+              </w:rPr>
+              <w:t xml:space="preserve">0.58</w:t>
+            </w:r>
+          </w:p>
+        </w:tc>
+        <w:tc>
+          <w:tcPr>
+            <w:tcBorders>
+              <w:top w:val="single" w:color="CCCCCC" w:sz="1"/>
+              <w:left w:val="single" w:color="CCCCCC" w:sz="1"/>
+              <w:bottom w:val="single" w:color="CCCCCC" w:sz="1"/>
+              <w:right w:val="single" w:color="CCCCCC" w:sz="1"/>
+            </w:tcBorders>
+            <w:shd w:fill="F5F7FA" w:color="F5F7FA" w:val="solid"/>
+            <w:tcMar>
+              <w:top w:type="dxa" w:w="60"/>
+              <w:left w:type="dxa" w:w="100"/>
+              <w:bottom w:type="dxa" w:w="60"/>
+              <w:right w:type="dxa" w:w="100"/>
+            </w:tcMar>
+            <w:vAlign w:val="center"/>
+          </w:tcPr>
+          <w:p>
+            <w:pPr>
+              <w:jc w:val="center"/>
+            </w:pPr>
+            <w:r>
+              <w:rPr>
+                <w:rFonts w:ascii="Arial" w:cs="Arial" w:eastAsia="Arial" w:hAnsi="Arial"/>
+                <w:b w:val="false"/>
+                <w:bCs w:val="false"/>
+                <w:color w:val="333333"/>
+                <w:sz w:val="16"/>
+                <w:szCs w:val="16"/>
+              </w:rPr>
+              <w:t xml:space="preserve">22.5</w:t>
+            </w:r>
+          </w:p>
+        </w:tc>
+        <w:tc>
+          <w:tcPr>
+            <w:tcBorders>
+              <w:top w:val="single" w:color="CCCCCC" w:sz="1"/>
+              <w:left w:val="single" w:color="CCCCCC" w:sz="1"/>
+              <w:bottom w:val="single" w:color="CCCCCC" w:sz="1"/>
+              <w:right w:val="single" w:color="CCCCCC" w:sz="1"/>
+            </w:tcBorders>
+            <w:shd w:fill="F5F7FA" w:color="F5F7FA" w:val="solid"/>
+            <w:tcMar>
+              <w:top w:type="dxa" w:w="60"/>
+              <w:left w:type="dxa" w:w="100"/>
+              <w:bottom w:type="dxa" w:w="60"/>
+              <w:right w:type="dxa" w:w="100"/>
+            </w:tcMar>
+            <w:vAlign w:val="center"/>
+          </w:tcPr>
+          <w:p>
+            <w:pPr>
+              <w:jc w:val="center"/>
+            </w:pPr>
+            <w:r>
+              <w:rPr>
+                <w:rFonts w:ascii="Arial" w:cs="Arial" w:eastAsia="Arial" w:hAnsi="Arial"/>
+                <w:b w:val="false"/>
+                <w:bCs w:val="false"/>
+                <w:color w:val="333333"/>
+                <w:sz w:val="16"/>
+                <w:szCs w:val="16"/>
+              </w:rPr>
+              <w:t xml:space="preserve">50.4</w:t>
+            </w:r>
+          </w:p>
+        </w:tc>
+      </w:tr>
+      <w:tr>
+        <w:tc>
+          <w:tcPr>
+            <w:tcBorders>
+              <w:top w:val="single" w:color="CCCCCC" w:sz="1"/>
+              <w:left w:val="single" w:color="CCCCCC" w:sz="1"/>
+              <w:bottom w:val="single" w:color="CCCCCC" w:sz="1"/>
+              <w:right w:val="single" w:color="CCCCCC" w:sz="1"/>
+            </w:tcBorders>
+            <w:shd w:fill="FFFFFF" w:color="FFFFFF" w:val="solid"/>
+            <w:tcMar>
+              <w:top w:type="dxa" w:w="60"/>
+              <w:left w:type="dxa" w:w="100"/>
+              <w:bottom w:type="dxa" w:w="60"/>
+              <w:right w:type="dxa" w:w="100"/>
+            </w:tcMar>
+            <w:vAlign w:val="center"/>
+          </w:tcPr>
+          <w:p>
+            <w:pPr>
+              <w:jc w:val="left"/>
+            </w:pPr>
+            <w:r>
+              <w:rPr>
+                <w:rFonts w:ascii="Arial" w:cs="Arial" w:eastAsia="Arial" w:hAnsi="Arial"/>
+                <w:b w:val="false"/>
+                <w:bCs w:val="false"/>
+                <w:color w:val="333333"/>
+                <w:sz w:val="13"/>
+                <w:szCs w:val="13"/>
+              </w:rPr>
+              <w:t xml:space="preserve">ダイワロイネットホテル東京大崎</w:t>
+            </w:r>
+          </w:p>
+        </w:tc>
+        <w:tc>
+          <w:tcPr>
+            <w:tcBorders>
+              <w:top w:val="single" w:color="CCCCCC" w:sz="1"/>
+              <w:left w:val="single" w:color="CCCCCC" w:sz="1"/>
+              <w:bottom w:val="single" w:color="CCCCCC" w:sz="1"/>
+              <w:right w:val="single" w:color="CCCCCC" w:sz="1"/>
+            </w:tcBorders>
+            <w:shd w:fill="FFFFFF" w:color="FFFFFF" w:val="solid"/>
+            <w:tcMar>
+              <w:top w:type="dxa" w:w="60"/>
+              <w:left w:type="dxa" w:w="100"/>
+              <w:bottom w:type="dxa" w:w="60"/>
+              <w:right w:type="dxa" w:w="100"/>
+            </w:tcMar>
+            <w:vAlign w:val="center"/>
+          </w:tcPr>
+          <w:p>
+            <w:pPr>
+              <w:jc w:val="center"/>
+            </w:pPr>
+            <w:r>
+              <w:rPr>
+                <w:rFonts w:ascii="Arial" w:cs="Arial" w:eastAsia="Arial" w:hAnsi="Arial"/>
+                <w:b w:val="false"/>
+                <w:bCs w:val="false"/>
+                <w:color w:val="333333"/>
+                <w:sz w:val="16"/>
+                <w:szCs w:val="16"/>
+              </w:rPr>
+              <w:t xml:space="preserve">16</w:t>
+            </w:r>
+          </w:p>
+        </w:tc>
+        <w:tc>
+          <w:tcPr>
+            <w:tcBorders>
+              <w:top w:val="single" w:color="CCCCCC" w:sz="1"/>
+              <w:left w:val="single" w:color="CCCCCC" w:sz="1"/>
+              <w:bottom w:val="single" w:color="CCCCCC" w:sz="1"/>
+              <w:right w:val="single" w:color="CCCCCC" w:sz="1"/>
+            </w:tcBorders>
+            <w:shd w:fill="FFFFFF" w:color="FFFFFF" w:val="solid"/>
+            <w:tcMar>
+              <w:top w:type="dxa" w:w="60"/>
+              <w:left w:type="dxa" w:w="100"/>
+              <w:bottom w:type="dxa" w:w="60"/>
+              <w:right w:type="dxa" w:w="100"/>
+            </w:tcMar>
+            <w:vAlign w:val="center"/>
+          </w:tcPr>
+          <w:p>
+            <w:pPr>
+              <w:jc w:val="center"/>
+            </w:pPr>
+            <w:r>
+              <w:rPr>
+                <w:rFonts w:ascii="Arial" w:cs="Arial" w:eastAsia="Arial" w:hAnsi="Arial"/>
+                <w:b w:val="false"/>
+                <w:bCs w:val="false"/>
+                <w:color w:val="333333"/>
+                <w:sz w:val="16"/>
+                <w:szCs w:val="16"/>
+              </w:rPr>
+              <w:t xml:space="preserve">13</w:t>
+            </w:r>
+          </w:p>
+        </w:tc>
+        <w:tc>
+          <w:tcPr>
+            <w:tcBorders>
+              <w:top w:val="single" w:color="CCCCCC" w:sz="1"/>
+              <w:left w:val="single" w:color="CCCCCC" w:sz="1"/>
+              <w:bottom w:val="single" w:color="CCCCCC" w:sz="1"/>
+              <w:right w:val="single" w:color="CCCCCC" w:sz="1"/>
+            </w:tcBorders>
+            <w:shd w:fill="FFFFFF" w:color="FFFFFF" w:val="solid"/>
+            <w:tcMar>
+              <w:top w:type="dxa" w:w="60"/>
+              <w:left w:type="dxa" w:w="100"/>
+              <w:bottom w:type="dxa" w:w="60"/>
+              <w:right w:type="dxa" w:w="100"/>
+            </w:tcMar>
+            <w:vAlign w:val="center"/>
+          </w:tcPr>
+          <w:p>
+            <w:pPr>
+              <w:jc w:val="center"/>
+            </w:pPr>
+            <w:r>
+              <w:rPr>
+                <w:rFonts w:ascii="Arial" w:cs="Arial" w:eastAsia="Arial" w:hAnsi="Arial"/>
+                <w:b w:val="false"/>
+                <w:bCs w:val="false"/>
+                <w:color w:val="333333"/>
+                <w:sz w:val="16"/>
+                <w:szCs w:val="16"/>
+              </w:rPr>
+              <w:t xml:space="preserve">3</w:t>
+            </w:r>
+          </w:p>
+        </w:tc>
+        <w:tc>
+          <w:tcPr>
+            <w:tcBorders>
+              <w:top w:val="single" w:color="CCCCCC" w:sz="1"/>
+              <w:left w:val="single" w:color="CCCCCC" w:sz="1"/>
+              <w:bottom w:val="single" w:color="CCCCCC" w:sz="1"/>
+              <w:right w:val="single" w:color="CCCCCC" w:sz="1"/>
+            </w:tcBorders>
+            <w:shd w:fill="FFFFFF" w:color="FFFFFF" w:val="solid"/>
+            <w:tcMar>
+              <w:top w:type="dxa" w:w="60"/>
+              <w:left w:type="dxa" w:w="100"/>
+              <w:bottom w:type="dxa" w:w="60"/>
+              <w:right w:type="dxa" w:w="100"/>
+            </w:tcMar>
+            <w:vAlign w:val="center"/>
+          </w:tcPr>
+          <w:p>
+            <w:pPr>
+              <w:jc w:val="center"/>
+            </w:pPr>
+            <w:r>
+              <w:rPr>
+                <w:rFonts w:ascii="Arial" w:cs="Arial" w:eastAsia="Arial" w:hAnsi="Arial"/>
+                <w:b w:val="false"/>
+                <w:bCs w:val="false"/>
+                <w:color w:val="333333"/>
+                <w:sz w:val="16"/>
+                <w:szCs w:val="16"/>
+              </w:rPr>
+              <w:t xml:space="preserve">15</w:t>
+            </w:r>
+          </w:p>
+        </w:tc>
+        <w:tc>
+          <w:tcPr>
+            <w:tcBorders>
+              <w:top w:val="single" w:color="CCCCCC" w:sz="1"/>
+              <w:left w:val="single" w:color="CCCCCC" w:sz="1"/>
+              <w:bottom w:val="single" w:color="CCCCCC" w:sz="1"/>
+              <w:right w:val="single" w:color="CCCCCC" w:sz="1"/>
+            </w:tcBorders>
+            <w:shd w:fill="FFFFFF" w:color="FFFFFF" w:val="solid"/>
+            <w:tcMar>
+              <w:top w:type="dxa" w:w="60"/>
+              <w:left w:type="dxa" w:w="100"/>
+              <w:bottom w:type="dxa" w:w="60"/>
+              <w:right w:type="dxa" w:w="100"/>
+            </w:tcMar>
+            <w:vAlign w:val="center"/>
+          </w:tcPr>
+          <w:p>
+            <w:pPr>
+              <w:jc w:val="center"/>
+            </w:pPr>
+            <w:r>
+              <w:rPr>
+                <w:rFonts w:ascii="Arial" w:cs="Arial" w:eastAsia="Arial" w:hAnsi="Arial"/>
+                <w:b/>
+                <w:bCs/>
+                <w:color w:val="E74C3C"/>
+                <w:sz w:val="16"/>
+                <w:szCs w:val="16"/>
+              </w:rPr>
+              <w:t xml:space="preserve">1.15</w:t>
+            </w:r>
+          </w:p>
+        </w:tc>
+        <w:tc>
+          <w:tcPr>
+            <w:tcBorders>
+              <w:top w:val="single" w:color="CCCCCC" w:sz="1"/>
+              <w:left w:val="single" w:color="CCCCCC" w:sz="1"/>
+              <w:bottom w:val="single" w:color="CCCCCC" w:sz="1"/>
+              <w:right w:val="single" w:color="CCCCCC" w:sz="1"/>
+            </w:tcBorders>
+            <w:shd w:fill="FFFFFF" w:color="FFFFFF" w:val="solid"/>
+            <w:tcMar>
+              <w:top w:type="dxa" w:w="60"/>
+              <w:left w:type="dxa" w:w="100"/>
+              <w:bottom w:type="dxa" w:w="60"/>
+              <w:right w:type="dxa" w:w="100"/>
+            </w:tcMar>
+            <w:vAlign w:val="center"/>
+          </w:tcPr>
+          <w:p>
+            <w:pPr>
+              <w:jc w:val="center"/>
+            </w:pPr>
+            <w:r>
+              <w:rPr>
+                <w:rFonts w:ascii="Arial" w:cs="Arial" w:eastAsia="Arial" w:hAnsi="Arial"/>
+                <w:b w:val="false"/>
+                <w:bCs w:val="false"/>
+                <w:color w:val="333333"/>
+                <w:sz w:val="16"/>
+                <w:szCs w:val="16"/>
+              </w:rPr>
+              <w:t xml:space="preserve">12.1</w:t>
+            </w:r>
+          </w:p>
+        </w:tc>
+        <w:tc>
+          <w:tcPr>
+            <w:tcBorders>
+              <w:top w:val="single" w:color="CCCCCC" w:sz="1"/>
+              <w:left w:val="single" w:color="CCCCCC" w:sz="1"/>
+              <w:bottom w:val="single" w:color="CCCCCC" w:sz="1"/>
+              <w:right w:val="single" w:color="CCCCCC" w:sz="1"/>
+            </w:tcBorders>
+            <w:shd w:fill="FFFFFF" w:color="FFFFFF" w:val="solid"/>
+            <w:tcMar>
+              <w:top w:type="dxa" w:w="60"/>
+              <w:left w:type="dxa" w:w="100"/>
+              <w:bottom w:type="dxa" w:w="60"/>
+              <w:right w:type="dxa" w:w="100"/>
+            </w:tcMar>
+            <w:vAlign w:val="center"/>
+          </w:tcPr>
+          <w:p>
+            <w:pPr>
+              <w:jc w:val="center"/>
+            </w:pPr>
+            <w:r>
+              <w:rPr>
+                <w:rFonts w:ascii="Arial" w:cs="Arial" w:eastAsia="Arial" w:hAnsi="Arial"/>
+                <w:b w:val="false"/>
+                <w:bCs w:val="false"/>
+                <w:color w:val="333333"/>
+                <w:sz w:val="16"/>
+                <w:szCs w:val="16"/>
+              </w:rPr>
+              <w:t xml:space="preserve">42.8</w:t>
+            </w:r>
+          </w:p>
+        </w:tc>
+      </w:tr>
+      <w:tr>
+        <w:tc>
+          <w:tcPr>
+            <w:tcBorders>
+              <w:top w:val="single" w:color="CCCCCC" w:sz="1"/>
+              <w:left w:val="single" w:color="CCCCCC" w:sz="1"/>
+              <w:bottom w:val="single" w:color="CCCCCC" w:sz="1"/>
+              <w:right w:val="single" w:color="CCCCCC" w:sz="1"/>
+            </w:tcBorders>
+            <w:shd w:fill="F5F7FA" w:color="F5F7FA" w:val="solid"/>
+            <w:tcMar>
+              <w:top w:type="dxa" w:w="60"/>
+              <w:left w:type="dxa" w:w="100"/>
+              <w:bottom w:type="dxa" w:w="60"/>
+              <w:right w:type="dxa" w:w="100"/>
+            </w:tcMar>
+            <w:vAlign w:val="center"/>
+          </w:tcPr>
+          <w:p>
+            <w:pPr>
+              <w:jc w:val="left"/>
+            </w:pPr>
+            <w:r>
+              <w:rPr>
+                <w:rFonts w:ascii="Arial" w:cs="Arial" w:eastAsia="Arial" w:hAnsi="Arial"/>
+                <w:b w:val="false"/>
+                <w:bCs w:val="false"/>
+                <w:color w:val="333333"/>
+                <w:sz w:val="13"/>
+                <w:szCs w:val="13"/>
+              </w:rPr>
+              <w:t xml:space="preserve">川崎日航ホテル</w:t>
+            </w:r>
+          </w:p>
+        </w:tc>
+        <w:tc>
+          <w:tcPr>
+            <w:tcBorders>
+              <w:top w:val="single" w:color="CCCCCC" w:sz="1"/>
+              <w:left w:val="single" w:color="CCCCCC" w:sz="1"/>
+              <w:bottom w:val="single" w:color="CCCCCC" w:sz="1"/>
+              <w:right w:val="single" w:color="CCCCCC" w:sz="1"/>
+            </w:tcBorders>
+            <w:shd w:fill="F5F7FA" w:color="F5F7FA" w:val="solid"/>
+            <w:tcMar>
+              <w:top w:type="dxa" w:w="60"/>
+              <w:left w:type="dxa" w:w="100"/>
+              <w:bottom w:type="dxa" w:w="60"/>
+              <w:right w:type="dxa" w:w="100"/>
+            </w:tcMar>
+            <w:vAlign w:val="center"/>
+          </w:tcPr>
+          <w:p>
+            <w:pPr>
+              <w:jc w:val="center"/>
+            </w:pPr>
+            <w:r>
+              <w:rPr>
+                <w:rFonts w:ascii="Arial" w:cs="Arial" w:eastAsia="Arial" w:hAnsi="Arial"/>
+                <w:b w:val="false"/>
+                <w:bCs w:val="false"/>
+                <w:color w:val="333333"/>
+                <w:sz w:val="16"/>
+                <w:szCs w:val="16"/>
+              </w:rPr>
+              <w:t xml:space="preserve">27</w:t>
+            </w:r>
+          </w:p>
+        </w:tc>
+        <w:tc>
+          <w:tcPr>
+            <w:tcBorders>
+              <w:top w:val="single" w:color="CCCCCC" w:sz="1"/>
+              <w:left w:val="single" w:color="CCCCCC" w:sz="1"/>
+              <w:bottom w:val="single" w:color="CCCCCC" w:sz="1"/>
+              <w:right w:val="single" w:color="CCCCCC" w:sz="1"/>
+            </w:tcBorders>
+            <w:shd w:fill="F5F7FA" w:color="F5F7FA" w:val="solid"/>
+            <w:tcMar>
+              <w:top w:type="dxa" w:w="60"/>
+              <w:left w:type="dxa" w:w="100"/>
+              <w:bottom w:type="dxa" w:w="60"/>
+              <w:right w:type="dxa" w:w="100"/>
+            </w:tcMar>
+            <w:vAlign w:val="center"/>
+          </w:tcPr>
+          <w:p>
+            <w:pPr>
+              <w:jc w:val="center"/>
+            </w:pPr>
+            <w:r>
+              <w:rPr>
+                <w:rFonts w:ascii="Arial" w:cs="Arial" w:eastAsia="Arial" w:hAnsi="Arial"/>
+                <w:b w:val="false"/>
+                <w:bCs w:val="false"/>
+                <w:color w:val="333333"/>
+                <w:sz w:val="16"/>
+                <w:szCs w:val="16"/>
+              </w:rPr>
+              <w:t xml:space="preserve">16</w:t>
+            </w:r>
+          </w:p>
+        </w:tc>
+        <w:tc>
+          <w:tcPr>
+            <w:tcBorders>
+              <w:top w:val="single" w:color="CCCCCC" w:sz="1"/>
+              <w:left w:val="single" w:color="CCCCCC" w:sz="1"/>
+              <w:bottom w:val="single" w:color="CCCCCC" w:sz="1"/>
+              <w:right w:val="single" w:color="CCCCCC" w:sz="1"/>
+            </w:tcBorders>
+            <w:shd w:fill="F5F7FA" w:color="F5F7FA" w:val="solid"/>
+            <w:tcMar>
+              <w:top w:type="dxa" w:w="60"/>
+              <w:left w:type="dxa" w:w="100"/>
+              <w:bottom w:type="dxa" w:w="60"/>
+              <w:right w:type="dxa" w:w="100"/>
+            </w:tcMar>
+            <w:vAlign w:val="center"/>
+          </w:tcPr>
+          <w:p>
+            <w:pPr>
+              <w:jc w:val="center"/>
+            </w:pPr>
+            <w:r>
+              <w:rPr>
+                <w:rFonts w:ascii="Arial" w:cs="Arial" w:eastAsia="Arial" w:hAnsi="Arial"/>
+                <w:b w:val="false"/>
+                <w:bCs w:val="false"/>
+                <w:color w:val="333333"/>
+                <w:sz w:val="16"/>
+                <w:szCs w:val="16"/>
+              </w:rPr>
+              <w:t xml:space="preserve">3</w:t>
+            </w:r>
+          </w:p>
+        </w:tc>
+        <w:tc>
+          <w:tcPr>
+            <w:tcBorders>
+              <w:top w:val="single" w:color="CCCCCC" w:sz="1"/>
+              <w:left w:val="single" w:color="CCCCCC" w:sz="1"/>
+              <w:bottom w:val="single" w:color="CCCCCC" w:sz="1"/>
+              <w:right w:val="single" w:color="CCCCCC" w:sz="1"/>
+            </w:tcBorders>
+            <w:shd w:fill="F5F7FA" w:color="F5F7FA" w:val="solid"/>
+            <w:tcMar>
+              <w:top w:type="dxa" w:w="60"/>
+              <w:left w:type="dxa" w:w="100"/>
+              <w:bottom w:type="dxa" w:w="60"/>
+              <w:right w:type="dxa" w:w="100"/>
+            </w:tcMar>
+            <w:vAlign w:val="center"/>
+          </w:tcPr>
+          <w:p>
+            <w:pPr>
+              <w:jc w:val="center"/>
+            </w:pPr>
+            <w:r>
+              <w:rPr>
+                <w:rFonts w:ascii="Arial" w:cs="Arial" w:eastAsia="Arial" w:hAnsi="Arial"/>
+                <w:b w:val="false"/>
+                <w:bCs w:val="false"/>
+                <w:color w:val="333333"/>
+                <w:sz w:val="16"/>
+                <w:szCs w:val="16"/>
+              </w:rPr>
+              <w:t xml:space="preserve">25</w:t>
+            </w:r>
+          </w:p>
+        </w:tc>
+        <w:tc>
+          <w:tcPr>
+            <w:tcBorders>
+              <w:top w:val="single" w:color="CCCCCC" w:sz="1"/>
+              <w:left w:val="single" w:color="CCCCCC" w:sz="1"/>
+              <w:bottom w:val="single" w:color="CCCCCC" w:sz="1"/>
+              <w:right w:val="single" w:color="CCCCCC" w:sz="1"/>
+            </w:tcBorders>
+            <w:shd w:fill="F5F7FA" w:color="F5F7FA" w:val="solid"/>
+            <w:tcMar>
+              <w:top w:type="dxa" w:w="60"/>
+              <w:left w:type="dxa" w:w="100"/>
+              <w:bottom w:type="dxa" w:w="60"/>
+              <w:right w:type="dxa" w:w="100"/>
+            </w:tcMar>
+            <w:vAlign w:val="center"/>
+          </w:tcPr>
+          <w:p>
+            <w:pPr>
+              <w:jc w:val="center"/>
+            </w:pPr>
+            <w:r>
+              <w:rPr>
+                <w:rFonts w:ascii="Arial" w:cs="Arial" w:eastAsia="Arial" w:hAnsi="Arial"/>
+                <w:b/>
+                <w:bCs/>
+                <w:color w:val="E74C3C"/>
+                <w:sz w:val="16"/>
+                <w:szCs w:val="16"/>
+              </w:rPr>
+              <w:t xml:space="preserve">1.56</w:t>
+            </w:r>
+          </w:p>
+        </w:tc>
+        <w:tc>
+          <w:tcPr>
+            <w:tcBorders>
+              <w:top w:val="single" w:color="CCCCCC" w:sz="1"/>
+              <w:left w:val="single" w:color="CCCCCC" w:sz="1"/>
+              <w:bottom w:val="single" w:color="CCCCCC" w:sz="1"/>
+              <w:right w:val="single" w:color="CCCCCC" w:sz="1"/>
+            </w:tcBorders>
+            <w:shd w:fill="F5F7FA" w:color="F5F7FA" w:val="solid"/>
+            <w:tcMar>
+              <w:top w:type="dxa" w:w="60"/>
+              <w:left w:type="dxa" w:w="100"/>
+              <w:bottom w:type="dxa" w:w="60"/>
+              <w:right w:type="dxa" w:w="100"/>
+            </w:tcMar>
+            <w:vAlign w:val="center"/>
+          </w:tcPr>
+          <w:p>
+            <w:pPr>
+              <w:jc w:val="center"/>
+            </w:pPr>
+            <w:r>
+              <w:rPr>
+                <w:rFonts w:ascii="Arial" w:cs="Arial" w:eastAsia="Arial" w:hAnsi="Arial"/>
+                <w:b w:val="false"/>
+                <w:bCs w:val="false"/>
+                <w:color w:val="333333"/>
+                <w:sz w:val="16"/>
+                <w:szCs w:val="16"/>
+              </w:rPr>
+              <w:t xml:space="preserve">11.2</w:t>
+            </w:r>
+          </w:p>
+        </w:tc>
+        <w:tc>
+          <w:tcPr>
+            <w:tcBorders>
+              <w:top w:val="single" w:color="CCCCCC" w:sz="1"/>
+              <w:left w:val="single" w:color="CCCCCC" w:sz="1"/>
+              <w:bottom w:val="single" w:color="CCCCCC" w:sz="1"/>
+              <w:right w:val="single" w:color="CCCCCC" w:sz="1"/>
+            </w:tcBorders>
+            <w:shd w:fill="F5F7FA" w:color="F5F7FA" w:val="solid"/>
+            <w:tcMar>
+              <w:top w:type="dxa" w:w="60"/>
+              <w:left w:type="dxa" w:w="100"/>
+              <w:bottom w:type="dxa" w:w="60"/>
+              <w:right w:type="dxa" w:w="100"/>
+            </w:tcMar>
+            <w:vAlign w:val="center"/>
+          </w:tcPr>
+          <w:p>
+            <w:pPr>
+              <w:jc w:val="center"/>
+            </w:pPr>
+            <w:r>
+              <w:rPr>
+                <w:rFonts w:ascii="Arial" w:cs="Arial" w:eastAsia="Arial" w:hAnsi="Arial"/>
+                <w:b w:val="false"/>
+                <w:bCs w:val="false"/>
+                <w:color w:val="333333"/>
+                <w:sz w:val="16"/>
+                <w:szCs w:val="16"/>
+              </w:rPr>
+              <w:t xml:space="preserve">32.1</w:t>
             </w:r>
           </w:p>
         </w:tc>
@@ -13794,7 +13794,7 @@
           <w:sz w:val="20"/>
           <w:szCs w:val="20"/>
         </w:rPr>
-        <w:t xml:space="preserve">全68名のメイドからクレームが報告。上位集中是正で全体品質向上が可能。</w:t>
+        <w:t xml:space="preserve">全111名のメイドからクレームが報告。上位集中是正で全体品質向上が可能。</w:t>
       </w:r>
     </w:p>
     <w:p>
@@ -13912,7 +13912,7 @@
           <w:sz w:val="20"/>
           <w:szCs w:val="20"/>
         </w:rPr>
-        <w:t xml:space="preserve">チェッカー58名の指摘実績を分析。見逃し傾向のあるチェッカーの底上げが重要。</w:t>
+        <w:t xml:space="preserve">チェッカー85名の指摘実績を分析。見逃し傾向のあるチェッカーの底上げが重要。</w:t>
       </w:r>
     </w:p>
     <w:p>
@@ -14030,7 +14030,7 @@
           <w:sz w:val="20"/>
           <w:szCs w:val="20"/>
         </w:rPr>
-        <w:t xml:space="preserve">メイド1日あたり清掃室数の平均10.2室。個人差が大きく標準化が課題。</w:t>
+        <w:t xml:space="preserve">メイド1日あたり清掃室数の平均11.1室。個人差が大きく標準化が課題。</w:t>
       </w:r>
     </w:p>
     <w:p>
